--- a/pr-preview/pr-334/functions.docx
+++ b/pr-preview/pr-334/functions.docx
@@ -15,7 +15,7 @@
         <w:pStyle w:val="Date"/>
       </w:pPr>
       <w:r>
-        <w:t xml:space="preserve">Last modified: 2026-10-16 11:06:52 (PDT)</w:t>
+        <w:t xml:space="preserve">Last modified: 2026-10-16 22:37:53 (PDT)</w:t>
       </w:r>
     </w:p>
     <w:p>
@@ -71,7 +71,7 @@
         <w:t xml:space="preserve">page.</w:t>
       </w:r>
     </w:p>
-    <w:bookmarkStart w:id="42" w:name="functions"/>
+    <w:bookmarkStart w:id="55" w:name="functions"/>
     <w:p>
       <w:pPr>
         <w:pStyle w:val="Heading2"/>
@@ -249,186 +249,7 @@
     </w:p>
     <w:p>
       <w:pPr>
-        <w:pStyle w:val="Compact"/>
-        <w:numPr>
-          <w:ilvl w:val="0"/>
-          <w:numId w:val="1001"/>
-        </w:numPr>
-      </w:pPr>
-      <w:r>
-        <w:t xml:space="preserve">The element</w:t>
-      </w:r>
-      <w:r>
-        <w:t xml:space="preserve"> </w:t>
-      </w:r>
-      <m:oMath>
-        <m:r>
-          <m:t>a</m:t>
-        </m:r>
-        <m:r>
-          <m:rPr>
-            <m:sty m:val="p"/>
-          </m:rPr>
-          <m:t>∈</m:t>
-        </m:r>
-        <m:r>
-          <m:t>A</m:t>
-        </m:r>
-      </m:oMath>
-      <w:r>
-        <w:t xml:space="preserve"> </w:t>
-      </w:r>
-      <w:r>
-        <w:t xml:space="preserve">is called the</w:t>
-      </w:r>
-      <w:r>
-        <w:t xml:space="preserve"> </w:t>
-      </w:r>
-      <w:r>
-        <w:rPr>
-          <w:b/>
-          <w:bCs/>
-        </w:rPr>
-        <w:t xml:space="preserve">argument</w:t>
-      </w:r>
-      <w:r>
-        <w:t xml:space="preserve"> </w:t>
-      </w:r>
-      <w:r>
-        <w:t xml:space="preserve">(or</w:t>
-      </w:r>
-      <w:r>
-        <w:t xml:space="preserve"> </w:t>
-      </w:r>
-      <w:r>
-        <w:rPr>
-          <w:b/>
-          <w:bCs/>
-        </w:rPr>
-        <w:t xml:space="preserve">input</w:t>
-      </w:r>
-      <w:r>
-        <w:t xml:space="preserve">) to</w:t>
-      </w:r>
-      <w:r>
-        <w:t xml:space="preserve"> </w:t>
-      </w:r>
-      <m:oMath>
-        <m:r>
-          <m:t>f</m:t>
-        </m:r>
-      </m:oMath>
-      <w:r>
-        <w:t xml:space="preserve">.</w:t>
-      </w:r>
-    </w:p>
-    <w:p>
-      <w:pPr>
-        <w:pStyle w:val="Compact"/>
-        <w:numPr>
-          <w:ilvl w:val="0"/>
-          <w:numId w:val="1001"/>
-        </w:numPr>
-      </w:pPr>
-      <w:r>
-        <w:t xml:space="preserve">The assigned element</w:t>
-      </w:r>
-      <w:r>
-        <w:t xml:space="preserve"> </w:t>
-      </w:r>
-      <m:oMath>
-        <m:r>
-          <m:t>f</m:t>
-        </m:r>
-        <m:r>
-          <m:rPr>
-            <m:sty m:val="p"/>
-          </m:rPr>
-          <m:t>(</m:t>
-        </m:r>
-        <m:r>
-          <m:t>a</m:t>
-        </m:r>
-        <m:r>
-          <m:rPr>
-            <m:sty m:val="p"/>
-          </m:rPr>
-          <m:t>)</m:t>
-        </m:r>
-        <m:r>
-          <m:rPr>
-            <m:sty m:val="p"/>
-          </m:rPr>
-          <m:t>∈</m:t>
-        </m:r>
-        <m:r>
-          <m:t>B</m:t>
-        </m:r>
-      </m:oMath>
-      <w:r>
-        <w:t xml:space="preserve"> </w:t>
-      </w:r>
-      <w:r>
-        <w:t xml:space="preserve">is called the</w:t>
-      </w:r>
-      <w:r>
-        <w:t xml:space="preserve"> </w:t>
-      </w:r>
-      <w:r>
-        <w:rPr>
-          <w:b/>
-          <w:bCs/>
-        </w:rPr>
-        <w:t xml:space="preserve">value</w:t>
-      </w:r>
-      <w:r>
-        <w:t xml:space="preserve"> </w:t>
-      </w:r>
-      <w:r>
-        <w:t xml:space="preserve">(or</w:t>
-      </w:r>
-      <w:r>
-        <w:t xml:space="preserve"> </w:t>
-      </w:r>
-      <w:r>
-        <w:rPr>
-          <w:b/>
-          <w:bCs/>
-        </w:rPr>
-        <w:t xml:space="preserve">output</w:t>
-      </w:r>
-      <w:r>
-        <w:t xml:space="preserve">) of</w:t>
-      </w:r>
-      <w:r>
-        <w:t xml:space="preserve"> </w:t>
-      </w:r>
-      <m:oMath>
-        <m:r>
-          <m:t>f</m:t>
-        </m:r>
-      </m:oMath>
-      <w:r>
-        <w:t xml:space="preserve"> </w:t>
-      </w:r>
-      <w:r>
-        <w:t xml:space="preserve">at</w:t>
-      </w:r>
-      <w:r>
-        <w:t xml:space="preserve"> </w:t>
-      </w:r>
-      <m:oMath>
-        <m:r>
-          <m:t>a</m:t>
-        </m:r>
-      </m:oMath>
-      <w:r>
-        <w:t xml:space="preserve">.</w:t>
-      </w:r>
-    </w:p>
-    <w:p>
-      <w:pPr>
-        <w:pStyle w:val="FirstParagraph"/>
+        <w:pStyle w:val="BodyText"/>
       </w:pPr>
       <w:r>
         <w:t xml:space="preserve">A function is also called a</w:t>
@@ -769,7 +590,7 @@
       </w:r>
     </w:p>
     <w:bookmarkEnd w:id="11"/>
-    <w:bookmarkStart w:id="13" w:name="def-relation"/>
+    <w:bookmarkStart w:id="12" w:name="def-argument"/>
     <w:p>
       <w:pPr>
         <w:pStyle w:val="BodyText"/>
@@ -779,13 +600,13 @@
           <w:b/>
           <w:bCs/>
         </w:rPr>
-        <w:t xml:space="preserve">Definition 2 (Relation)</w:t>
-      </w:r>
-      <w:r>
-        <w:t xml:space="preserve"> </w:t>
-      </w:r>
-      <w:r>
-        <w:t xml:space="preserve">A</w:t>
+        <w:t xml:space="preserve">Definition 2 (Argument (input))</w:t>
+      </w:r>
+      <w:r>
+        <w:t xml:space="preserve"> </w:t>
+      </w:r>
+      <w:r>
+        <w:t xml:space="preserve">An</w:t>
       </w:r>
       <w:r>
         <w:t xml:space="preserve"> </w:t>
@@ -795,405 +616,26 @@
           <w:b/>
           <w:bCs/>
         </w:rPr>
-        <w:t xml:space="preserve">relation</w:t>
-      </w:r>
-      <w:r>
-        <w:t xml:space="preserve"> </w:t>
-      </w:r>
-      <m:oMath>
-        <m:r>
-          <m:rPr>
-            <m:sty m:val="p"/>
-          </m:rPr>
-          <m:t>∼</m:t>
-        </m:r>
-      </m:oMath>
-      <w:r>
-        <w:t xml:space="preserve"> </w:t>
-      </w:r>
-      <w:r>
-        <w:t xml:space="preserve">on a set</w:t>
-      </w:r>
-      <w:r>
-        <w:t xml:space="preserve"> </w:t>
-      </w:r>
-      <m:oMath>
-        <m:r>
-          <m:t>S</m:t>
-        </m:r>
-      </m:oMath>
-      <w:r>
-        <w:t xml:space="preserve"> </w:t>
-      </w:r>
-      <w:r>
-        <w:t xml:space="preserve">is a rule that,</w:t>
-      </w:r>
-      <w:r>
-        <w:t xml:space="preserve"> </w:t>
-      </w:r>
-      <w:r>
-        <w:t xml:space="preserve">for each</w:t>
-      </w:r>
-      <w:r>
-        <w:t xml:space="preserve"> </w:t>
-      </w:r>
-      <w:hyperlink r:id="rId12">
-        <w:r>
-          <w:rPr>
-            <w:rStyle w:val="Hyperlink"/>
-          </w:rPr>
-          <w:t xml:space="preserve">ordered pair</w:t>
-        </w:r>
-      </w:hyperlink>
-      <w:r>
-        <w:t xml:space="preserve"> </w:t>
-      </w:r>
-      <w:r>
-        <w:t xml:space="preserve">of elements</w:t>
-      </w:r>
-      <w:r>
-        <w:t xml:space="preserve"> </w:t>
-      </w:r>
-      <m:oMath>
-        <m:r>
-          <m:t>a</m:t>
-        </m:r>
-        <m:r>
-          <m:rPr>
-            <m:sty m:val="p"/>
-          </m:rPr>
-          <m:t>,</m:t>
-        </m:r>
-        <m:r>
-          <m:t>b</m:t>
-        </m:r>
-        <m:r>
-          <m:rPr>
-            <m:sty m:val="p"/>
-          </m:rPr>
-          <m:t>∈</m:t>
-        </m:r>
-        <m:r>
-          <m:t>S</m:t>
-        </m:r>
-      </m:oMath>
-      <w:r>
-        <w:t xml:space="preserve">,</w:t>
-      </w:r>
-      <w:r>
-        <w:t xml:space="preserve"> </w:t>
-      </w:r>
-      <w:r>
-        <w:t xml:space="preserve">says whether</w:t>
-      </w:r>
-      <w:r>
-        <w:t xml:space="preserve"> </w:t>
-      </w:r>
-      <m:oMath>
-        <m:r>
-          <m:t>a</m:t>
-        </m:r>
-        <m:r>
-          <m:rPr>
-            <m:sty m:val="p"/>
-          </m:rPr>
-          <m:t>∼</m:t>
-        </m:r>
-        <m:r>
-          <m:t>b</m:t>
-        </m:r>
-      </m:oMath>
-      <w:r>
-        <w:t xml:space="preserve"> </w:t>
-      </w:r>
-      <w:r>
-        <w:t xml:space="preserve">holds (</w:t>
-      </w:r>
-      <w:r>
-        <w:t xml:space="preserve">“</w:t>
-      </w:r>
-      <m:oMath>
-        <m:r>
-          <m:t>a</m:t>
-        </m:r>
-      </m:oMath>
-      <w:r>
-        <w:t xml:space="preserve"> </w:t>
-      </w:r>
-      <w:r>
-        <w:t xml:space="preserve">is related to</w:t>
-      </w:r>
-      <w:r>
-        <w:t xml:space="preserve"> </w:t>
-      </w:r>
-      <m:oMath>
-        <m:r>
-          <m:t>b</m:t>
-        </m:r>
-      </m:oMath>
-      <w:r>
-        <w:t xml:space="preserve">”</w:t>
-      </w:r>
-      <w:r>
-        <w:t xml:space="preserve">).</w:t>
-      </w:r>
-    </w:p>
-    <w:bookmarkEnd w:id="13"/>
-    <w:bookmarkStart w:id="14" w:name="exm-relation"/>
-    <w:p>
-      <w:pPr>
-        <w:pStyle w:val="BodyText"/>
-      </w:pPr>
+        <w:t xml:space="preserve">argument</w:t>
+      </w:r>
+      <w:r>
+        <w:t xml:space="preserve"> </w:t>
+      </w:r>
+      <w:r>
+        <w:t xml:space="preserve">(or</w:t>
+      </w:r>
+      <w:r>
+        <w:t xml:space="preserve"> </w:t>
+      </w:r>
       <w:r>
         <w:rPr>
           <w:b/>
           <w:bCs/>
         </w:rPr>
-        <w:t xml:space="preserve">Example 2 (Relations on the real numbers)</w:t>
-      </w:r>
-      <w:r>
-        <w:t xml:space="preserve"> </w:t>
-      </w:r>
-      <m:oMath>
-        <m:r>
-          <m:rPr>
-            <m:sty m:val="p"/>
-          </m:rPr>
-          <m:t>=</m:t>
-        </m:r>
-      </m:oMath>
-      <w:r>
-        <w:t xml:space="preserve">,</w:t>
-      </w:r>
-      <w:r>
-        <w:t xml:space="preserve"> </w:t>
-      </w:r>
-      <m:oMath>
-        <m:r>
-          <m:rPr>
-            <m:sty m:val="p"/>
-          </m:rPr>
-          <m:t>&lt;</m:t>
-        </m:r>
-      </m:oMath>
-      <w:r>
-        <w:t xml:space="preserve"> </w:t>
-      </w:r>
-      <w:r>
-        <w:t xml:space="preserve">and</w:t>
-      </w:r>
-      <w:r>
-        <w:t xml:space="preserve"> </w:t>
-      </w:r>
-      <m:oMath>
-        <m:r>
-          <m:rPr>
-            <m:sty m:val="p"/>
-          </m:rPr>
-          <m:t>≤</m:t>
-        </m:r>
-      </m:oMath>
-      <w:r>
-        <w:t xml:space="preserve"> </w:t>
-      </w:r>
-      <w:r>
-        <w:t xml:space="preserve">are relations on</w:t>
-      </w:r>
-      <w:r>
-        <w:t xml:space="preserve"> </w:t>
-      </w:r>
-      <m:oMath>
-        <m:r>
-          <m:rPr>
-            <m:scr m:val="double-struck"/>
-            <m:sty m:val="p"/>
-          </m:rPr>
-          <m:t>R</m:t>
-        </m:r>
-      </m:oMath>
-      <w:r>
-        <w:t xml:space="preserve">.</w:t>
-      </w:r>
-      <w:r>
-        <w:t xml:space="preserve"> </w:t>
-      </w:r>
-      <w:r>
-        <w:t xml:space="preserve">For</w:t>
-      </w:r>
-      <w:r>
-        <w:t xml:space="preserve"> </w:t>
-      </w:r>
-      <m:oMath>
-        <m:r>
-          <m:rPr>
-            <m:sty m:val="p"/>
-          </m:rPr>
-          <m:t>&lt;</m:t>
-        </m:r>
-      </m:oMath>
-      <w:r>
-        <w:t xml:space="preserve">, the pair</w:t>
-      </w:r>
-      <w:r>
-        <w:t xml:space="preserve"> </w:t>
-      </w:r>
-      <m:oMath>
-        <m:r>
-          <m:rPr>
-            <m:sty m:val="p"/>
-          </m:rPr>
-          <m:t>(</m:t>
-        </m:r>
-        <m:r>
-          <m:t>2</m:t>
-        </m:r>
-        <m:r>
-          <m:rPr>
-            <m:sty m:val="p"/>
-          </m:rPr>
-          <m:t>,</m:t>
-        </m:r>
-        <m:r>
-          <m:t>5</m:t>
-        </m:r>
-        <m:r>
-          <m:rPr>
-            <m:sty m:val="p"/>
-          </m:rPr>
-          <m:t>)</m:t>
-        </m:r>
-      </m:oMath>
-      <w:r>
-        <w:t xml:space="preserve"> </w:t>
-      </w:r>
-      <w:r>
-        <w:t xml:space="preserve">is related, since</w:t>
-      </w:r>
-      <w:r>
-        <w:t xml:space="preserve"> </w:t>
-      </w:r>
-      <m:oMath>
-        <m:r>
-          <m:t>2</m:t>
-        </m:r>
-        <m:r>
-          <m:rPr>
-            <m:sty m:val="p"/>
-          </m:rPr>
-          <m:t>&lt;</m:t>
-        </m:r>
-        <m:r>
-          <m:t>5</m:t>
-        </m:r>
-      </m:oMath>
-      <w:r>
-        <w:t xml:space="preserve">,</w:t>
-      </w:r>
-      <w:r>
-        <w:t xml:space="preserve"> </w:t>
-      </w:r>
-      <w:r>
-        <w:t xml:space="preserve">but the pair</w:t>
-      </w:r>
-      <w:r>
-        <w:t xml:space="preserve"> </w:t>
-      </w:r>
-      <m:oMath>
-        <m:r>
-          <m:rPr>
-            <m:sty m:val="p"/>
-          </m:rPr>
-          <m:t>(</m:t>
-        </m:r>
-        <m:r>
-          <m:t>5</m:t>
-        </m:r>
-        <m:r>
-          <m:rPr>
-            <m:sty m:val="p"/>
-          </m:rPr>
-          <m:t>,</m:t>
-        </m:r>
-        <m:r>
-          <m:t>2</m:t>
-        </m:r>
-        <m:r>
-          <m:rPr>
-            <m:sty m:val="p"/>
-          </m:rPr>
-          <m:t>)</m:t>
-        </m:r>
-      </m:oMath>
-      <w:r>
-        <w:t xml:space="preserve"> </w:t>
-      </w:r>
-      <w:r>
-        <w:t xml:space="preserve">is not, since</w:t>
-      </w:r>
-      <w:r>
-        <w:t xml:space="preserve"> </w:t>
-      </w:r>
-      <m:oMath>
-        <m:r>
-          <m:t>5</m:t>
-        </m:r>
-        <m:r>
-          <m:rPr>
-            <m:sty m:val="p"/>
-          </m:rPr>
-          <m:t>&lt;</m:t>
-        </m:r>
-        <m:r>
-          <m:t>2</m:t>
-        </m:r>
-      </m:oMath>
-      <w:r>
-        <w:t xml:space="preserve"> </w:t>
-      </w:r>
-      <w:r>
-        <w:t xml:space="preserve">is false:</w:t>
-      </w:r>
-      <w:r>
-        <w:t xml:space="preserve"> </w:t>
-      </w:r>
-      <w:r>
-        <w:t xml:space="preserve">the order of the pair matters.</w:t>
-      </w:r>
-    </w:p>
-    <w:bookmarkEnd w:id="14"/>
-    <w:bookmarkStart w:id="15" w:name="def-domain"/>
-    <w:p>
-      <w:pPr>
-        <w:pStyle w:val="BodyText"/>
-      </w:pPr>
-      <w:r>
-        <w:rPr>
-          <w:b/>
-          <w:bCs/>
-        </w:rPr>
-        <w:t xml:space="preserve">Definition 3 (Domain)</w:t>
-      </w:r>
-      <w:r>
-        <w:t xml:space="preserve"> </w:t>
-      </w:r>
-      <w:r>
-        <w:t xml:space="preserve">The</w:t>
-      </w:r>
-      <w:r>
-        <w:t xml:space="preserve"> </w:t>
-      </w:r>
-      <w:r>
-        <w:rPr>
-          <w:b/>
-          <w:bCs/>
-        </w:rPr>
-        <w:t xml:space="preserve">domain</w:t>
-      </w:r>
-      <w:r>
-        <w:t xml:space="preserve"> </w:t>
-      </w:r>
-      <w:r>
-        <w:t xml:space="preserve">of a</w:t>
+        <w:t xml:space="preserve">input</w:t>
+      </w:r>
+      <w:r>
+        <w:t xml:space="preserve">) of a</w:t>
       </w:r>
       <w:r>
         <w:t xml:space="preserve"> </w:t>
@@ -1236,12 +678,21 @@
         <w:t xml:space="preserve"> </w:t>
       </w:r>
       <w:r>
-        <w:t xml:space="preserve">is the set</w:t>
-      </w:r>
-      <w:r>
-        <w:t xml:space="preserve"> </w:t>
-      </w:r>
-      <m:oMath>
+        <w:t xml:space="preserve">is an element</w:t>
+      </w:r>
+      <w:r>
+        <w:t xml:space="preserve"> </w:t>
+      </w:r>
+      <m:oMath>
+        <m:r>
+          <m:t>a</m:t>
+        </m:r>
+        <m:r>
+          <m:rPr>
+            <m:sty m:val="p"/>
+          </m:rPr>
+          <m:t>∈</m:t>
+        </m:r>
         <m:r>
           <m:t>A</m:t>
         </m:r>
@@ -1250,7 +701,7 @@
         <w:t xml:space="preserve"> </w:t>
       </w:r>
       <w:r>
-        <w:t xml:space="preserve">of elements that</w:t>
+        <w:t xml:space="preserve">that</w:t>
       </w:r>
       <w:r>
         <w:t xml:space="preserve"> </w:t>
@@ -1264,11 +715,11 @@
         <w:t xml:space="preserve"> </w:t>
       </w:r>
       <w:r>
-        <w:t xml:space="preserve">assigns values to.</w:t>
+        <w:t xml:space="preserve">is applied to.</w:t>
       </w:r>
     </w:p>
-    <w:bookmarkEnd w:id="15"/>
-    <w:bookmarkStart w:id="16" w:name="def-codomain"/>
+    <w:bookmarkEnd w:id="12"/>
+    <w:bookmarkStart w:id="13" w:name="exm-argument"/>
     <w:p>
       <w:pPr>
         <w:pStyle w:val="BodyText"/>
@@ -1278,29 +729,277 @@
           <w:b/>
           <w:bCs/>
         </w:rPr>
-        <w:t xml:space="preserve">Definition 4 (Codomain)</w:t>
-      </w:r>
-      <w:r>
-        <w:t xml:space="preserve"> </w:t>
-      </w:r>
-      <w:r>
-        <w:t xml:space="preserve">The</w:t>
-      </w:r>
-      <w:r>
-        <w:t xml:space="preserve"> </w:t>
-      </w:r>
+        <w:t xml:space="preserve">Example 2 (Arguments of doubling a die roll)</w:t>
+      </w:r>
+      <w:r>
+        <w:t xml:space="preserve"> </w:t>
+      </w:r>
+      <w:r>
+        <w:t xml:space="preserve">For the function</w:t>
+      </w:r>
+      <w:r>
+        <w:t xml:space="preserve"> </w:t>
+      </w:r>
+      <m:oMath>
+        <m:r>
+          <m:t>f</m:t>
+        </m:r>
+        <m:r>
+          <m:rPr>
+            <m:sty m:val="p"/>
+          </m:rPr>
+          <m:t>(</m:t>
+        </m:r>
+        <m:r>
+          <m:t>a</m:t>
+        </m:r>
+        <m:r>
+          <m:rPr>
+            <m:sty m:val="p"/>
+          </m:rPr>
+          <m:t>)</m:t>
+        </m:r>
+        <m:r>
+          <m:rPr>
+            <m:sty m:val="p"/>
+          </m:rPr>
+          <m:t>=</m:t>
+        </m:r>
+        <m:r>
+          <m:t>2</m:t>
+        </m:r>
+        <m:r>
+          <m:t>a</m:t>
+        </m:r>
+      </m:oMath>
+      <w:r>
+        <w:t xml:space="preserve"> </w:t>
+      </w:r>
+      <w:r>
+        <w:t xml:space="preserve">in</w:t>
+      </w:r>
+      <w:r>
+        <w:t xml:space="preserve"> </w:t>
+      </w:r>
+      <w:hyperlink w:anchor="exm-function">
+        <w:r>
+          <w:rPr>
+            <w:rStyle w:val="Hyperlink"/>
+          </w:rPr>
+          <w:t xml:space="preserve">Example 1</w:t>
+        </w:r>
+      </w:hyperlink>
+      <w:r>
+        <w:t xml:space="preserve">,</w:t>
+      </w:r>
+      <w:r>
+        <w:t xml:space="preserve"> </w:t>
+      </w:r>
+      <w:r>
+        <w:t xml:space="preserve">the roll</w:t>
+      </w:r>
+      <w:r>
+        <w:t xml:space="preserve"> </w:t>
+      </w:r>
+      <m:oMath>
+        <m:r>
+          <m:t>3</m:t>
+        </m:r>
+      </m:oMath>
+      <w:r>
+        <w:t xml:space="preserve"> </w:t>
+      </w:r>
+      <w:r>
+        <w:t xml:space="preserve">is an argument of</w:t>
+      </w:r>
+      <w:r>
+        <w:t xml:space="preserve"> </w:t>
+      </w:r>
+      <m:oMath>
+        <m:r>
+          <m:t>f</m:t>
+        </m:r>
+      </m:oMath>
+      <w:r>
+        <w:t xml:space="preserve">,</w:t>
+      </w:r>
+      <w:r>
+        <w:t xml:space="preserve"> </w:t>
+      </w:r>
+      <w:r>
+        <w:t xml:space="preserve">because</w:t>
+      </w:r>
+      <w:r>
+        <w:t xml:space="preserve"> </w:t>
+      </w:r>
+      <m:oMath>
+        <m:r>
+          <m:t>f</m:t>
+        </m:r>
+      </m:oMath>
+      <w:r>
+        <w:t xml:space="preserve"> </w:t>
+      </w:r>
+      <w:r>
+        <w:t xml:space="preserve">can be applied to it.</w:t>
+      </w:r>
+      <w:r>
+        <w:t xml:space="preserve"> </w:t>
+      </w:r>
+      <w:r>
+        <w:t xml:space="preserve">The number</w:t>
+      </w:r>
+      <w:r>
+        <w:t xml:space="preserve"> </w:t>
+      </w:r>
+      <m:oMath>
+        <m:r>
+          <m:t>7</m:t>
+        </m:r>
+      </m:oMath>
+      <w:r>
+        <w:t xml:space="preserve"> </w:t>
+      </w:r>
+      <w:r>
+        <w:t xml:space="preserve">is not an argument of</w:t>
+      </w:r>
+      <w:r>
+        <w:t xml:space="preserve"> </w:t>
+      </w:r>
+      <m:oMath>
+        <m:r>
+          <m:t>f</m:t>
+        </m:r>
+      </m:oMath>
+      <w:r>
+        <w:t xml:space="preserve">,</w:t>
+      </w:r>
+      <w:r>
+        <w:t xml:space="preserve"> </w:t>
+      </w:r>
+      <w:r>
+        <w:t xml:space="preserve">because it is not an element of</w:t>
+      </w:r>
+      <w:r>
+        <w:t xml:space="preserve"> </w:t>
+      </w:r>
+      <m:oMath>
+        <m:r>
+          <m:t>​</m:t>
+        </m:r>
+        <m:d>
+          <m:dPr>
+            <m:begChr m:val="{"/>
+            <m:sepChr m:val=""/>
+            <m:endChr m:val="}"/>
+            <m:grow/>
+          </m:dPr>
+          <m:e>
+            <m:r>
+              <m:t>1</m:t>
+            </m:r>
+            <m:r>
+              <m:rPr>
+                <m:sty m:val="p"/>
+              </m:rPr>
+              <m:t>,</m:t>
+            </m:r>
+            <m:r>
+              <m:t>2</m:t>
+            </m:r>
+            <m:r>
+              <m:rPr>
+                <m:sty m:val="p"/>
+              </m:rPr>
+              <m:t>,</m:t>
+            </m:r>
+            <m:r>
+              <m:t>3</m:t>
+            </m:r>
+            <m:r>
+              <m:rPr>
+                <m:sty m:val="p"/>
+              </m:rPr>
+              <m:t>,</m:t>
+            </m:r>
+            <m:r>
+              <m:t>4</m:t>
+            </m:r>
+            <m:r>
+              <m:rPr>
+                <m:sty m:val="p"/>
+              </m:rPr>
+              <m:t>,</m:t>
+            </m:r>
+            <m:r>
+              <m:t>5</m:t>
+            </m:r>
+            <m:r>
+              <m:rPr>
+                <m:sty m:val="p"/>
+              </m:rPr>
+              <m:t>,</m:t>
+            </m:r>
+            <m:r>
+              <m:t>6</m:t>
+            </m:r>
+          </m:e>
+        </m:d>
+        <m:r>
+          <m:t>​</m:t>
+        </m:r>
+      </m:oMath>
+      <w:r>
+        <w:t xml:space="preserve">.</w:t>
+      </w:r>
+    </w:p>
+    <w:bookmarkEnd w:id="13"/>
+    <w:bookmarkStart w:id="14" w:name="def-value"/>
+    <w:p>
+      <w:pPr>
+        <w:pStyle w:val="BodyText"/>
+      </w:pPr>
       <w:r>
         <w:rPr>
           <w:b/>
           <w:bCs/>
         </w:rPr>
-        <w:t xml:space="preserve">codomain</w:t>
-      </w:r>
-      <w:r>
-        <w:t xml:space="preserve"> </w:t>
-      </w:r>
-      <w:r>
-        <w:t xml:space="preserve">of a</w:t>
+        <w:t xml:space="preserve">Definition 3 (Value (output))</w:t>
+      </w:r>
+      <w:r>
+        <w:t xml:space="preserve"> </w:t>
+      </w:r>
+      <w:r>
+        <w:t xml:space="preserve">The</w:t>
+      </w:r>
+      <w:r>
+        <w:t xml:space="preserve"> </w:t>
+      </w:r>
+      <w:r>
+        <w:rPr>
+          <w:b/>
+          <w:bCs/>
+        </w:rPr>
+        <w:t xml:space="preserve">value</w:t>
+      </w:r>
+      <w:r>
+        <w:t xml:space="preserve"> </w:t>
+      </w:r>
+      <w:r>
+        <w:t xml:space="preserve">(or</w:t>
+      </w:r>
+      <w:r>
+        <w:t xml:space="preserve"> </w:t>
+      </w:r>
+      <w:r>
+        <w:rPr>
+          <w:b/>
+          <w:bCs/>
+        </w:rPr>
+        <w:t xml:space="preserve">output</w:t>
+      </w:r>
+      <w:r>
+        <w:t xml:space="preserve">) of a</w:t>
       </w:r>
       <w:r>
         <w:t xml:space="preserve"> </w:t>
@@ -1343,12 +1042,70 @@
         <w:t xml:space="preserve"> </w:t>
       </w:r>
       <w:r>
-        <w:t xml:space="preserve">is the set</w:t>
-      </w:r>
-      <w:r>
-        <w:t xml:space="preserve"> </w:t>
-      </w:r>
-      <m:oMath>
+        <w:t xml:space="preserve">at an</w:t>
+      </w:r>
+      <w:r>
+        <w:t xml:space="preserve"> </w:t>
+      </w:r>
+      <w:hyperlink w:anchor="def-argument">
+        <w:r>
+          <w:rPr>
+            <w:rStyle w:val="Hyperlink"/>
+          </w:rPr>
+          <w:t xml:space="preserve">argument</w:t>
+        </w:r>
+      </w:hyperlink>
+      <w:r>
+        <w:t xml:space="preserve"> </w:t>
+      </w:r>
+      <m:oMath>
+        <m:r>
+          <m:t>a</m:t>
+        </m:r>
+        <m:r>
+          <m:rPr>
+            <m:sty m:val="p"/>
+          </m:rPr>
+          <m:t>∈</m:t>
+        </m:r>
+        <m:r>
+          <m:t>A</m:t>
+        </m:r>
+      </m:oMath>
+      <w:r>
+        <w:t xml:space="preserve"> </w:t>
+      </w:r>
+      <w:r>
+        <w:t xml:space="preserve">is the element</w:t>
+      </w:r>
+      <w:r>
+        <w:t xml:space="preserve"> </w:t>
+      </w:r>
+      <m:oMath>
+        <m:r>
+          <m:t>f</m:t>
+        </m:r>
+        <m:r>
+          <m:rPr>
+            <m:sty m:val="p"/>
+          </m:rPr>
+          <m:t>(</m:t>
+        </m:r>
+        <m:r>
+          <m:t>a</m:t>
+        </m:r>
+        <m:r>
+          <m:rPr>
+            <m:sty m:val="p"/>
+          </m:rPr>
+          <m:t>)</m:t>
+        </m:r>
+        <m:r>
+          <m:rPr>
+            <m:sty m:val="p"/>
+          </m:rPr>
+          <m:t>∈</m:t>
+        </m:r>
         <m:r>
           <m:t>B</m:t>
         </m:r>
@@ -1357,11 +1114,36 @@
         <w:t xml:space="preserve"> </w:t>
       </w:r>
       <w:r>
-        <w:t xml:space="preserve">that its values are required to lie in.</w:t>
+        <w:t xml:space="preserve">that</w:t>
+      </w:r>
+      <w:r>
+        <w:t xml:space="preserve"> </w:t>
+      </w:r>
+      <m:oMath>
+        <m:r>
+          <m:t>f</m:t>
+        </m:r>
+      </m:oMath>
+      <w:r>
+        <w:t xml:space="preserve"> </w:t>
+      </w:r>
+      <w:r>
+        <w:t xml:space="preserve">assigns to</w:t>
+      </w:r>
+      <w:r>
+        <w:t xml:space="preserve"> </w:t>
+      </w:r>
+      <m:oMath>
+        <m:r>
+          <m:t>a</m:t>
+        </m:r>
+      </m:oMath>
+      <w:r>
+        <w:t xml:space="preserve">.</w:t>
       </w:r>
     </w:p>
-    <w:bookmarkEnd w:id="16"/>
-    <w:bookmarkStart w:id="17" w:name="def-image"/>
+    <w:bookmarkEnd w:id="14"/>
+    <w:bookmarkStart w:id="15" w:name="exm-value"/>
     <w:p>
       <w:pPr>
         <w:pStyle w:val="BodyText"/>
@@ -1371,7 +1153,798 @@
           <w:b/>
           <w:bCs/>
         </w:rPr>
-        <w:t xml:space="preserve">Definition 5 (Image)</w:t>
+        <w:t xml:space="preserve">Example 3 (Values of doubling a die roll)</w:t>
+      </w:r>
+      <w:r>
+        <w:t xml:space="preserve"> </w:t>
+      </w:r>
+      <w:r>
+        <w:t xml:space="preserve">For the function</w:t>
+      </w:r>
+      <w:r>
+        <w:t xml:space="preserve"> </w:t>
+      </w:r>
+      <m:oMath>
+        <m:r>
+          <m:t>f</m:t>
+        </m:r>
+        <m:r>
+          <m:rPr>
+            <m:sty m:val="p"/>
+          </m:rPr>
+          <m:t>(</m:t>
+        </m:r>
+        <m:r>
+          <m:t>a</m:t>
+        </m:r>
+        <m:r>
+          <m:rPr>
+            <m:sty m:val="p"/>
+          </m:rPr>
+          <m:t>)</m:t>
+        </m:r>
+        <m:r>
+          <m:rPr>
+            <m:sty m:val="p"/>
+          </m:rPr>
+          <m:t>=</m:t>
+        </m:r>
+        <m:r>
+          <m:t>2</m:t>
+        </m:r>
+        <m:r>
+          <m:t>a</m:t>
+        </m:r>
+      </m:oMath>
+      <w:r>
+        <w:t xml:space="preserve"> </w:t>
+      </w:r>
+      <w:r>
+        <w:t xml:space="preserve">in</w:t>
+      </w:r>
+      <w:r>
+        <w:t xml:space="preserve"> </w:t>
+      </w:r>
+      <w:hyperlink w:anchor="exm-function">
+        <w:r>
+          <w:rPr>
+            <w:rStyle w:val="Hyperlink"/>
+          </w:rPr>
+          <w:t xml:space="preserve">Example 1</w:t>
+        </w:r>
+      </w:hyperlink>
+      <w:r>
+        <w:t xml:space="preserve">,</w:t>
+      </w:r>
+      <w:r>
+        <w:t xml:space="preserve"> </w:t>
+      </w:r>
+      <w:r>
+        <w:t xml:space="preserve">the value of</w:t>
+      </w:r>
+      <w:r>
+        <w:t xml:space="preserve"> </w:t>
+      </w:r>
+      <m:oMath>
+        <m:r>
+          <m:t>f</m:t>
+        </m:r>
+      </m:oMath>
+      <w:r>
+        <w:t xml:space="preserve"> </w:t>
+      </w:r>
+      <w:r>
+        <w:t xml:space="preserve">at the argument</w:t>
+      </w:r>
+      <w:r>
+        <w:t xml:space="preserve"> </w:t>
+      </w:r>
+      <m:oMath>
+        <m:r>
+          <m:t>3</m:t>
+        </m:r>
+      </m:oMath>
+      <w:r>
+        <w:t xml:space="preserve"> </w:t>
+      </w:r>
+      <w:r>
+        <w:t xml:space="preserve">is</w:t>
+      </w:r>
+      <w:r>
+        <w:t xml:space="preserve"> </w:t>
+      </w:r>
+      <m:oMath>
+        <m:r>
+          <m:t>f</m:t>
+        </m:r>
+        <m:r>
+          <m:rPr>
+            <m:sty m:val="p"/>
+          </m:rPr>
+          <m:t>(</m:t>
+        </m:r>
+        <m:r>
+          <m:t>3</m:t>
+        </m:r>
+        <m:r>
+          <m:rPr>
+            <m:sty m:val="p"/>
+          </m:rPr>
+          <m:t>)</m:t>
+        </m:r>
+        <m:r>
+          <m:rPr>
+            <m:sty m:val="p"/>
+          </m:rPr>
+          <m:t>=</m:t>
+        </m:r>
+        <m:r>
+          <m:t>6</m:t>
+        </m:r>
+      </m:oMath>
+      <w:r>
+        <w:t xml:space="preserve">,</w:t>
+      </w:r>
+      <w:r>
+        <w:t xml:space="preserve"> </w:t>
+      </w:r>
+      <w:r>
+        <w:t xml:space="preserve">and the value at the argument</w:t>
+      </w:r>
+      <w:r>
+        <w:t xml:space="preserve"> </w:t>
+      </w:r>
+      <m:oMath>
+        <m:r>
+          <m:t>5</m:t>
+        </m:r>
+      </m:oMath>
+      <w:r>
+        <w:t xml:space="preserve"> </w:t>
+      </w:r>
+      <w:r>
+        <w:t xml:space="preserve">is</w:t>
+      </w:r>
+      <w:r>
+        <w:t xml:space="preserve"> </w:t>
+      </w:r>
+      <m:oMath>
+        <m:r>
+          <m:t>f</m:t>
+        </m:r>
+        <m:r>
+          <m:rPr>
+            <m:sty m:val="p"/>
+          </m:rPr>
+          <m:t>(</m:t>
+        </m:r>
+        <m:r>
+          <m:t>5</m:t>
+        </m:r>
+        <m:r>
+          <m:rPr>
+            <m:sty m:val="p"/>
+          </m:rPr>
+          <m:t>)</m:t>
+        </m:r>
+        <m:r>
+          <m:rPr>
+            <m:sty m:val="p"/>
+          </m:rPr>
+          <m:t>=</m:t>
+        </m:r>
+        <m:r>
+          <m:t>10</m:t>
+        </m:r>
+      </m:oMath>
+      <w:r>
+        <w:t xml:space="preserve">.</w:t>
+      </w:r>
+    </w:p>
+    <w:bookmarkEnd w:id="15"/>
+    <w:bookmarkStart w:id="17" w:name="def-relation"/>
+    <w:p>
+      <w:pPr>
+        <w:pStyle w:val="BodyText"/>
+      </w:pPr>
+      <w:r>
+        <w:rPr>
+          <w:b/>
+          <w:bCs/>
+        </w:rPr>
+        <w:t xml:space="preserve">Definition 4 (Relation)</w:t>
+      </w:r>
+      <w:r>
+        <w:t xml:space="preserve"> </w:t>
+      </w:r>
+      <w:r>
+        <w:t xml:space="preserve">A</w:t>
+      </w:r>
+      <w:r>
+        <w:t xml:space="preserve"> </w:t>
+      </w:r>
+      <w:r>
+        <w:rPr>
+          <w:b/>
+          <w:bCs/>
+        </w:rPr>
+        <w:t xml:space="preserve">relation</w:t>
+      </w:r>
+      <w:r>
+        <w:t xml:space="preserve"> </w:t>
+      </w:r>
+      <m:oMath>
+        <m:r>
+          <m:rPr>
+            <m:sty m:val="p"/>
+          </m:rPr>
+          <m:t>∼</m:t>
+        </m:r>
+      </m:oMath>
+      <w:r>
+        <w:t xml:space="preserve"> </w:t>
+      </w:r>
+      <w:r>
+        <w:t xml:space="preserve">on a set</w:t>
+      </w:r>
+      <w:r>
+        <w:t xml:space="preserve"> </w:t>
+      </w:r>
+      <m:oMath>
+        <m:r>
+          <m:t>S</m:t>
+        </m:r>
+      </m:oMath>
+      <w:r>
+        <w:t xml:space="preserve"> </w:t>
+      </w:r>
+      <w:r>
+        <w:t xml:space="preserve">is a rule that,</w:t>
+      </w:r>
+      <w:r>
+        <w:t xml:space="preserve"> </w:t>
+      </w:r>
+      <w:r>
+        <w:t xml:space="preserve">for each</w:t>
+      </w:r>
+      <w:r>
+        <w:t xml:space="preserve"> </w:t>
+      </w:r>
+      <w:hyperlink r:id="rId16">
+        <w:r>
+          <w:rPr>
+            <w:rStyle w:val="Hyperlink"/>
+          </w:rPr>
+          <w:t xml:space="preserve">ordered pair</w:t>
+        </w:r>
+      </w:hyperlink>
+      <w:r>
+        <w:t xml:space="preserve"> </w:t>
+      </w:r>
+      <w:r>
+        <w:t xml:space="preserve">of elements</w:t>
+      </w:r>
+      <w:r>
+        <w:t xml:space="preserve"> </w:t>
+      </w:r>
+      <m:oMath>
+        <m:r>
+          <m:t>a</m:t>
+        </m:r>
+        <m:r>
+          <m:rPr>
+            <m:sty m:val="p"/>
+          </m:rPr>
+          <m:t>,</m:t>
+        </m:r>
+        <m:r>
+          <m:t>b</m:t>
+        </m:r>
+        <m:r>
+          <m:rPr>
+            <m:sty m:val="p"/>
+          </m:rPr>
+          <m:t>∈</m:t>
+        </m:r>
+        <m:r>
+          <m:t>S</m:t>
+        </m:r>
+      </m:oMath>
+      <w:r>
+        <w:t xml:space="preserve">,</w:t>
+      </w:r>
+      <w:r>
+        <w:t xml:space="preserve"> </w:t>
+      </w:r>
+      <w:r>
+        <w:t xml:space="preserve">says whether</w:t>
+      </w:r>
+      <w:r>
+        <w:t xml:space="preserve"> </w:t>
+      </w:r>
+      <m:oMath>
+        <m:r>
+          <m:t>a</m:t>
+        </m:r>
+        <m:r>
+          <m:rPr>
+            <m:sty m:val="p"/>
+          </m:rPr>
+          <m:t>∼</m:t>
+        </m:r>
+        <m:r>
+          <m:t>b</m:t>
+        </m:r>
+      </m:oMath>
+      <w:r>
+        <w:t xml:space="preserve"> </w:t>
+      </w:r>
+      <w:r>
+        <w:t xml:space="preserve">holds (</w:t>
+      </w:r>
+      <w:r>
+        <w:t xml:space="preserve">“</w:t>
+      </w:r>
+      <m:oMath>
+        <m:r>
+          <m:t>a</m:t>
+        </m:r>
+      </m:oMath>
+      <w:r>
+        <w:t xml:space="preserve"> </w:t>
+      </w:r>
+      <w:r>
+        <w:t xml:space="preserve">is related to</w:t>
+      </w:r>
+      <w:r>
+        <w:t xml:space="preserve"> </w:t>
+      </w:r>
+      <m:oMath>
+        <m:r>
+          <m:t>b</m:t>
+        </m:r>
+      </m:oMath>
+      <w:r>
+        <w:t xml:space="preserve">”</w:t>
+      </w:r>
+      <w:r>
+        <w:t xml:space="preserve">).</w:t>
+      </w:r>
+    </w:p>
+    <w:bookmarkEnd w:id="17"/>
+    <w:bookmarkStart w:id="18" w:name="exm-relation"/>
+    <w:p>
+      <w:pPr>
+        <w:pStyle w:val="BodyText"/>
+      </w:pPr>
+      <w:r>
+        <w:rPr>
+          <w:b/>
+          <w:bCs/>
+        </w:rPr>
+        <w:t xml:space="preserve">Example 4 (Relations on the real numbers)</w:t>
+      </w:r>
+      <w:r>
+        <w:t xml:space="preserve"> </w:t>
+      </w:r>
+      <m:oMath>
+        <m:r>
+          <m:rPr>
+            <m:sty m:val="p"/>
+          </m:rPr>
+          <m:t>=</m:t>
+        </m:r>
+      </m:oMath>
+      <w:r>
+        <w:t xml:space="preserve">,</w:t>
+      </w:r>
+      <w:r>
+        <w:t xml:space="preserve"> </w:t>
+      </w:r>
+      <m:oMath>
+        <m:r>
+          <m:rPr>
+            <m:sty m:val="p"/>
+          </m:rPr>
+          <m:t>&lt;</m:t>
+        </m:r>
+      </m:oMath>
+      <w:r>
+        <w:t xml:space="preserve"> </w:t>
+      </w:r>
+      <w:r>
+        <w:t xml:space="preserve">and</w:t>
+      </w:r>
+      <w:r>
+        <w:t xml:space="preserve"> </w:t>
+      </w:r>
+      <m:oMath>
+        <m:r>
+          <m:rPr>
+            <m:sty m:val="p"/>
+          </m:rPr>
+          <m:t>≤</m:t>
+        </m:r>
+      </m:oMath>
+      <w:r>
+        <w:t xml:space="preserve"> </w:t>
+      </w:r>
+      <w:r>
+        <w:t xml:space="preserve">are relations on</w:t>
+      </w:r>
+      <w:r>
+        <w:t xml:space="preserve"> </w:t>
+      </w:r>
+      <m:oMath>
+        <m:r>
+          <m:rPr>
+            <m:scr m:val="double-struck"/>
+            <m:sty m:val="p"/>
+          </m:rPr>
+          <m:t>R</m:t>
+        </m:r>
+      </m:oMath>
+      <w:r>
+        <w:t xml:space="preserve">.</w:t>
+      </w:r>
+      <w:r>
+        <w:t xml:space="preserve"> </w:t>
+      </w:r>
+      <w:r>
+        <w:t xml:space="preserve">For</w:t>
+      </w:r>
+      <w:r>
+        <w:t xml:space="preserve"> </w:t>
+      </w:r>
+      <m:oMath>
+        <m:r>
+          <m:rPr>
+            <m:sty m:val="p"/>
+          </m:rPr>
+          <m:t>&lt;</m:t>
+        </m:r>
+      </m:oMath>
+      <w:r>
+        <w:t xml:space="preserve">, the pair</w:t>
+      </w:r>
+      <w:r>
+        <w:t xml:space="preserve"> </w:t>
+      </w:r>
+      <m:oMath>
+        <m:r>
+          <m:rPr>
+            <m:sty m:val="p"/>
+          </m:rPr>
+          <m:t>(</m:t>
+        </m:r>
+        <m:r>
+          <m:t>2</m:t>
+        </m:r>
+        <m:r>
+          <m:rPr>
+            <m:sty m:val="p"/>
+          </m:rPr>
+          <m:t>,</m:t>
+        </m:r>
+        <m:r>
+          <m:t>5</m:t>
+        </m:r>
+        <m:r>
+          <m:rPr>
+            <m:sty m:val="p"/>
+          </m:rPr>
+          <m:t>)</m:t>
+        </m:r>
+      </m:oMath>
+      <w:r>
+        <w:t xml:space="preserve"> </w:t>
+      </w:r>
+      <w:r>
+        <w:t xml:space="preserve">is related, since</w:t>
+      </w:r>
+      <w:r>
+        <w:t xml:space="preserve"> </w:t>
+      </w:r>
+      <m:oMath>
+        <m:r>
+          <m:t>2</m:t>
+        </m:r>
+        <m:r>
+          <m:rPr>
+            <m:sty m:val="p"/>
+          </m:rPr>
+          <m:t>&lt;</m:t>
+        </m:r>
+        <m:r>
+          <m:t>5</m:t>
+        </m:r>
+      </m:oMath>
+      <w:r>
+        <w:t xml:space="preserve">,</w:t>
+      </w:r>
+      <w:r>
+        <w:t xml:space="preserve"> </w:t>
+      </w:r>
+      <w:r>
+        <w:t xml:space="preserve">but the pair</w:t>
+      </w:r>
+      <w:r>
+        <w:t xml:space="preserve"> </w:t>
+      </w:r>
+      <m:oMath>
+        <m:r>
+          <m:rPr>
+            <m:sty m:val="p"/>
+          </m:rPr>
+          <m:t>(</m:t>
+        </m:r>
+        <m:r>
+          <m:t>5</m:t>
+        </m:r>
+        <m:r>
+          <m:rPr>
+            <m:sty m:val="p"/>
+          </m:rPr>
+          <m:t>,</m:t>
+        </m:r>
+        <m:r>
+          <m:t>2</m:t>
+        </m:r>
+        <m:r>
+          <m:rPr>
+            <m:sty m:val="p"/>
+          </m:rPr>
+          <m:t>)</m:t>
+        </m:r>
+      </m:oMath>
+      <w:r>
+        <w:t xml:space="preserve"> </w:t>
+      </w:r>
+      <w:r>
+        <w:t xml:space="preserve">is not, since</w:t>
+      </w:r>
+      <w:r>
+        <w:t xml:space="preserve"> </w:t>
+      </w:r>
+      <m:oMath>
+        <m:r>
+          <m:t>5</m:t>
+        </m:r>
+        <m:r>
+          <m:rPr>
+            <m:sty m:val="p"/>
+          </m:rPr>
+          <m:t>&lt;</m:t>
+        </m:r>
+        <m:r>
+          <m:t>2</m:t>
+        </m:r>
+      </m:oMath>
+      <w:r>
+        <w:t xml:space="preserve"> </w:t>
+      </w:r>
+      <w:r>
+        <w:t xml:space="preserve">is false:</w:t>
+      </w:r>
+      <w:r>
+        <w:t xml:space="preserve"> </w:t>
+      </w:r>
+      <w:r>
+        <w:t xml:space="preserve">the order of the pair matters.</w:t>
+      </w:r>
+    </w:p>
+    <w:bookmarkEnd w:id="18"/>
+    <w:bookmarkStart w:id="19" w:name="def-domain"/>
+    <w:p>
+      <w:pPr>
+        <w:pStyle w:val="BodyText"/>
+      </w:pPr>
+      <w:r>
+        <w:rPr>
+          <w:b/>
+          <w:bCs/>
+        </w:rPr>
+        <w:t xml:space="preserve">Definition 5 (Domain)</w:t>
+      </w:r>
+      <w:r>
+        <w:t xml:space="preserve"> </w:t>
+      </w:r>
+      <w:r>
+        <w:t xml:space="preserve">The</w:t>
+      </w:r>
+      <w:r>
+        <w:t xml:space="preserve"> </w:t>
+      </w:r>
+      <w:r>
+        <w:rPr>
+          <w:b/>
+          <w:bCs/>
+        </w:rPr>
+        <w:t xml:space="preserve">domain</w:t>
+      </w:r>
+      <w:r>
+        <w:t xml:space="preserve"> </w:t>
+      </w:r>
+      <w:r>
+        <w:t xml:space="preserve">of a</w:t>
+      </w:r>
+      <w:r>
+        <w:t xml:space="preserve"> </w:t>
+      </w:r>
+      <w:hyperlink w:anchor="def-function">
+        <w:r>
+          <w:rPr>
+            <w:rStyle w:val="Hyperlink"/>
+          </w:rPr>
+          <w:t xml:space="preserve">function</w:t>
+        </w:r>
+      </w:hyperlink>
+      <w:r>
+        <w:t xml:space="preserve"> </w:t>
+      </w:r>
+      <m:oMath>
+        <m:r>
+          <m:t>f</m:t>
+        </m:r>
+        <m:r>
+          <m:rPr>
+            <m:sty m:val="p"/>
+          </m:rPr>
+          <m:t>:</m:t>
+        </m:r>
+        <m:r>
+          <m:t>A</m:t>
+        </m:r>
+        <m:r>
+          <m:rPr>
+            <m:sty m:val="p"/>
+          </m:rPr>
+          <m:t>→</m:t>
+        </m:r>
+        <m:r>
+          <m:t>B</m:t>
+        </m:r>
+      </m:oMath>
+      <w:r>
+        <w:t xml:space="preserve"> </w:t>
+      </w:r>
+      <w:r>
+        <w:t xml:space="preserve">is the set</w:t>
+      </w:r>
+      <w:r>
+        <w:t xml:space="preserve"> </w:t>
+      </w:r>
+      <m:oMath>
+        <m:r>
+          <m:t>A</m:t>
+        </m:r>
+      </m:oMath>
+      <w:r>
+        <w:t xml:space="preserve"> </w:t>
+      </w:r>
+      <w:r>
+        <w:t xml:space="preserve">of elements that</w:t>
+      </w:r>
+      <w:r>
+        <w:t xml:space="preserve"> </w:t>
+      </w:r>
+      <m:oMath>
+        <m:r>
+          <m:t>f</m:t>
+        </m:r>
+      </m:oMath>
+      <w:r>
+        <w:t xml:space="preserve"> </w:t>
+      </w:r>
+      <w:r>
+        <w:t xml:space="preserve">assigns values to.</w:t>
+      </w:r>
+    </w:p>
+    <w:bookmarkEnd w:id="19"/>
+    <w:bookmarkStart w:id="20" w:name="def-codomain"/>
+    <w:p>
+      <w:pPr>
+        <w:pStyle w:val="BodyText"/>
+      </w:pPr>
+      <w:r>
+        <w:rPr>
+          <w:b/>
+          <w:bCs/>
+        </w:rPr>
+        <w:t xml:space="preserve">Definition 6 (Codomain)</w:t>
+      </w:r>
+      <w:r>
+        <w:t xml:space="preserve"> </w:t>
+      </w:r>
+      <w:r>
+        <w:t xml:space="preserve">The</w:t>
+      </w:r>
+      <w:r>
+        <w:t xml:space="preserve"> </w:t>
+      </w:r>
+      <w:r>
+        <w:rPr>
+          <w:b/>
+          <w:bCs/>
+        </w:rPr>
+        <w:t xml:space="preserve">codomain</w:t>
+      </w:r>
+      <w:r>
+        <w:t xml:space="preserve"> </w:t>
+      </w:r>
+      <w:r>
+        <w:t xml:space="preserve">of a</w:t>
+      </w:r>
+      <w:r>
+        <w:t xml:space="preserve"> </w:t>
+      </w:r>
+      <w:hyperlink w:anchor="def-function">
+        <w:r>
+          <w:rPr>
+            <w:rStyle w:val="Hyperlink"/>
+          </w:rPr>
+          <w:t xml:space="preserve">function</w:t>
+        </w:r>
+      </w:hyperlink>
+      <w:r>
+        <w:t xml:space="preserve"> </w:t>
+      </w:r>
+      <m:oMath>
+        <m:r>
+          <m:t>f</m:t>
+        </m:r>
+        <m:r>
+          <m:rPr>
+            <m:sty m:val="p"/>
+          </m:rPr>
+          <m:t>:</m:t>
+        </m:r>
+        <m:r>
+          <m:t>A</m:t>
+        </m:r>
+        <m:r>
+          <m:rPr>
+            <m:sty m:val="p"/>
+          </m:rPr>
+          <m:t>→</m:t>
+        </m:r>
+        <m:r>
+          <m:t>B</m:t>
+        </m:r>
+      </m:oMath>
+      <w:r>
+        <w:t xml:space="preserve"> </w:t>
+      </w:r>
+      <w:r>
+        <w:t xml:space="preserve">is the set</w:t>
+      </w:r>
+      <w:r>
+        <w:t xml:space="preserve"> </w:t>
+      </w:r>
+      <m:oMath>
+        <m:r>
+          <m:t>B</m:t>
+        </m:r>
+      </m:oMath>
+      <w:r>
+        <w:t xml:space="preserve"> </w:t>
+      </w:r>
+      <w:r>
+        <w:t xml:space="preserve">that its values are required to lie in.</w:t>
+      </w:r>
+    </w:p>
+    <w:bookmarkEnd w:id="20"/>
+    <w:bookmarkStart w:id="21" w:name="def-image"/>
+    <w:p>
+      <w:pPr>
+        <w:pStyle w:val="BodyText"/>
+      </w:pPr>
+      <w:r>
+        <w:rPr>
+          <w:b/>
+          <w:bCs/>
+        </w:rPr>
+        <w:t xml:space="preserve">Definition 7 (Image)</w:t>
       </w:r>
       <w:r>
         <w:t xml:space="preserve"> </w:t>
@@ -1652,24 +2225,24 @@
         <w:t xml:space="preserve">.</w:t>
       </w:r>
     </w:p>
-    <w:bookmarkEnd w:id="17"/>
-    <w:bookmarkStart w:id="19" w:name="rem-image-range"/>
+    <w:bookmarkEnd w:id="21"/>
+    <w:bookmarkStart w:id="23" w:name="def-range"/>
     <w:p>
       <w:pPr>
         <w:pStyle w:val="BodyText"/>
       </w:pPr>
       <w:r>
         <w:rPr>
-          <w:i/>
-          <w:iCs/>
+          <w:b/>
+          <w:bCs/>
         </w:rPr>
-        <w:t xml:space="preserve">Remark 1</w:t>
-      </w:r>
-      <w:r>
-        <w:t xml:space="preserve"> (Image and range). </w:t>
-      </w:r>
-      <w:r>
-        <w:t xml:space="preserve">Many sources call the image the</w:t>
+        <w:t xml:space="preserve">Definition 8 (Range)</w:t>
+      </w:r>
+      <w:r>
+        <w:t xml:space="preserve"> </w:t>
+      </w:r>
+      <w:r>
+        <w:t xml:space="preserve">The word</w:t>
       </w:r>
       <w:r>
         <w:t xml:space="preserve"> </w:t>
@@ -1682,43 +2255,234 @@
         <w:t xml:space="preserve">range</w:t>
       </w:r>
       <w:r>
-        <w:t xml:space="preserve">,</w:t>
-      </w:r>
-      <w:r>
-        <w:t xml:space="preserve"> </w:t>
-      </w:r>
-      <w:r>
-        <w:t xml:space="preserve">but others use</w:t>
-      </w:r>
-      <w:r>
-        <w:t xml:space="preserve"> </w:t>
-      </w:r>
-      <w:r>
-        <w:t xml:space="preserve">“range”</w:t>
-      </w:r>
-      <w:r>
-        <w:t xml:space="preserve"> </w:t>
-      </w:r>
-      <w:r>
-        <w:t xml:space="preserve">for the codomain,</w:t>
-      </w:r>
-      <w:r>
-        <w:t xml:space="preserve"> </w:t>
-      </w:r>
-      <w:r>
-        <w:t xml:space="preserve">so these notes avoid</w:t>
-      </w:r>
-      <w:r>
-        <w:t xml:space="preserve"> </w:t>
-      </w:r>
-      <w:r>
-        <w:t xml:space="preserve">“range”</w:t>
-      </w:r>
-      <w:r>
-        <w:t xml:space="preserve"> </w:t>
-      </w:r>
-      <w:r>
-        <w:t xml:space="preserve">for functions in general</w:t>
+        <w:t xml:space="preserve"> </w:t>
+      </w:r>
+      <w:r>
+        <w:t xml:space="preserve">of a</w:t>
+      </w:r>
+      <w:r>
+        <w:t xml:space="preserve"> </w:t>
+      </w:r>
+      <w:hyperlink w:anchor="def-function">
+        <w:r>
+          <w:rPr>
+            <w:rStyle w:val="Hyperlink"/>
+          </w:rPr>
+          <w:t xml:space="preserve">function</w:t>
+        </w:r>
+      </w:hyperlink>
+      <w:r>
+        <w:t xml:space="preserve"> </w:t>
+      </w:r>
+      <m:oMath>
+        <m:r>
+          <m:t>f</m:t>
+        </m:r>
+        <m:r>
+          <m:rPr>
+            <m:sty m:val="p"/>
+          </m:rPr>
+          <m:t>:</m:t>
+        </m:r>
+        <m:r>
+          <m:t>A</m:t>
+        </m:r>
+        <m:r>
+          <m:rPr>
+            <m:sty m:val="p"/>
+          </m:rPr>
+          <m:t>→</m:t>
+        </m:r>
+        <m:r>
+          <m:t>B</m:t>
+        </m:r>
+      </m:oMath>
+      <w:r>
+        <w:t xml:space="preserve"> </w:t>
+      </w:r>
+      <w:r>
+        <w:t xml:space="preserve">has two conflicting meanings,</w:t>
+      </w:r>
+      <w:r>
+        <w:t xml:space="preserve"> </w:t>
+      </w:r>
+      <w:r>
+        <w:t xml:space="preserve">and sources use one or the other:</w:t>
+      </w:r>
+    </w:p>
+    <w:p>
+      <w:pPr>
+        <w:pStyle w:val="Compact"/>
+        <w:numPr>
+          <w:ilvl w:val="0"/>
+          <w:numId w:val="1001"/>
+        </w:numPr>
+      </w:pPr>
+      <w:r>
+        <w:t xml:space="preserve">the</w:t>
+      </w:r>
+      <w:r>
+        <w:t xml:space="preserve"> </w:t>
+      </w:r>
+      <w:hyperlink w:anchor="def-image">
+        <w:r>
+          <w:rPr>
+            <w:rStyle w:val="Hyperlink"/>
+          </w:rPr>
+          <w:t xml:space="preserve">image</w:t>
+        </w:r>
+      </w:hyperlink>
+      <w:r>
+        <w:t xml:space="preserve"> </w:t>
+      </w:r>
+      <w:r>
+        <w:t xml:space="preserve">of</w:t>
+      </w:r>
+      <w:r>
+        <w:t xml:space="preserve"> </w:t>
+      </w:r>
+      <m:oMath>
+        <m:r>
+          <m:t>f</m:t>
+        </m:r>
+      </m:oMath>
+      <w:r>
+        <w:t xml:space="preserve">, the set</w:t>
+      </w:r>
+      <w:r>
+        <w:t xml:space="preserve"> </w:t>
+      </w:r>
+      <m:oMath>
+        <m:r>
+          <m:t>f</m:t>
+        </m:r>
+        <m:r>
+          <m:rPr>
+            <m:sty m:val="p"/>
+          </m:rPr>
+          <m:t>(</m:t>
+        </m:r>
+        <m:r>
+          <m:t>A</m:t>
+        </m:r>
+        <m:r>
+          <m:rPr>
+            <m:sty m:val="p"/>
+          </m:rPr>
+          <m:t>)</m:t>
+        </m:r>
+      </m:oMath>
+      <w:r>
+        <w:t xml:space="preserve"> </w:t>
+      </w:r>
+      <w:r>
+        <w:t xml:space="preserve">of values that</w:t>
+      </w:r>
+      <w:r>
+        <w:t xml:space="preserve"> </w:t>
+      </w:r>
+      <m:oMath>
+        <m:r>
+          <m:t>f</m:t>
+        </m:r>
+      </m:oMath>
+      <w:r>
+        <w:t xml:space="preserve"> </w:t>
+      </w:r>
+      <w:r>
+        <w:t xml:space="preserve">actually takes;</w:t>
+      </w:r>
+    </w:p>
+    <w:p>
+      <w:pPr>
+        <w:pStyle w:val="Compact"/>
+        <w:numPr>
+          <w:ilvl w:val="0"/>
+          <w:numId w:val="1001"/>
+        </w:numPr>
+      </w:pPr>
+      <w:r>
+        <w:t xml:space="preserve">the</w:t>
+      </w:r>
+      <w:r>
+        <w:t xml:space="preserve"> </w:t>
+      </w:r>
+      <w:hyperlink w:anchor="def-codomain">
+        <w:r>
+          <w:rPr>
+            <w:rStyle w:val="Hyperlink"/>
+          </w:rPr>
+          <w:t xml:space="preserve">codomain</w:t>
+        </w:r>
+      </w:hyperlink>
+      <w:r>
+        <w:t xml:space="preserve"> </w:t>
+      </w:r>
+      <w:r>
+        <w:t xml:space="preserve">of</w:t>
+      </w:r>
+      <w:r>
+        <w:t xml:space="preserve"> </w:t>
+      </w:r>
+      <m:oMath>
+        <m:r>
+          <m:t>f</m:t>
+        </m:r>
+      </m:oMath>
+      <w:r>
+        <w:t xml:space="preserve">, the set</w:t>
+      </w:r>
+      <w:r>
+        <w:t xml:space="preserve"> </w:t>
+      </w:r>
+      <m:oMath>
+        <m:r>
+          <m:t>B</m:t>
+        </m:r>
+      </m:oMath>
+      <w:r>
+        <w:t xml:space="preserve"> </w:t>
+      </w:r>
+      <w:r>
+        <w:t xml:space="preserve">that its values are required to lie in.</w:t>
+      </w:r>
+    </w:p>
+    <w:p>
+      <w:pPr>
+        <w:pStyle w:val="FirstParagraph"/>
+      </w:pPr>
+      <w:r>
+        <w:t xml:space="preserve">To avoid the ambiguity, these notes write</w:t>
+      </w:r>
+      <w:r>
+        <w:t xml:space="preserve"> </w:t>
+      </w:r>
+      <w:r>
+        <w:t xml:space="preserve">“image”</w:t>
+      </w:r>
+      <w:r>
+        <w:t xml:space="preserve"> </w:t>
+      </w:r>
+      <w:r>
+        <w:t xml:space="preserve">or</w:t>
+      </w:r>
+      <w:r>
+        <w:t xml:space="preserve"> </w:t>
+      </w:r>
+      <w:r>
+        <w:t xml:space="preserve">“codomain”</w:t>
+      </w:r>
+      <w:r>
+        <w:t xml:space="preserve"> </w:t>
+      </w:r>
+      <w:r>
+        <w:t xml:space="preserve">instead,</w:t>
+      </w:r>
+      <w:r>
+        <w:t xml:space="preserve"> </w:t>
+      </w:r>
+      <w:r>
+        <w:t xml:space="preserve">and recommend that you do too</w:t>
       </w:r>
       <w:r>
         <w:t xml:space="preserve"> </w:t>
@@ -1729,7 +2493,7 @@
       <w:r>
         <w:t xml:space="preserve"> </w:t>
       </w:r>
-      <w:hyperlink r:id="rId18">
+      <w:hyperlink r:id="rId22">
         <w:r>
           <w:rPr>
             <w:rStyle w:val="Hyperlink"/>
@@ -1740,178 +2504,190 @@
       <w:r>
         <w:t xml:space="preserve">).</w:t>
       </w:r>
-      <w:r>
-        <w:t xml:space="preserve"> </w:t>
-      </w:r>
-      <w:r>
-        <w:t xml:space="preserve">For example, for</w:t>
-      </w:r>
-      <w:r>
-        <w:t xml:space="preserve"> </w:t>
-      </w:r>
-      <m:oMath>
-        <m:r>
-          <m:t>f</m:t>
-        </m:r>
-        <m:r>
-          <m:rPr>
-            <m:sty m:val="p"/>
-          </m:rPr>
-          <m:t>:</m:t>
-        </m:r>
-        <m:r>
-          <m:rPr>
-            <m:scr m:val="double-struck"/>
-            <m:sty m:val="p"/>
-          </m:rPr>
-          <m:t>R</m:t>
-        </m:r>
-        <m:r>
-          <m:rPr>
-            <m:sty m:val="p"/>
-          </m:rPr>
-          <m:t>→</m:t>
-        </m:r>
-        <m:r>
-          <m:rPr>
-            <m:scr m:val="double-struck"/>
-            <m:sty m:val="p"/>
-          </m:rPr>
-          <m:t>R</m:t>
-        </m:r>
-      </m:oMath>
-      <w:r>
-        <w:t xml:space="preserve"> </w:t>
-      </w:r>
-      <w:r>
-        <w:t xml:space="preserve">with</w:t>
-      </w:r>
-      <w:r>
-        <w:t xml:space="preserve"> </w:t>
-      </w:r>
-      <m:oMath>
-        <m:r>
-          <m:t>f</m:t>
-        </m:r>
-        <m:r>
-          <m:rPr>
-            <m:sty m:val="p"/>
-          </m:rPr>
-          <m:t>(</m:t>
-        </m:r>
-        <m:r>
-          <m:t>a</m:t>
-        </m:r>
-        <m:r>
-          <m:rPr>
-            <m:sty m:val="p"/>
-          </m:rPr>
-          <m:t>)</m:t>
-        </m:r>
-        <m:r>
-          <m:rPr>
-            <m:sty m:val="p"/>
-          </m:rPr>
-          <m:t>=</m:t>
-        </m:r>
-        <m:sSup>
-          <m:e>
-            <m:r>
-              <m:t>a</m:t>
-            </m:r>
-          </m:e>
-          <m:sup>
-            <m:r>
-              <m:t>2</m:t>
-            </m:r>
-          </m:sup>
-        </m:sSup>
-      </m:oMath>
-      <w:r>
-        <w:t xml:space="preserve">,</w:t>
-      </w:r>
-      <w:r>
-        <w:t xml:space="preserve"> </w:t>
-      </w:r>
-      <w:r>
-        <w:t xml:space="preserve">“the range of</w:t>
-      </w:r>
-      <w:r>
-        <w:t xml:space="preserve"> </w:t>
-      </w:r>
-      <m:oMath>
-        <m:r>
-          <m:t>f</m:t>
-        </m:r>
-      </m:oMath>
-      <w:r>
-        <w:t xml:space="preserve">”</w:t>
-      </w:r>
-      <w:r>
-        <w:t xml:space="preserve"> </w:t>
-      </w:r>
-      <w:r>
-        <w:t xml:space="preserve">could mean the image</w:t>
-      </w:r>
-      <w:r>
-        <w:t xml:space="preserve"> </w:t>
-      </w:r>
-      <m:oMath>
-        <m:r>
-          <m:rPr>
-            <m:sty m:val="p"/>
-          </m:rPr>
-          <m:t>[</m:t>
-        </m:r>
-        <m:r>
-          <m:t>0</m:t>
-        </m:r>
-        <m:r>
-          <m:rPr>
-            <m:sty m:val="p"/>
-          </m:rPr>
-          <m:t>,</m:t>
-        </m:r>
-        <m:r>
-          <m:rPr>
-            <m:sty m:val="p"/>
-          </m:rPr>
-          <m:t>∞</m:t>
-        </m:r>
-        <m:r>
-          <m:rPr>
-            <m:sty m:val="p"/>
-          </m:rPr>
-          <m:t>)</m:t>
-        </m:r>
-      </m:oMath>
-      <w:r>
-        <w:t xml:space="preserve"> </w:t>
-      </w:r>
-      <w:r>
-        <w:t xml:space="preserve">or the codomain</w:t>
-      </w:r>
-      <w:r>
-        <w:t xml:space="preserve"> </w:t>
-      </w:r>
-      <m:oMath>
-        <m:r>
-          <m:rPr>
-            <m:scr m:val="double-struck"/>
-            <m:sty m:val="p"/>
-          </m:rPr>
-          <m:t>R</m:t>
-        </m:r>
-      </m:oMath>
-      <w:r>
-        <w:t xml:space="preserve">.</w:t>
-      </w:r>
     </w:p>
+    <w:bookmarkEnd w:id="23"/>
+    <w:bookmarkStart w:id="24" w:name="exm-range"/>
     <w:p>
       <w:pPr>
         <w:pStyle w:val="BodyText"/>
       </w:pPr>
       <w:r>
+        <w:rPr>
+          <w:b/>
+          <w:bCs/>
+        </w:rPr>
+        <w:t xml:space="preserve">Example 5 (Two ranges of a squaring function)</w:t>
+      </w:r>
+      <w:r>
+        <w:t xml:space="preserve"> </w:t>
+      </w:r>
+      <w:r>
+        <w:t xml:space="preserve">For</w:t>
+      </w:r>
+      <w:r>
+        <w:t xml:space="preserve"> </w:t>
+      </w:r>
+      <m:oMath>
+        <m:r>
+          <m:t>f</m:t>
+        </m:r>
+        <m:r>
+          <m:rPr>
+            <m:sty m:val="p"/>
+          </m:rPr>
+          <m:t>:</m:t>
+        </m:r>
+        <m:r>
+          <m:rPr>
+            <m:scr m:val="double-struck"/>
+            <m:sty m:val="p"/>
+          </m:rPr>
+          <m:t>R</m:t>
+        </m:r>
+        <m:r>
+          <m:rPr>
+            <m:sty m:val="p"/>
+          </m:rPr>
+          <m:t>→</m:t>
+        </m:r>
+        <m:r>
+          <m:rPr>
+            <m:scr m:val="double-struck"/>
+            <m:sty m:val="p"/>
+          </m:rPr>
+          <m:t>R</m:t>
+        </m:r>
+      </m:oMath>
+      <w:r>
+        <w:t xml:space="preserve"> </w:t>
+      </w:r>
+      <w:r>
+        <w:t xml:space="preserve">with</w:t>
+      </w:r>
+      <w:r>
+        <w:t xml:space="preserve"> </w:t>
+      </w:r>
+      <m:oMath>
+        <m:r>
+          <m:t>f</m:t>
+        </m:r>
+        <m:r>
+          <m:rPr>
+            <m:sty m:val="p"/>
+          </m:rPr>
+          <m:t>(</m:t>
+        </m:r>
+        <m:r>
+          <m:t>a</m:t>
+        </m:r>
+        <m:r>
+          <m:rPr>
+            <m:sty m:val="p"/>
+          </m:rPr>
+          <m:t>)</m:t>
+        </m:r>
+        <m:r>
+          <m:rPr>
+            <m:sty m:val="p"/>
+          </m:rPr>
+          <m:t>=</m:t>
+        </m:r>
+        <m:sSup>
+          <m:e>
+            <m:r>
+              <m:t>a</m:t>
+            </m:r>
+          </m:e>
+          <m:sup>
+            <m:r>
+              <m:t>2</m:t>
+            </m:r>
+          </m:sup>
+        </m:sSup>
+      </m:oMath>
+      <w:r>
+        <w:t xml:space="preserve">,</w:t>
+      </w:r>
+      <w:r>
+        <w:t xml:space="preserve"> </w:t>
+      </w:r>
+      <w:r>
+        <w:t xml:space="preserve">“the range of</w:t>
+      </w:r>
+      <w:r>
+        <w:t xml:space="preserve"> </w:t>
+      </w:r>
+      <m:oMath>
+        <m:r>
+          <m:t>f</m:t>
+        </m:r>
+      </m:oMath>
+      <w:r>
+        <w:t xml:space="preserve">”</w:t>
+      </w:r>
+      <w:r>
+        <w:t xml:space="preserve"> </w:t>
+      </w:r>
+      <w:r>
+        <w:t xml:space="preserve">could mean the image</w:t>
+      </w:r>
+      <w:r>
+        <w:t xml:space="preserve"> </w:t>
+      </w:r>
+      <m:oMath>
+        <m:r>
+          <m:rPr>
+            <m:sty m:val="p"/>
+          </m:rPr>
+          <m:t>[</m:t>
+        </m:r>
+        <m:r>
+          <m:t>0</m:t>
+        </m:r>
+        <m:r>
+          <m:rPr>
+            <m:sty m:val="p"/>
+          </m:rPr>
+          <m:t>,</m:t>
+        </m:r>
+        <m:r>
+          <m:rPr>
+            <m:sty m:val="p"/>
+          </m:rPr>
+          <m:t>∞</m:t>
+        </m:r>
+        <m:r>
+          <m:rPr>
+            <m:sty m:val="p"/>
+          </m:rPr>
+          <m:t>)</m:t>
+        </m:r>
+      </m:oMath>
+      <w:r>
+        <w:t xml:space="preserve"> </w:t>
+      </w:r>
+      <w:r>
+        <w:t xml:space="preserve">or the codomain</w:t>
+      </w:r>
+      <w:r>
+        <w:t xml:space="preserve"> </w:t>
+      </w:r>
+      <m:oMath>
+        <m:r>
+          <m:rPr>
+            <m:scr m:val="double-struck"/>
+            <m:sty m:val="p"/>
+          </m:rPr>
+          <m:t>R</m:t>
+        </m:r>
+      </m:oMath>
+      <w:r>
+        <w:t xml:space="preserve">.</w:t>
+      </w:r>
+      <w:r>
+        <w:t xml:space="preserve"> </w:t>
+      </w:r>
+      <w:r>
         <w:t xml:space="preserve">The image is always a subset of the codomain,</w:t>
       </w:r>
       <w:r>
@@ -1947,32 +2723,116 @@
         <w:t xml:space="preserve"> </w:t>
       </w:r>
       <w:r>
-        <w:t xml:space="preserve">lies in</w:t>
-      </w:r>
-      <w:r>
-        <w:t xml:space="preserve"> </w:t>
-      </w:r>
-      <m:oMath>
-        <m:r>
-          <m:t>B</m:t>
-        </m:r>
-      </m:oMath>
-      <w:r>
-        <w:t xml:space="preserve">.</w:t>
+        <w:t xml:space="preserve">lies in the codomain.</w:t>
       </w:r>
     </w:p>
-    <w:bookmarkEnd w:id="19"/>
-    <w:bookmarkStart w:id="20" w:name="exm-domain-codomain-image"/>
+    <w:bookmarkEnd w:id="24"/>
+    <w:bookmarkStart w:id="25" w:name="rem-image-range"/>
     <w:p>
       <w:pPr>
         <w:pStyle w:val="BodyText"/>
       </w:pPr>
       <w:r>
         <w:rPr>
+          <w:i/>
+          <w:iCs/>
+        </w:rPr>
+        <w:t xml:space="preserve">Remark 1</w:t>
+      </w:r>
+      <w:r>
+        <w:t xml:space="preserve"> (Image and range). </w:t>
+      </w:r>
+      <w:r>
+        <w:t xml:space="preserve">Many sources call the</w:t>
+      </w:r>
+      <w:r>
+        <w:t xml:space="preserve"> </w:t>
+      </w:r>
+      <w:hyperlink w:anchor="def-image">
+        <w:r>
+          <w:rPr>
+            <w:rStyle w:val="Hyperlink"/>
+          </w:rPr>
+          <w:t xml:space="preserve">image</w:t>
+        </w:r>
+      </w:hyperlink>
+      <w:r>
+        <w:t xml:space="preserve"> </w:t>
+      </w:r>
+      <w:r>
+        <w:t xml:space="preserve">the</w:t>
+      </w:r>
+      <w:r>
+        <w:t xml:space="preserve"> </w:t>
+      </w:r>
+      <w:r>
+        <w:t xml:space="preserve">“range”</w:t>
+      </w:r>
+      <w:r>
+        <w:t xml:space="preserve">,</w:t>
+      </w:r>
+      <w:r>
+        <w:t xml:space="preserve"> </w:t>
+      </w:r>
+      <w:r>
+        <w:t xml:space="preserve">but others use</w:t>
+      </w:r>
+      <w:r>
+        <w:t xml:space="preserve"> </w:t>
+      </w:r>
+      <w:r>
+        <w:t xml:space="preserve">“range”</w:t>
+      </w:r>
+      <w:r>
+        <w:t xml:space="preserve"> </w:t>
+      </w:r>
+      <w:r>
+        <w:t xml:space="preserve">for the</w:t>
+      </w:r>
+      <w:r>
+        <w:t xml:space="preserve"> </w:t>
+      </w:r>
+      <w:hyperlink w:anchor="def-codomain">
+        <w:r>
+          <w:rPr>
+            <w:rStyle w:val="Hyperlink"/>
+          </w:rPr>
+          <w:t xml:space="preserve">codomain</w:t>
+        </w:r>
+      </w:hyperlink>
+      <w:r>
+        <w:t xml:space="preserve">.</w:t>
+      </w:r>
+      <w:r>
+        <w:t xml:space="preserve"> </w:t>
+      </w:r>
+      <w:hyperlink w:anchor="def-range">
+        <w:r>
+          <w:rPr>
+            <w:rStyle w:val="Hyperlink"/>
+          </w:rPr>
+          <w:t xml:space="preserve">Definition 8</w:t>
+        </w:r>
+      </w:hyperlink>
+      <w:r>
+        <w:t xml:space="preserve"> </w:t>
+      </w:r>
+      <w:r>
+        <w:t xml:space="preserve">gives the two meanings and the terms these notes use instead.</w:t>
+      </w:r>
+    </w:p>
+    <w:bookmarkEnd w:id="25"/>
+    <w:bookmarkStart w:id="26" w:name="exm-domain-codomain-image"/>
+    <w:p>
+      <w:pPr>
+        <w:pStyle w:val="BodyText"/>
+      </w:pPr>
+      <w:r>
+        <w:rPr>
           <w:b/>
           <w:bCs/>
         </w:rPr>
-        <w:t xml:space="preserve">Example 3 (Domain, codomain, and image of the doubled die roll)</w:t>
+        <w:t xml:space="preserve">Example 6 (Domain, codomain, and image of the doubled die roll)</w:t>
       </w:r>
       <w:r>
         <w:t xml:space="preserve"> </w:t>
@@ -2390,8 +3250,8 @@
         <w:t xml:space="preserve">.</w:t>
       </w:r>
     </w:p>
-    <w:bookmarkEnd w:id="20"/>
-    <w:bookmarkStart w:id="21" w:name="def-graph"/>
+    <w:bookmarkEnd w:id="26"/>
+    <w:bookmarkStart w:id="27" w:name="def-graph"/>
     <w:p>
       <w:pPr>
         <w:pStyle w:val="BodyText"/>
@@ -2401,7 +3261,7 @@
           <w:b/>
           <w:bCs/>
         </w:rPr>
-        <w:t xml:space="preserve">Definition 6 (Graph of a function)</w:t>
+        <w:t xml:space="preserve">Definition 9 (Graph of a function)</w:t>
       </w:r>
       <w:r>
         <w:t xml:space="preserve"> </w:t>
@@ -2471,7 +3331,7 @@
       <w:r>
         <w:t xml:space="preserve"> </w:t>
       </w:r>
-      <w:hyperlink r:id="rId12">
+      <w:hyperlink r:id="rId16">
         <w:r>
           <w:rPr>
             <w:rStyle w:val="Hyperlink"/>
@@ -2626,8 +3486,8 @@
         </m:oMath>
       </m:oMathPara>
     </w:p>
-    <w:bookmarkEnd w:id="21"/>
-    <w:bookmarkStart w:id="22" w:name="exm-graph"/>
+    <w:bookmarkEnd w:id="27"/>
+    <w:bookmarkStart w:id="28" w:name="exm-graph"/>
     <w:p>
       <w:pPr>
         <w:pStyle w:val="FirstParagraph"/>
@@ -2637,7 +3497,7 @@
           <w:b/>
           <w:bCs/>
         </w:rPr>
-        <w:t xml:space="preserve">Example 4 (The graph of a function on three points)</w:t>
+        <w:t xml:space="preserve">Example 7 (The graph of a function on three points)</w:t>
       </w:r>
       <w:r>
         <w:t xml:space="preserve"> </w:t>
@@ -3083,8 +3943,8 @@
         <w:t xml:space="preserve">.</w:t>
       </w:r>
     </w:p>
-    <w:bookmarkEnd w:id="22"/>
-    <w:bookmarkStart w:id="23" w:name="rem-graph-real-function"/>
+    <w:bookmarkEnd w:id="28"/>
+    <w:bookmarkStart w:id="29" w:name="rem-graph-real-function"/>
     <w:p>
       <w:pPr>
         <w:pStyle w:val="BodyText"/>
@@ -3195,8 +4055,8 @@
         <w:t xml:space="preserve">on the vertical axis.</w:t>
       </w:r>
     </w:p>
-    <w:bookmarkEnd w:id="23"/>
-    <w:bookmarkStart w:id="24" w:name="rem-function-as-set-of-pairs"/>
+    <w:bookmarkEnd w:id="29"/>
+    <w:bookmarkStart w:id="30" w:name="rem-function-as-set-of-pairs"/>
     <w:p>
       <w:pPr>
         <w:pStyle w:val="BodyText"/>
@@ -3263,7 +4123,7 @@
       <w:r>
         <w:t xml:space="preserve"> </w:t>
       </w:r>
-      <w:hyperlink r:id="rId12">
+      <w:hyperlink r:id="rId16">
         <w:r>
           <w:rPr>
             <w:rStyle w:val="Hyperlink"/>
@@ -3282,7 +4142,7 @@
           <w:rPr>
             <w:rStyle w:val="Hyperlink"/>
           </w:rPr>
-          <w:t xml:space="preserve">Definition 6</w:t>
+          <w:t xml:space="preserve">Definition 9</w:t>
         </w:r>
       </w:hyperlink>
       <w:r>
@@ -4325,8 +5185,8 @@
         <w:t xml:space="preserve">.</w:t>
       </w:r>
     </w:p>
-    <w:bookmarkEnd w:id="24"/>
-    <w:bookmarkStart w:id="25" w:name="def-composition"/>
+    <w:bookmarkEnd w:id="30"/>
+    <w:bookmarkStart w:id="31" w:name="def-composition"/>
     <w:p>
       <w:pPr>
         <w:pStyle w:val="BodyText"/>
@@ -4336,7 +5196,7 @@
           <w:b/>
           <w:bCs/>
         </w:rPr>
-        <w:t xml:space="preserve">Definition 7 (Composition)</w:t>
+        <w:t xml:space="preserve">Definition 10 (Composition)</w:t>
       </w:r>
       <w:r>
         <w:t xml:space="preserve"> </w:t>
@@ -4645,8 +5505,8 @@
         </m:oMath>
       </m:oMathPara>
     </w:p>
-    <w:bookmarkEnd w:id="25"/>
-    <w:bookmarkStart w:id="26" w:name="def-inner-function"/>
+    <w:bookmarkEnd w:id="31"/>
+    <w:bookmarkStart w:id="32" w:name="def-inner-function"/>
     <w:p>
       <w:pPr>
         <w:pStyle w:val="FirstParagraph"/>
@@ -4656,7 +5516,7 @@
           <w:b/>
           <w:bCs/>
         </w:rPr>
-        <w:t xml:space="preserve">Definition 8 (Inner function)</w:t>
+        <w:t xml:space="preserve">Definition 11 (Inner function)</w:t>
       </w:r>
       <w:r>
         <w:t xml:space="preserve"> </w:t>
@@ -4692,7 +5552,7 @@
           <w:rPr>
             <w:rStyle w:val="Hyperlink"/>
           </w:rPr>
-          <w:t xml:space="preserve">Definition 7</w:t>
+          <w:t xml:space="preserve">Definition 10</w:t>
         </w:r>
       </w:hyperlink>
       <w:r>
@@ -4726,8 +5586,8 @@
         <w:t xml:space="preserve">, applied first.</w:t>
       </w:r>
     </w:p>
-    <w:bookmarkEnd w:id="26"/>
-    <w:bookmarkStart w:id="27" w:name="def-outer-function"/>
+    <w:bookmarkEnd w:id="32"/>
+    <w:bookmarkStart w:id="33" w:name="def-outer-function"/>
     <w:p>
       <w:pPr>
         <w:pStyle w:val="BodyText"/>
@@ -4737,7 +5597,7 @@
           <w:b/>
           <w:bCs/>
         </w:rPr>
-        <w:t xml:space="preserve">Definition 9 (Outer function)</w:t>
+        <w:t xml:space="preserve">Definition 12 (Outer function)</w:t>
       </w:r>
       <w:r>
         <w:t xml:space="preserve"> </w:t>
@@ -4773,7 +5633,7 @@
           <w:rPr>
             <w:rStyle w:val="Hyperlink"/>
           </w:rPr>
-          <w:t xml:space="preserve">Definition 7</w:t>
+          <w:t xml:space="preserve">Definition 10</w:t>
         </w:r>
       </w:hyperlink>
       <w:r>
@@ -4807,8 +5667,8 @@
         <w:t xml:space="preserve">, applied to the result.</w:t>
       </w:r>
     </w:p>
-    <w:bookmarkEnd w:id="27"/>
-    <w:bookmarkStart w:id="28" w:name="exm-composition"/>
+    <w:bookmarkEnd w:id="33"/>
+    <w:bookmarkStart w:id="34" w:name="exm-composition"/>
     <w:p>
       <w:pPr>
         <w:pStyle w:val="BodyText"/>
@@ -4818,7 +5678,7 @@
           <w:b/>
           <w:bCs/>
         </w:rPr>
-        <w:t xml:space="preserve">Example 5 (The order of composition matters)</w:t>
+        <w:t xml:space="preserve">Example 8 (The order of composition matters)</w:t>
       </w:r>
       <w:r>
         <w:t xml:space="preserve"> </w:t>
@@ -5439,8 +6299,8 @@
         <w:t xml:space="preserve">are different functions.</w:t>
       </w:r>
     </w:p>
-    <w:bookmarkEnd w:id="28"/>
-    <w:bookmarkStart w:id="29" w:name="def-inverse-function"/>
+    <w:bookmarkEnd w:id="34"/>
+    <w:bookmarkStart w:id="35" w:name="def-inverse-function"/>
     <w:p>
       <w:pPr>
         <w:pStyle w:val="BodyText"/>
@@ -5450,7 +6310,7 @@
           <w:b/>
           <w:bCs/>
         </w:rPr>
-        <w:t xml:space="preserve">Definition 10 (Inverse function)</w:t>
+        <w:t xml:space="preserve">Definition 13 (Inverse function)</w:t>
       </w:r>
       <w:r>
         <w:t xml:space="preserve"> </w:t>
@@ -5781,8 +6641,8 @@
         <w:t xml:space="preserve">.</w:t>
       </w:r>
     </w:p>
-    <w:bookmarkEnd w:id="29"/>
-    <w:bookmarkStart w:id="30" w:name="rem-inverse-not-reciprocal"/>
+    <w:bookmarkEnd w:id="35"/>
+    <w:bookmarkStart w:id="36" w:name="rem-inverse-not-reciprocal"/>
     <w:p>
       <w:pPr>
         <w:pStyle w:val="BodyText"/>
@@ -6180,8 +7040,8 @@
         <w:t xml:space="preserve">.</w:t>
       </w:r>
     </w:p>
-    <w:bookmarkEnd w:id="30"/>
-    <w:bookmarkStart w:id="31" w:name="exm-inverse-function"/>
+    <w:bookmarkEnd w:id="36"/>
+    <w:bookmarkStart w:id="37" w:name="exm-inverse-function"/>
     <w:p>
       <w:pPr>
         <w:pStyle w:val="BodyText"/>
@@ -6191,7 +7051,7 @@
           <w:b/>
           <w:bCs/>
         </w:rPr>
-        <w:t xml:space="preserve">Example 6 (An invertible function, and one that is not)</w:t>
+        <w:t xml:space="preserve">Example 9 (An invertible function, and one that is not)</w:t>
       </w:r>
       <w:r>
         <w:t xml:space="preserve"> </w:t>
@@ -6802,8 +7662,8 @@
         <w:t xml:space="preserve">is not invertible.</w:t>
       </w:r>
     </w:p>
-    <w:bookmarkEnd w:id="31"/>
-    <w:bookmarkStart w:id="33" w:name="def-elementwise-function"/>
+    <w:bookmarkEnd w:id="37"/>
+    <w:bookmarkStart w:id="39" w:name="def-elementwise-function"/>
     <w:p>
       <w:pPr>
         <w:pStyle w:val="FirstParagraph"/>
@@ -6813,7 +7673,7 @@
           <w:b/>
           <w:bCs/>
         </w:rPr>
-        <w:t xml:space="preserve">Definition 11 (Elementwise application of a function to a vector)</w:t>
+        <w:t xml:space="preserve">Definition 14 (Elementwise application of a function to a vector)</w:t>
       </w:r>
       <w:r>
         <w:t xml:space="preserve"> </w:t>
@@ -7479,7 +8339,7 @@
       <w:r>
         <w:t xml:space="preserve">with itself (</w:t>
       </w:r>
-      <w:hyperlink r:id="rId32">
+      <w:hyperlink r:id="rId38">
         <w:r>
           <w:rPr>
             <w:rStyle w:val="Hyperlink"/>
@@ -7491,8 +8351,8 @@
         <w:t xml:space="preserve">).</w:t>
       </w:r>
     </w:p>
-    <w:bookmarkEnd w:id="33"/>
-    <w:bookmarkStart w:id="34" w:name="exm-elementwise-function"/>
+    <w:bookmarkEnd w:id="39"/>
+    <w:bookmarkStart w:id="40" w:name="exm-elementwise-function"/>
     <w:p>
       <w:pPr>
         <w:pStyle w:val="BodyText"/>
@@ -7502,7 +8362,7 @@
           <w:b/>
           <w:bCs/>
         </w:rPr>
-        <w:t xml:space="preserve">Example 7 (The exponential and logistic functions applied to a vector)</w:t>
+        <w:t xml:space="preserve">Example 10 (The exponential and logistic functions applied to a vector)</w:t>
       </w:r>
       <w:r>
         <w:t xml:space="preserve"> </w:t>
@@ -8444,8 +9304,8 @@
         <w:t xml:space="preserve">in the same position.</w:t>
       </w:r>
     </w:p>
-    <w:bookmarkEnd w:id="34"/>
-    <w:bookmarkStart w:id="36" w:name="rem-elementwise-function-notation"/>
+    <w:bookmarkEnd w:id="40"/>
+    <w:bookmarkStart w:id="42" w:name="rem-elementwise-function-notation"/>
     <w:p>
       <w:pPr>
         <w:pStyle w:val="BodyText"/>
@@ -8558,7 +9418,7 @@
       <w:r>
         <w:t xml:space="preserve"> </w:t>
       </w:r>
-      <w:hyperlink r:id="rId35">
+      <w:hyperlink r:id="rId41">
         <w:r>
           <w:rPr>
             <w:rStyle w:val="Hyperlink"/>
@@ -8766,8 +9626,8 @@
         <w:t xml:space="preserve">.</w:t>
       </w:r>
     </w:p>
-    <w:bookmarkEnd w:id="36"/>
-    <w:bookmarkStart w:id="38" w:name="def-sequence"/>
+    <w:bookmarkEnd w:id="42"/>
+    <w:bookmarkStart w:id="43" w:name="def-operator"/>
     <w:p>
       <w:pPr>
         <w:pStyle w:val="FirstParagraph"/>
@@ -8777,13 +9637,13 @@
           <w:b/>
           <w:bCs/>
         </w:rPr>
-        <w:t xml:space="preserve">Definition 12 (Sequence)</w:t>
-      </w:r>
-      <w:r>
-        <w:t xml:space="preserve"> </w:t>
-      </w:r>
-      <w:r>
-        <w:t xml:space="preserve">A</w:t>
+        <w:t xml:space="preserve">Definition 15 (Operator)</w:t>
+      </w:r>
+      <w:r>
+        <w:t xml:space="preserve"> </w:t>
+      </w:r>
+      <w:r>
+        <w:t xml:space="preserve">An</w:t>
       </w:r>
       <w:r>
         <w:t xml:space="preserve"> </w:t>
@@ -8793,22 +9653,8 @@
           <w:b/>
           <w:bCs/>
         </w:rPr>
-        <w:t xml:space="preserve">sequence</w:t>
-      </w:r>
-      <w:r>
-        <w:t xml:space="preserve"> </w:t>
-      </w:r>
-      <w:r>
-        <w:t xml:space="preserve">in a set</w:t>
-      </w:r>
-      <w:r>
-        <w:t xml:space="preserve"> </w:t>
-      </w:r>
-      <m:oMath>
-        <m:r>
-          <m:t>S</m:t>
-        </m:r>
-      </m:oMath>
+        <w:t xml:space="preserve">operator</w:t>
+      </w:r>
       <w:r>
         <w:t xml:space="preserve"> </w:t>
       </w:r>
@@ -8829,234 +9675,46 @@
       <w:r>
         <w:t xml:space="preserve"> </w:t>
       </w:r>
-      <m:oMath>
-        <m:r>
-          <m:t>a</m:t>
-        </m:r>
-        <m:r>
-          <m:rPr>
-            <m:sty m:val="p"/>
-          </m:rPr>
-          <m:t>:</m:t>
-        </m:r>
-        <m:r>
-          <m:rPr>
-            <m:scr m:val="double-struck"/>
-            <m:sty m:val="p"/>
-          </m:rPr>
-          <m:t>N</m:t>
-        </m:r>
-        <m:r>
-          <m:rPr>
-            <m:sty m:val="p"/>
-          </m:rPr>
-          <m:t>→</m:t>
-        </m:r>
-        <m:r>
-          <m:t>S</m:t>
-        </m:r>
-      </m:oMath>
-      <w:r>
-        <w:t xml:space="preserve"> </w:t>
-      </w:r>
-      <w:r>
-        <w:t xml:space="preserve">from the</w:t>
-      </w:r>
-      <w:r>
-        <w:t xml:space="preserve"> </w:t>
-      </w:r>
-      <w:hyperlink r:id="rId37">
+      <w:r>
+        <w:t xml:space="preserve">whose</w:t>
+      </w:r>
+      <w:r>
+        <w:t xml:space="preserve"> </w:t>
+      </w:r>
+      <w:hyperlink w:anchor="def-argument">
         <w:r>
           <w:rPr>
             <w:rStyle w:val="Hyperlink"/>
           </w:rPr>
-          <w:t xml:space="preserve">natural numbers</w:t>
+          <w:t xml:space="preserve">arguments</w:t>
         </w:r>
       </w:hyperlink>
       <w:r>
         <w:t xml:space="preserve"> </w:t>
       </w:r>
       <w:r>
-        <w:t xml:space="preserve">to</w:t>
-      </w:r>
-      <w:r>
-        <w:t xml:space="preserve"> </w:t>
-      </w:r>
-      <m:oMath>
-        <m:r>
-          <m:t>S</m:t>
-        </m:r>
-      </m:oMath>
-      <w:r>
-        <w:t xml:space="preserve">.</w:t>
-      </w:r>
-      <w:r>
-        <w:t xml:space="preserve"> </w:t>
-      </w:r>
-      <w:r>
-        <w:t xml:space="preserve">Its value</w:t>
-      </w:r>
-      <w:r>
-        <w:t xml:space="preserve"> </w:t>
-      </w:r>
-      <m:oMath>
-        <m:r>
-          <m:t>a</m:t>
-        </m:r>
-        <m:r>
-          <m:rPr>
-            <m:sty m:val="p"/>
-          </m:rPr>
-          <m:t>(</m:t>
-        </m:r>
-        <m:r>
-          <m:t>n</m:t>
-        </m:r>
-        <m:r>
-          <m:rPr>
-            <m:sty m:val="p"/>
-          </m:rPr>
-          <m:t>)</m:t>
-        </m:r>
-      </m:oMath>
-      <w:r>
-        <w:t xml:space="preserve"> </w:t>
-      </w:r>
-      <w:r>
-        <w:t xml:space="preserve">is written</w:t>
-      </w:r>
-      <w:r>
-        <w:t xml:space="preserve"> </w:t>
-      </w:r>
-      <m:oMath>
-        <m:sSub>
-          <m:e>
-            <m:r>
-              <m:t>a</m:t>
-            </m:r>
-          </m:e>
-          <m:sub>
-            <m:r>
-              <m:t>n</m:t>
-            </m:r>
-          </m:sub>
-        </m:sSub>
-      </m:oMath>
-      <w:r>
-        <w:t xml:space="preserve">,</w:t>
-      </w:r>
-      <w:r>
-        <w:t xml:space="preserve"> </w:t>
-      </w:r>
-      <w:r>
-        <w:t xml:space="preserve">and the sequence is written</w:t>
-      </w:r>
-      <w:r>
-        <w:t xml:space="preserve"> </w:t>
-      </w:r>
-      <m:oMath>
-        <m:r>
-          <m:rPr>
-            <m:sty m:val="p"/>
-          </m:rPr>
-          <m:t>(</m:t>
-        </m:r>
-        <m:sSub>
-          <m:e>
-            <m:r>
-              <m:t>a</m:t>
-            </m:r>
-          </m:e>
-          <m:sub>
-            <m:r>
-              <m:t>n</m:t>
-            </m:r>
-          </m:sub>
-        </m:sSub>
-        <m:r>
-          <m:rPr>
-            <m:sty m:val="p"/>
-          </m:rPr>
-          <m:t>)</m:t>
-        </m:r>
-      </m:oMath>
-      <w:r>
-        <w:t xml:space="preserve"> </w:t>
-      </w:r>
-      <w:r>
-        <w:t xml:space="preserve">or</w:t>
-      </w:r>
-      <w:r>
-        <w:t xml:space="preserve"> </w:t>
-      </w:r>
-      <m:oMath>
-        <m:sSub>
-          <m:e>
-            <m:r>
-              <m:t>a</m:t>
-            </m:r>
-          </m:e>
-          <m:sub>
-            <m:r>
-              <m:t>1</m:t>
-            </m:r>
-          </m:sub>
-        </m:sSub>
-        <m:r>
-          <m:rPr>
-            <m:sty m:val="p"/>
-          </m:rPr>
-          <m:t>,</m:t>
-        </m:r>
-        <m:sSub>
-          <m:e>
-            <m:r>
-              <m:t>a</m:t>
-            </m:r>
-          </m:e>
-          <m:sub>
-            <m:r>
-              <m:t>2</m:t>
-            </m:r>
-          </m:sub>
-        </m:sSub>
-        <m:r>
-          <m:rPr>
-            <m:sty m:val="p"/>
-          </m:rPr>
-          <m:t>,</m:t>
-        </m:r>
-        <m:sSub>
-          <m:e>
-            <m:r>
-              <m:t>a</m:t>
-            </m:r>
-          </m:e>
-          <m:sub>
-            <m:r>
-              <m:t>3</m:t>
-            </m:r>
-          </m:sub>
-        </m:sSub>
-        <m:r>
-          <m:rPr>
-            <m:sty m:val="p"/>
-          </m:rPr>
-          <m:t>,</m:t>
-        </m:r>
-        <m:r>
-          <m:rPr>
-            <m:sty m:val="p"/>
-          </m:rPr>
-          <m:t>…</m:t>
-        </m:r>
-      </m:oMath>
-      <w:r>
-        <w:t xml:space="preserve">.</w:t>
+        <w:t xml:space="preserve">and</w:t>
+      </w:r>
+      <w:r>
+        <w:t xml:space="preserve"> </w:t>
+      </w:r>
+      <w:hyperlink w:anchor="def-value">
+        <w:r>
+          <w:rPr>
+            <w:rStyle w:val="Hyperlink"/>
+          </w:rPr>
+          <w:t xml:space="preserve">values</w:t>
+        </w:r>
+      </w:hyperlink>
+      <w:r>
+        <w:t xml:space="preserve"> </w:t>
+      </w:r>
+      <w:r>
+        <w:t xml:space="preserve">are both functions or both vectors.</w:t>
       </w:r>
     </w:p>
-    <w:bookmarkEnd w:id="38"/>
-    <w:bookmarkStart w:id="39" w:name="def-sequence-term"/>
+    <w:bookmarkEnd w:id="43"/>
+    <w:bookmarkStart w:id="44" w:name="exm-operator"/>
     <w:p>
       <w:pPr>
         <w:pStyle w:val="BodyText"/>
@@ -9066,110 +9724,394 @@
           <w:b/>
           <w:bCs/>
         </w:rPr>
-        <w:t xml:space="preserve">Definition 13 (Term of a sequence)</w:t>
-      </w:r>
-      <w:r>
-        <w:t xml:space="preserve"> </w:t>
-      </w:r>
-      <w:r>
-        <w:t xml:space="preserve">The value</w:t>
-      </w:r>
-      <w:r>
-        <w:t xml:space="preserve"> </w:t>
-      </w:r>
-      <m:oMath>
-        <m:sSub>
+        <w:t xml:space="preserve">Example 11 (The derivative as an operator)</w:t>
+      </w:r>
+      <w:r>
+        <w:t xml:space="preserve"> </w:t>
+      </w:r>
+      <w:r>
+        <w:t xml:space="preserve">Let</w:t>
+      </w:r>
+      <w:r>
+        <w:t xml:space="preserve"> </w:t>
+      </w:r>
+      <m:oMath>
+        <m:r>
+          <m:t>D</m:t>
+        </m:r>
+      </m:oMath>
+      <w:r>
+        <w:t xml:space="preserve"> </w:t>
+      </w:r>
+      <w:r>
+        <w:t xml:space="preserve">send each differentiable function</w:t>
+      </w:r>
+      <w:r>
+        <w:t xml:space="preserve"> </w:t>
+      </w:r>
+      <m:oMath>
+        <m:r>
+          <m:t>f</m:t>
+        </m:r>
+        <m:r>
+          <m:rPr>
+            <m:sty m:val="p"/>
+          </m:rPr>
+          <m:t>:</m:t>
+        </m:r>
+        <m:r>
+          <m:rPr>
+            <m:scr m:val="double-struck"/>
+            <m:sty m:val="p"/>
+          </m:rPr>
+          <m:t>R</m:t>
+        </m:r>
+        <m:r>
+          <m:rPr>
+            <m:sty m:val="p"/>
+          </m:rPr>
+          <m:t>→</m:t>
+        </m:r>
+        <m:r>
+          <m:rPr>
+            <m:scr m:val="double-struck"/>
+            <m:sty m:val="p"/>
+          </m:rPr>
+          <m:t>R</m:t>
+        </m:r>
+      </m:oMath>
+      <w:r>
+        <w:t xml:space="preserve"> </w:t>
+      </w:r>
+      <w:r>
+        <w:t xml:space="preserve">to its derivative function</w:t>
+      </w:r>
+      <w:r>
+        <w:t xml:space="preserve"> </w:t>
+      </w:r>
+      <m:oMath>
+        <m:r>
+          <m:t>D</m:t>
+        </m:r>
+        <m:r>
+          <m:t>f</m:t>
+        </m:r>
+        <m:r>
+          <m:rPr>
+            <m:sty m:val="p"/>
+          </m:rPr>
+          <m:t>=</m:t>
+        </m:r>
+        <m:sSup>
           <m:e>
             <m:r>
-              <m:t>a</m:t>
+              <m:t>f</m:t>
             </m:r>
           </m:e>
-          <m:sub>
-            <m:r>
-              <m:t>n</m:t>
-            </m:r>
-          </m:sub>
-        </m:sSub>
-      </m:oMath>
-      <w:r>
-        <w:t xml:space="preserve"> </w:t>
-      </w:r>
-      <w:r>
-        <w:t xml:space="preserve">of a sequence</w:t>
-      </w:r>
-      <w:r>
-        <w:t xml:space="preserve"> </w:t>
-      </w:r>
-      <m:oMath>
+          <m:sup>
+            <m:r>
+              <m:rPr>
+                <m:sty m:val="p"/>
+              </m:rPr>
+              <m:t>′</m:t>
+            </m:r>
+          </m:sup>
+        </m:sSup>
+      </m:oMath>
+      <w:r>
+        <w:t xml:space="preserve">.</w:t>
+      </w:r>
+      <w:r>
+        <w:t xml:space="preserve"> </w:t>
+      </w:r>
+      <w:r>
+        <w:t xml:space="preserve">Then</w:t>
+      </w:r>
+      <w:r>
+        <w:t xml:space="preserve"> </w:t>
+      </w:r>
+      <m:oMath>
+        <m:r>
+          <m:t>D</m:t>
+        </m:r>
+      </m:oMath>
+      <w:r>
+        <w:t xml:space="preserve"> </w:t>
+      </w:r>
+      <w:r>
+        <w:t xml:space="preserve">is an operator, because its arguments and its values are functions.</w:t>
+      </w:r>
+      <w:r>
+        <w:t xml:space="preserve"> </w:t>
+      </w:r>
+      <w:r>
+        <w:t xml:space="preserve">For example,</w:t>
+      </w:r>
+      <w:r>
+        <w:t xml:space="preserve"> </w:t>
+      </w:r>
+      <m:oMath>
+        <m:r>
+          <m:t>D</m:t>
+        </m:r>
+      </m:oMath>
+      <w:r>
+        <w:t xml:space="preserve"> </w:t>
+      </w:r>
+      <w:r>
+        <w:t xml:space="preserve">sends</w:t>
+      </w:r>
+      <w:r>
+        <w:t xml:space="preserve"> </w:t>
+      </w:r>
+      <m:oMath>
+        <m:r>
+          <m:t>f</m:t>
+        </m:r>
         <m:r>
           <m:rPr>
             <m:sty m:val="p"/>
           </m:rPr>
           <m:t>(</m:t>
         </m:r>
-        <m:sSub>
+        <m:r>
+          <m:t>x</m:t>
+        </m:r>
+        <m:r>
+          <m:rPr>
+            <m:sty m:val="p"/>
+          </m:rPr>
+          <m:t>)</m:t>
+        </m:r>
+        <m:r>
+          <m:rPr>
+            <m:sty m:val="p"/>
+          </m:rPr>
+          <m:t>=</m:t>
+        </m:r>
+        <m:sSup>
           <m:e>
             <m:r>
-              <m:t>a</m:t>
+              <m:t>x</m:t>
             </m:r>
           </m:e>
-          <m:sub>
-            <m:r>
-              <m:t>n</m:t>
-            </m:r>
-          </m:sub>
-        </m:sSub>
+          <m:sup>
+            <m:r>
+              <m:t>2</m:t>
+            </m:r>
+          </m:sup>
+        </m:sSup>
+      </m:oMath>
+      <w:r>
+        <w:t xml:space="preserve"> </w:t>
+      </w:r>
+      <w:r>
+        <w:t xml:space="preserve">to the function</w:t>
+      </w:r>
+      <w:r>
+        <w:t xml:space="preserve"> </w:t>
+      </w:r>
+      <m:oMath>
+        <m:r>
+          <m:rPr>
+            <m:sty m:val="p"/>
+          </m:rPr>
+          <m:t>(</m:t>
+        </m:r>
+        <m:r>
+          <m:t>D</m:t>
+        </m:r>
+        <m:r>
+          <m:t>f</m:t>
+        </m:r>
         <m:r>
           <m:rPr>
             <m:sty m:val="p"/>
           </m:rPr>
           <m:t>)</m:t>
         </m:r>
-      </m:oMath>
-      <w:r>
-        <w:t xml:space="preserve"> </w:t>
-      </w:r>
-      <w:r>
-        <w:t xml:space="preserve">(</w:t>
-      </w:r>
-      <w:hyperlink w:anchor="def-sequence">
+        <m:r>
+          <m:rPr>
+            <m:sty m:val="p"/>
+          </m:rPr>
+          <m:t>(</m:t>
+        </m:r>
+        <m:r>
+          <m:t>x</m:t>
+        </m:r>
+        <m:r>
+          <m:rPr>
+            <m:sty m:val="p"/>
+          </m:rPr>
+          <m:t>)</m:t>
+        </m:r>
+        <m:r>
+          <m:rPr>
+            <m:sty m:val="p"/>
+          </m:rPr>
+          <m:t>=</m:t>
+        </m:r>
+        <m:r>
+          <m:t>2</m:t>
+        </m:r>
+        <m:r>
+          <m:t>x</m:t>
+        </m:r>
+      </m:oMath>
+      <w:r>
+        <w:t xml:space="preserve">.</w:t>
+      </w:r>
+    </w:p>
+    <w:bookmarkEnd w:id="44"/>
+    <w:bookmarkStart w:id="46" w:name="rem-operator"/>
+    <w:p>
+      <w:pPr>
+        <w:pStyle w:val="BodyText"/>
+      </w:pPr>
+      <w:r>
+        <w:rPr>
+          <w:i/>
+          <w:iCs/>
+        </w:rPr>
+        <w:t xml:space="preserve">Remark 6</w:t>
+      </w:r>
+      <w:r>
+        <w:t xml:space="preserve"> (Other uses of</w:t>
+      </w:r>
+      <w:r>
+        <w:t xml:space="preserve"> </w:t>
+      </w:r>
+      <w:r>
+        <w:t xml:space="preserve">“operator”</w:t>
+      </w:r>
+      <w:r>
+        <w:t xml:space="preserve">). </w:t>
+      </w:r>
+      <w:r>
+        <w:t xml:space="preserve">Some authors call every function an operator,</w:t>
+      </w:r>
+      <w:r>
+        <w:t xml:space="preserve"> </w:t>
+      </w:r>
+      <w:r>
+        <w:t xml:space="preserve">and others reserve the word for functions whose domain and codomain are the same set,</w:t>
+      </w:r>
+      <w:r>
+        <w:t xml:space="preserve"> </w:t>
+      </w:r>
+      <w:r>
+        <w:t xml:space="preserve">as in the</w:t>
+      </w:r>
+      <w:r>
+        <w:t xml:space="preserve"> </w:t>
+      </w:r>
+      <w:hyperlink r:id="rId45">
         <w:r>
           <w:rPr>
             <w:rStyle w:val="Hyperlink"/>
           </w:rPr>
-          <w:t xml:space="preserve">Definition 12</w:t>
+          <w:t xml:space="preserve">linear operator</w:t>
         </w:r>
       </w:hyperlink>
       <w:r>
-        <w:t xml:space="preserve">) is called its</w:t>
-      </w:r>
-      <w:r>
-        <w:t xml:space="preserve"> </w:t>
-      </w:r>
-      <m:oMath>
-        <m:r>
-          <m:t>n</m:t>
-        </m:r>
-      </m:oMath>
-      <w:r>
-        <w:t xml:space="preserve">th</w:t>
-      </w:r>
-      <w:r>
-        <w:t xml:space="preserve"> </w:t>
-      </w:r>
+        <w:t xml:space="preserve">.</w:t>
+      </w:r>
+    </w:p>
+    <w:bookmarkEnd w:id="46"/>
+    <w:bookmarkStart w:id="47" w:name="def-functional"/>
+    <w:p>
+      <w:pPr>
+        <w:pStyle w:val="BodyText"/>
+      </w:pPr>
       <w:r>
         <w:rPr>
           <w:b/>
           <w:bCs/>
         </w:rPr>
-        <w:t xml:space="preserve">term</w:t>
-      </w:r>
-      <w:r>
-        <w:t xml:space="preserve">.</w:t>
+        <w:t xml:space="preserve">Definition 16 (Functional)</w:t>
+      </w:r>
+      <w:r>
+        <w:t xml:space="preserve"> </w:t>
+      </w:r>
+      <w:r>
+        <w:t xml:space="preserve">A</w:t>
+      </w:r>
+      <w:r>
+        <w:t xml:space="preserve"> </w:t>
+      </w:r>
+      <w:r>
+        <w:rPr>
+          <w:b/>
+          <w:bCs/>
+        </w:rPr>
+        <w:t xml:space="preserve">functional</w:t>
+      </w:r>
+      <w:r>
+        <w:t xml:space="preserve"> </w:t>
+      </w:r>
+      <w:r>
+        <w:t xml:space="preserve">is a</w:t>
+      </w:r>
+      <w:r>
+        <w:t xml:space="preserve"> </w:t>
+      </w:r>
+      <w:hyperlink w:anchor="def-function">
+        <w:r>
+          <w:rPr>
+            <w:rStyle w:val="Hyperlink"/>
+          </w:rPr>
+          <w:t xml:space="preserve">function</w:t>
+        </w:r>
+      </w:hyperlink>
+      <w:r>
+        <w:t xml:space="preserve"> </w:t>
+      </w:r>
+      <w:r>
+        <w:t xml:space="preserve">whose</w:t>
+      </w:r>
+      <w:r>
+        <w:t xml:space="preserve"> </w:t>
+      </w:r>
+      <w:hyperlink w:anchor="def-argument">
+        <w:r>
+          <w:rPr>
+            <w:rStyle w:val="Hyperlink"/>
+          </w:rPr>
+          <w:t xml:space="preserve">arguments</w:t>
+        </w:r>
+      </w:hyperlink>
+      <w:r>
+        <w:t xml:space="preserve"> </w:t>
+      </w:r>
+      <w:r>
+        <w:t xml:space="preserve">are functions or vectors</w:t>
+      </w:r>
+      <w:r>
+        <w:t xml:space="preserve"> </w:t>
+      </w:r>
+      <w:r>
+        <w:t xml:space="preserve">and whose</w:t>
+      </w:r>
+      <w:r>
+        <w:t xml:space="preserve"> </w:t>
+      </w:r>
+      <w:hyperlink w:anchor="def-value">
+        <w:r>
+          <w:rPr>
+            <w:rStyle w:val="Hyperlink"/>
+          </w:rPr>
+          <w:t xml:space="preserve">values</w:t>
+        </w:r>
+      </w:hyperlink>
+      <w:r>
+        <w:t xml:space="preserve"> </w:t>
+      </w:r>
+      <w:r>
+        <w:t xml:space="preserve">are real numbers.</w:t>
       </w:r>
     </w:p>
-    <w:bookmarkEnd w:id="39"/>
-    <w:bookmarkStart w:id="40" w:name="exm-sequence"/>
+    <w:bookmarkEnd w:id="47"/>
+    <w:bookmarkStart w:id="49" w:name="exm-functional"/>
     <w:p>
       <w:pPr>
         <w:pStyle w:val="BodyText"/>
@@ -9179,7 +10121,7 @@
           <w:b/>
           <w:bCs/>
         </w:rPr>
-        <w:t xml:space="preserve">Example 8 (Sequences)</w:t>
+        <w:t xml:space="preserve">Example 12 (Evaluation, integration and expectation as functionals)</w:t>
       </w:r>
       <w:r>
         <w:t xml:space="preserve"> </w:t>
@@ -9196,176 +10138,85 @@
           <w:numId w:val="1009"/>
         </w:numPr>
       </w:pPr>
-      <m:oMath>
-        <m:sSub>
-          <m:e>
-            <m:r>
-              <m:t>a</m:t>
-            </m:r>
-          </m:e>
-          <m:sub>
-            <m:r>
-              <m:t>n</m:t>
-            </m:r>
-          </m:sub>
-        </m:sSub>
-        <m:r>
-          <m:rPr>
-            <m:sty m:val="p"/>
-          </m:rPr>
-          <m:t>=</m:t>
-        </m:r>
-        <m:f>
-          <m:fPr>
-            <m:type m:val="bar"/>
-          </m:fPr>
-          <m:num>
-            <m:r>
-              <m:t>1</m:t>
-            </m:r>
-          </m:num>
-          <m:den>
-            <m:r>
-              <m:t>n</m:t>
-            </m:r>
-          </m:den>
-        </m:f>
-      </m:oMath>
-      <w:r>
-        <w:t xml:space="preserve"> </w:t>
-      </w:r>
-      <w:r>
-        <w:t xml:space="preserve">is the sequence</w:t>
-      </w:r>
-      <w:r>
-        <w:t xml:space="preserve"> </w:t>
-      </w:r>
-      <m:oMath>
-        <m:r>
-          <m:t>1</m:t>
-        </m:r>
-        <m:r>
-          <m:rPr>
-            <m:sty m:val="p"/>
-          </m:rPr>
-          <m:t>,</m:t>
-        </m:r>
-        <m:f>
-          <m:fPr>
-            <m:type m:val="bar"/>
-          </m:fPr>
-          <m:num>
-            <m:r>
-              <m:t>1</m:t>
-            </m:r>
-          </m:num>
-          <m:den>
-            <m:r>
-              <m:t>2</m:t>
-            </m:r>
-          </m:den>
-        </m:f>
-        <m:r>
-          <m:rPr>
-            <m:sty m:val="p"/>
-          </m:rPr>
-          <m:t>,</m:t>
-        </m:r>
-        <m:f>
-          <m:fPr>
-            <m:type m:val="bar"/>
-          </m:fPr>
-          <m:num>
-            <m:r>
-              <m:t>1</m:t>
-            </m:r>
-          </m:num>
-          <m:den>
-            <m:r>
-              <m:t>3</m:t>
-            </m:r>
-          </m:den>
-        </m:f>
-        <m:r>
-          <m:rPr>
-            <m:sty m:val="p"/>
-          </m:rPr>
-          <m:t>,</m:t>
-        </m:r>
-        <m:f>
-          <m:fPr>
-            <m:type m:val="bar"/>
-          </m:fPr>
-          <m:num>
-            <m:r>
-              <m:t>1</m:t>
-            </m:r>
-          </m:num>
-          <m:den>
-            <m:r>
-              <m:t>4</m:t>
-            </m:r>
-          </m:den>
-        </m:f>
-        <m:r>
-          <m:rPr>
-            <m:sty m:val="p"/>
-          </m:rPr>
-          <m:t>,</m:t>
-        </m:r>
-        <m:r>
-          <m:rPr>
-            <m:sty m:val="p"/>
-          </m:rPr>
-          <m:t>…</m:t>
-        </m:r>
-      </m:oMath>
-      <w:r>
-        <w:t xml:space="preserve">;</w:t>
-      </w:r>
-      <w:r>
-        <w:t xml:space="preserve"> </w:t>
-      </w:r>
-      <w:r>
-        <w:t xml:space="preserve">its third term is</w:t>
-      </w:r>
-      <w:r>
-        <w:t xml:space="preserve"> </w:t>
-      </w:r>
-      <m:oMath>
-        <m:sSub>
-          <m:e>
-            <m:r>
-              <m:t>a</m:t>
-            </m:r>
-          </m:e>
-          <m:sub>
-            <m:r>
-              <m:t>3</m:t>
-            </m:r>
-          </m:sub>
-        </m:sSub>
-        <m:r>
-          <m:rPr>
-            <m:sty m:val="p"/>
-          </m:rPr>
-          <m:t>=</m:t>
-        </m:r>
-        <m:f>
-          <m:fPr>
-            <m:type m:val="bar"/>
-          </m:fPr>
-          <m:num>
-            <m:r>
-              <m:t>1</m:t>
-            </m:r>
-          </m:num>
-          <m:den>
-            <m:r>
-              <m:t>3</m:t>
-            </m:r>
-          </m:den>
-        </m:f>
+      <w:r>
+        <w:t xml:space="preserve">Evaluation at</w:t>
+      </w:r>
+      <w:r>
+        <w:t xml:space="preserve"> </w:t>
+      </w:r>
+      <m:oMath>
+        <m:r>
+          <m:t>0</m:t>
+        </m:r>
+      </m:oMath>
+      <w:r>
+        <w:t xml:space="preserve"> </w:t>
+      </w:r>
+      <w:r>
+        <w:t xml:space="preserve">sends each function</w:t>
+      </w:r>
+      <w:r>
+        <w:t xml:space="preserve"> </w:t>
+      </w:r>
+      <m:oMath>
+        <m:r>
+          <m:t>f</m:t>
+        </m:r>
+        <m:r>
+          <m:rPr>
+            <m:sty m:val="p"/>
+          </m:rPr>
+          <m:t>:</m:t>
+        </m:r>
+        <m:r>
+          <m:rPr>
+            <m:scr m:val="double-struck"/>
+            <m:sty m:val="p"/>
+          </m:rPr>
+          <m:t>R</m:t>
+        </m:r>
+        <m:r>
+          <m:rPr>
+            <m:sty m:val="p"/>
+          </m:rPr>
+          <m:t>→</m:t>
+        </m:r>
+        <m:r>
+          <m:rPr>
+            <m:scr m:val="double-struck"/>
+            <m:sty m:val="p"/>
+          </m:rPr>
+          <m:t>R</m:t>
+        </m:r>
+      </m:oMath>
+      <w:r>
+        <w:t xml:space="preserve"> </w:t>
+      </w:r>
+      <w:r>
+        <w:t xml:space="preserve">to the number</w:t>
+      </w:r>
+      <w:r>
+        <w:t xml:space="preserve"> </w:t>
+      </w:r>
+      <m:oMath>
+        <m:r>
+          <m:t>f</m:t>
+        </m:r>
+        <m:r>
+          <m:rPr>
+            <m:sty m:val="p"/>
+          </m:rPr>
+          <m:t>(</m:t>
+        </m:r>
+        <m:r>
+          <m:t>0</m:t>
+        </m:r>
+        <m:r>
+          <m:rPr>
+            <m:sty m:val="p"/>
+          </m:rPr>
+          <m:t>)</m:t>
+        </m:r>
       </m:oMath>
       <w:r>
         <w:t xml:space="preserve">.</w:t>
@@ -9379,129 +10230,193 @@
           <w:numId w:val="1009"/>
         </w:numPr>
       </w:pPr>
-      <m:oMath>
-        <m:sSub>
+      <w:r>
+        <w:t xml:space="preserve">The definite integral sends each continuous function</w:t>
+      </w:r>
+      <w:r>
+        <w:t xml:space="preserve"> </w:t>
+      </w:r>
+      <m:oMath>
+        <m:r>
+          <m:t>f</m:t>
+        </m:r>
+        <m:r>
+          <m:rPr>
+            <m:sty m:val="p"/>
+          </m:rPr>
+          <m:t>:</m:t>
+        </m:r>
+        <m:r>
+          <m:rPr>
+            <m:sty m:val="p"/>
+          </m:rPr>
+          <m:t>[</m:t>
+        </m:r>
+        <m:r>
+          <m:t>0</m:t>
+        </m:r>
+        <m:r>
+          <m:rPr>
+            <m:sty m:val="p"/>
+          </m:rPr>
+          <m:t>,</m:t>
+        </m:r>
+        <m:r>
+          <m:t>1</m:t>
+        </m:r>
+        <m:r>
+          <m:rPr>
+            <m:sty m:val="p"/>
+          </m:rPr>
+          <m:t>]</m:t>
+        </m:r>
+        <m:r>
+          <m:rPr>
+            <m:sty m:val="p"/>
+          </m:rPr>
+          <m:t>→</m:t>
+        </m:r>
+        <m:r>
+          <m:rPr>
+            <m:scr m:val="double-struck"/>
+            <m:sty m:val="p"/>
+          </m:rPr>
+          <m:t>R</m:t>
+        </m:r>
+      </m:oMath>
+      <w:r>
+        <w:t xml:space="preserve"> </w:t>
+      </w:r>
+      <w:r>
+        <w:t xml:space="preserve">to the number</w:t>
+      </w:r>
+      <w:r>
+        <w:t xml:space="preserve"> </w:t>
+      </w:r>
+      <m:oMath>
+        <m:nary>
+          <m:naryPr>
+            <m:chr m:val="∫"/>
+            <m:limLoc m:val="subSup"/>
+            <m:subHide m:val="off"/>
+            <m:supHide m:val="off"/>
+          </m:naryPr>
+          <m:sub>
+            <m:r>
+              <m:t>0</m:t>
+            </m:r>
+          </m:sub>
+          <m:sup>
+            <m:r>
+              <m:t>1</m:t>
+            </m:r>
+          </m:sup>
           <m:e>
             <m:r>
-              <m:t>b</m:t>
+              <m:t>f</m:t>
             </m:r>
           </m:e>
-          <m:sub>
-            <m:r>
-              <m:t>n</m:t>
-            </m:r>
-          </m:sub>
-        </m:sSub>
+        </m:nary>
+        <m:r>
+          <m:rPr>
+            <m:sty m:val="p"/>
+          </m:rPr>
+          <m:t>(</m:t>
+        </m:r>
+        <m:r>
+          <m:t>x</m:t>
+        </m:r>
+        <m:r>
+          <m:rPr>
+            <m:sty m:val="p"/>
+          </m:rPr>
+          <m:t>)</m:t>
+        </m:r>
+        <m:r>
+          <m:t> </m:t>
+        </m:r>
+        <m:r>
+          <m:t>d</m:t>
+        </m:r>
+        <m:r>
+          <m:t>x</m:t>
+        </m:r>
+      </m:oMath>
+      <w:r>
+        <w:t xml:space="preserve">.</w:t>
+      </w:r>
+      <w:r>
+        <w:t xml:space="preserve"> </w:t>
+      </w:r>
+      <w:r>
+        <w:t xml:space="preserve">For</w:t>
+      </w:r>
+      <w:r>
+        <w:t xml:space="preserve"> </w:t>
+      </w:r>
+      <m:oMath>
+        <m:r>
+          <m:t>f</m:t>
+        </m:r>
+        <m:r>
+          <m:rPr>
+            <m:sty m:val="p"/>
+          </m:rPr>
+          <m:t>(</m:t>
+        </m:r>
+        <m:r>
+          <m:t>x</m:t>
+        </m:r>
+        <m:r>
+          <m:rPr>
+            <m:sty m:val="p"/>
+          </m:rPr>
+          <m:t>)</m:t>
+        </m:r>
         <m:r>
           <m:rPr>
             <m:sty m:val="p"/>
           </m:rPr>
           <m:t>=</m:t>
-        </m:r>
-        <m:r>
-          <m:rPr>
-            <m:sty m:val="p"/>
-          </m:rPr>
-          <m:t>(</m:t>
-        </m:r>
-        <m:r>
-          <m:rPr>
-            <m:sty m:val="p"/>
-          </m:rPr>
-          <m:t>−</m:t>
-        </m:r>
-        <m:r>
-          <m:t>1</m:t>
         </m:r>
         <m:sSup>
           <m:e>
             <m:r>
-              <m:rPr>
-                <m:sty m:val="p"/>
-              </m:rPr>
-              <m:t>)</m:t>
+              <m:t>x</m:t>
             </m:r>
           </m:e>
           <m:sup>
             <m:r>
-              <m:t>n</m:t>
+              <m:t>2</m:t>
             </m:r>
           </m:sup>
         </m:sSup>
       </m:oMath>
       <w:r>
-        <w:t xml:space="preserve"> </w:t>
-      </w:r>
-      <w:r>
-        <w:t xml:space="preserve">is the sequence</w:t>
-      </w:r>
-      <w:r>
-        <w:t xml:space="preserve"> </w:t>
-      </w:r>
-      <m:oMath>
-        <m:r>
-          <m:rPr>
-            <m:sty m:val="p"/>
-          </m:rPr>
-          <m:t>−</m:t>
-        </m:r>
-        <m:r>
-          <m:t>1</m:t>
-        </m:r>
-        <m:r>
-          <m:rPr>
-            <m:sty m:val="p"/>
-          </m:rPr>
-          <m:t>,</m:t>
-        </m:r>
-        <m:r>
-          <m:t>1</m:t>
-        </m:r>
-        <m:r>
-          <m:rPr>
-            <m:sty m:val="p"/>
-          </m:rPr>
-          <m:t>,</m:t>
-        </m:r>
-        <m:r>
-          <m:rPr>
-            <m:sty m:val="p"/>
-          </m:rPr>
-          <m:t>−</m:t>
-        </m:r>
-        <m:r>
-          <m:t>1</m:t>
-        </m:r>
-        <m:r>
-          <m:rPr>
-            <m:sty m:val="p"/>
-          </m:rPr>
-          <m:t>,</m:t>
-        </m:r>
-        <m:r>
-          <m:t>1</m:t>
-        </m:r>
-        <m:r>
-          <m:rPr>
-            <m:sty m:val="p"/>
-          </m:rPr>
-          <m:t>,</m:t>
-        </m:r>
-        <m:r>
-          <m:rPr>
-            <m:sty m:val="p"/>
-          </m:rPr>
-          <m:t>…</m:t>
-        </m:r>
-      </m:oMath>
-      <w:r>
-        <w:t xml:space="preserve">:</w:t>
-      </w:r>
-      <w:r>
-        <w:t xml:space="preserve"> </w:t>
-      </w:r>
-      <w:r>
-        <w:t xml:space="preserve">a sequence can repeat values.</w:t>
+        <w:t xml:space="preserve">, the value is</w:t>
+      </w:r>
+      <w:r>
+        <w:t xml:space="preserve"> </w:t>
+      </w:r>
+      <m:oMath>
+        <m:f>
+          <m:fPr>
+            <m:type m:val="bar"/>
+          </m:fPr>
+          <m:num>
+            <m:r>
+              <m:t>1</m:t>
+            </m:r>
+          </m:num>
+          <m:den>
+            <m:r>
+              <m:t>3</m:t>
+            </m:r>
+          </m:den>
+        </m:f>
+      </m:oMath>
+      <w:r>
+        <w:t xml:space="preserve">.</w:t>
       </w:r>
     </w:p>
     <w:p>
@@ -9513,6 +10428,931 @@
         </w:numPr>
       </w:pPr>
       <w:r>
+        <w:t xml:space="preserve">The</w:t>
+      </w:r>
+      <w:r>
+        <w:t xml:space="preserve"> </w:t>
+      </w:r>
+      <w:hyperlink r:id="rId48">
+        <w:r>
+          <w:rPr>
+            <w:rStyle w:val="Hyperlink"/>
+          </w:rPr>
+          <w:t xml:space="preserve">expectation</w:t>
+        </w:r>
+      </w:hyperlink>
+      <w:r>
+        <w:t xml:space="preserve"> </w:t>
+      </w:r>
+      <w:r>
+        <w:t xml:space="preserve">sends each random variable, which is a function,</w:t>
+      </w:r>
+      <w:r>
+        <w:t xml:space="preserve"> </w:t>
+      </w:r>
+      <w:r>
+        <w:t xml:space="preserve">to a real number, its population mean.</w:t>
+      </w:r>
+    </w:p>
+    <w:p>
+      <w:pPr>
+        <w:pStyle w:val="Compact"/>
+        <w:numPr>
+          <w:ilvl w:val="0"/>
+          <w:numId w:val="1009"/>
+        </w:numPr>
+      </w:pPr>
+      <w:r>
+        <w:t xml:space="preserve">Summing the entries sends each vector</w:t>
+      </w:r>
+      <w:r>
+        <w:t xml:space="preserve"> </w:t>
+      </w:r>
+      <m:oMath>
+        <m:limLow>
+          <m:e>
+            <m:r>
+              <m:t>x</m:t>
+            </m:r>
+          </m:e>
+          <m:lim>
+            <m:r>
+              <m:rPr>
+                <m:sty m:val="p"/>
+              </m:rPr>
+              <m:t>∼</m:t>
+            </m:r>
+          </m:lim>
+        </m:limLow>
+        <m:r>
+          <m:rPr>
+            <m:sty m:val="p"/>
+          </m:rPr>
+          <m:t>∈</m:t>
+        </m:r>
+        <m:sSup>
+          <m:e>
+            <m:r>
+              <m:rPr>
+                <m:scr m:val="double-struck"/>
+                <m:sty m:val="p"/>
+              </m:rPr>
+              <m:t>R</m:t>
+            </m:r>
+          </m:e>
+          <m:sup>
+            <m:r>
+              <m:t>n</m:t>
+            </m:r>
+          </m:sup>
+        </m:sSup>
+      </m:oMath>
+      <w:r>
+        <w:t xml:space="preserve"> </w:t>
+      </w:r>
+      <w:r>
+        <w:t xml:space="preserve">to the number</w:t>
+      </w:r>
+      <w:r>
+        <w:t xml:space="preserve"> </w:t>
+      </w:r>
+      <m:oMath>
+        <m:nary>
+          <m:naryPr>
+            <m:chr m:val="∑"/>
+            <m:limLoc m:val="undOvr"/>
+            <m:subHide m:val="off"/>
+            <m:supHide m:val="off"/>
+          </m:naryPr>
+          <m:sub>
+            <m:r>
+              <m:t>i</m:t>
+            </m:r>
+            <m:r>
+              <m:rPr>
+                <m:sty m:val="p"/>
+              </m:rPr>
+              <m:t>=</m:t>
+            </m:r>
+            <m:r>
+              <m:t>1</m:t>
+            </m:r>
+          </m:sub>
+          <m:sup>
+            <m:r>
+              <m:t>n</m:t>
+            </m:r>
+          </m:sup>
+          <m:e>
+            <m:sSub>
+              <m:e>
+                <m:r>
+                  <m:t>x</m:t>
+                </m:r>
+              </m:e>
+              <m:sub>
+                <m:r>
+                  <m:t>i</m:t>
+                </m:r>
+              </m:sub>
+            </m:sSub>
+          </m:e>
+        </m:nary>
+      </m:oMath>
+      <w:r>
+        <w:t xml:space="preserve">.</w:t>
+      </w:r>
+    </w:p>
+    <w:p>
+      <w:pPr>
+        <w:pStyle w:val="FirstParagraph"/>
+      </w:pPr>
+      <w:r>
+        <w:t xml:space="preserve">Each takes a function or a vector as its argument and returns a number,</w:t>
+      </w:r>
+      <w:r>
+        <w:t xml:space="preserve"> </w:t>
+      </w:r>
+      <w:r>
+        <w:t xml:space="preserve">so each is a functional.</w:t>
+      </w:r>
+      <w:r>
+        <w:t xml:space="preserve"> </w:t>
+      </w:r>
+      <w:r>
+        <w:t xml:space="preserve">The derivative operator in</w:t>
+      </w:r>
+      <w:r>
+        <w:t xml:space="preserve"> </w:t>
+      </w:r>
+      <w:hyperlink w:anchor="exm-operator">
+        <w:r>
+          <w:rPr>
+            <w:rStyle w:val="Hyperlink"/>
+          </w:rPr>
+          <w:t xml:space="preserve">Example 11</w:t>
+        </w:r>
+      </w:hyperlink>
+      <w:r>
+        <w:t xml:space="preserve"> </w:t>
+      </w:r>
+      <w:r>
+        <w:t xml:space="preserve">is not a functional,</w:t>
+      </w:r>
+      <w:r>
+        <w:t xml:space="preserve"> </w:t>
+      </w:r>
+      <w:r>
+        <w:t xml:space="preserve">because its values are functions, not numbers.</w:t>
+      </w:r>
+    </w:p>
+    <w:bookmarkEnd w:id="49"/>
+    <w:bookmarkStart w:id="51" w:name="def-sequence"/>
+    <w:p>
+      <w:pPr>
+        <w:pStyle w:val="BodyText"/>
+      </w:pPr>
+      <w:r>
+        <w:rPr>
+          <w:b/>
+          <w:bCs/>
+        </w:rPr>
+        <w:t xml:space="preserve">Definition 17 (Sequence)</w:t>
+      </w:r>
+      <w:r>
+        <w:t xml:space="preserve"> </w:t>
+      </w:r>
+      <w:r>
+        <w:t xml:space="preserve">A</w:t>
+      </w:r>
+      <w:r>
+        <w:t xml:space="preserve"> </w:t>
+      </w:r>
+      <w:r>
+        <w:rPr>
+          <w:b/>
+          <w:bCs/>
+        </w:rPr>
+        <w:t xml:space="preserve">sequence</w:t>
+      </w:r>
+      <w:r>
+        <w:t xml:space="preserve"> </w:t>
+      </w:r>
+      <w:r>
+        <w:t xml:space="preserve">in a set</w:t>
+      </w:r>
+      <w:r>
+        <w:t xml:space="preserve"> </w:t>
+      </w:r>
+      <m:oMath>
+        <m:r>
+          <m:t>S</m:t>
+        </m:r>
+      </m:oMath>
+      <w:r>
+        <w:t xml:space="preserve"> </w:t>
+      </w:r>
+      <w:r>
+        <w:t xml:space="preserve">is a</w:t>
+      </w:r>
+      <w:r>
+        <w:t xml:space="preserve"> </w:t>
+      </w:r>
+      <w:hyperlink w:anchor="def-function">
+        <w:r>
+          <w:rPr>
+            <w:rStyle w:val="Hyperlink"/>
+          </w:rPr>
+          <w:t xml:space="preserve">function</w:t>
+        </w:r>
+      </w:hyperlink>
+      <w:r>
+        <w:t xml:space="preserve"> </w:t>
+      </w:r>
+      <m:oMath>
+        <m:r>
+          <m:t>a</m:t>
+        </m:r>
+        <m:r>
+          <m:rPr>
+            <m:sty m:val="p"/>
+          </m:rPr>
+          <m:t>:</m:t>
+        </m:r>
+        <m:r>
+          <m:rPr>
+            <m:scr m:val="double-struck"/>
+            <m:sty m:val="p"/>
+          </m:rPr>
+          <m:t>N</m:t>
+        </m:r>
+        <m:r>
+          <m:rPr>
+            <m:sty m:val="p"/>
+          </m:rPr>
+          <m:t>→</m:t>
+        </m:r>
+        <m:r>
+          <m:t>S</m:t>
+        </m:r>
+      </m:oMath>
+      <w:r>
+        <w:t xml:space="preserve"> </w:t>
+      </w:r>
+      <w:r>
+        <w:t xml:space="preserve">from the</w:t>
+      </w:r>
+      <w:r>
+        <w:t xml:space="preserve"> </w:t>
+      </w:r>
+      <w:hyperlink r:id="rId50">
+        <w:r>
+          <w:rPr>
+            <w:rStyle w:val="Hyperlink"/>
+          </w:rPr>
+          <w:t xml:space="preserve">natural numbers</w:t>
+        </w:r>
+      </w:hyperlink>
+      <w:r>
+        <w:t xml:space="preserve"> </w:t>
+      </w:r>
+      <w:r>
+        <w:t xml:space="preserve">to</w:t>
+      </w:r>
+      <w:r>
+        <w:t xml:space="preserve"> </w:t>
+      </w:r>
+      <m:oMath>
+        <m:r>
+          <m:t>S</m:t>
+        </m:r>
+      </m:oMath>
+      <w:r>
+        <w:t xml:space="preserve">.</w:t>
+      </w:r>
+      <w:r>
+        <w:t xml:space="preserve"> </w:t>
+      </w:r>
+      <w:r>
+        <w:t xml:space="preserve">Its value</w:t>
+      </w:r>
+      <w:r>
+        <w:t xml:space="preserve"> </w:t>
+      </w:r>
+      <m:oMath>
+        <m:r>
+          <m:t>a</m:t>
+        </m:r>
+        <m:r>
+          <m:rPr>
+            <m:sty m:val="p"/>
+          </m:rPr>
+          <m:t>(</m:t>
+        </m:r>
+        <m:r>
+          <m:t>n</m:t>
+        </m:r>
+        <m:r>
+          <m:rPr>
+            <m:sty m:val="p"/>
+          </m:rPr>
+          <m:t>)</m:t>
+        </m:r>
+      </m:oMath>
+      <w:r>
+        <w:t xml:space="preserve"> </w:t>
+      </w:r>
+      <w:r>
+        <w:t xml:space="preserve">is written</w:t>
+      </w:r>
+      <w:r>
+        <w:t xml:space="preserve"> </w:t>
+      </w:r>
+      <m:oMath>
+        <m:sSub>
+          <m:e>
+            <m:r>
+              <m:t>a</m:t>
+            </m:r>
+          </m:e>
+          <m:sub>
+            <m:r>
+              <m:t>n</m:t>
+            </m:r>
+          </m:sub>
+        </m:sSub>
+      </m:oMath>
+      <w:r>
+        <w:t xml:space="preserve">,</w:t>
+      </w:r>
+      <w:r>
+        <w:t xml:space="preserve"> </w:t>
+      </w:r>
+      <w:r>
+        <w:t xml:space="preserve">and the sequence is written</w:t>
+      </w:r>
+      <w:r>
+        <w:t xml:space="preserve"> </w:t>
+      </w:r>
+      <m:oMath>
+        <m:r>
+          <m:rPr>
+            <m:sty m:val="p"/>
+          </m:rPr>
+          <m:t>(</m:t>
+        </m:r>
+        <m:sSub>
+          <m:e>
+            <m:r>
+              <m:t>a</m:t>
+            </m:r>
+          </m:e>
+          <m:sub>
+            <m:r>
+              <m:t>n</m:t>
+            </m:r>
+          </m:sub>
+        </m:sSub>
+        <m:r>
+          <m:rPr>
+            <m:sty m:val="p"/>
+          </m:rPr>
+          <m:t>)</m:t>
+        </m:r>
+      </m:oMath>
+      <w:r>
+        <w:t xml:space="preserve"> </w:t>
+      </w:r>
+      <w:r>
+        <w:t xml:space="preserve">or</w:t>
+      </w:r>
+      <w:r>
+        <w:t xml:space="preserve"> </w:t>
+      </w:r>
+      <m:oMath>
+        <m:sSub>
+          <m:e>
+            <m:r>
+              <m:t>a</m:t>
+            </m:r>
+          </m:e>
+          <m:sub>
+            <m:r>
+              <m:t>1</m:t>
+            </m:r>
+          </m:sub>
+        </m:sSub>
+        <m:r>
+          <m:rPr>
+            <m:sty m:val="p"/>
+          </m:rPr>
+          <m:t>,</m:t>
+        </m:r>
+        <m:sSub>
+          <m:e>
+            <m:r>
+              <m:t>a</m:t>
+            </m:r>
+          </m:e>
+          <m:sub>
+            <m:r>
+              <m:t>2</m:t>
+            </m:r>
+          </m:sub>
+        </m:sSub>
+        <m:r>
+          <m:rPr>
+            <m:sty m:val="p"/>
+          </m:rPr>
+          <m:t>,</m:t>
+        </m:r>
+        <m:sSub>
+          <m:e>
+            <m:r>
+              <m:t>a</m:t>
+            </m:r>
+          </m:e>
+          <m:sub>
+            <m:r>
+              <m:t>3</m:t>
+            </m:r>
+          </m:sub>
+        </m:sSub>
+        <m:r>
+          <m:rPr>
+            <m:sty m:val="p"/>
+          </m:rPr>
+          <m:t>,</m:t>
+        </m:r>
+        <m:r>
+          <m:rPr>
+            <m:sty m:val="p"/>
+          </m:rPr>
+          <m:t>…</m:t>
+        </m:r>
+      </m:oMath>
+      <w:r>
+        <w:t xml:space="preserve">.</w:t>
+      </w:r>
+    </w:p>
+    <w:bookmarkEnd w:id="51"/>
+    <w:bookmarkStart w:id="52" w:name="def-sequence-term"/>
+    <w:p>
+      <w:pPr>
+        <w:pStyle w:val="BodyText"/>
+      </w:pPr>
+      <w:r>
+        <w:rPr>
+          <w:b/>
+          <w:bCs/>
+        </w:rPr>
+        <w:t xml:space="preserve">Definition 18 (Term of a sequence)</w:t>
+      </w:r>
+      <w:r>
+        <w:t xml:space="preserve"> </w:t>
+      </w:r>
+      <w:r>
+        <w:t xml:space="preserve">The value</w:t>
+      </w:r>
+      <w:r>
+        <w:t xml:space="preserve"> </w:t>
+      </w:r>
+      <m:oMath>
+        <m:sSub>
+          <m:e>
+            <m:r>
+              <m:t>a</m:t>
+            </m:r>
+          </m:e>
+          <m:sub>
+            <m:r>
+              <m:t>n</m:t>
+            </m:r>
+          </m:sub>
+        </m:sSub>
+      </m:oMath>
+      <w:r>
+        <w:t xml:space="preserve"> </w:t>
+      </w:r>
+      <w:r>
+        <w:t xml:space="preserve">of a sequence</w:t>
+      </w:r>
+      <w:r>
+        <w:t xml:space="preserve"> </w:t>
+      </w:r>
+      <m:oMath>
+        <m:r>
+          <m:rPr>
+            <m:sty m:val="p"/>
+          </m:rPr>
+          <m:t>(</m:t>
+        </m:r>
+        <m:sSub>
+          <m:e>
+            <m:r>
+              <m:t>a</m:t>
+            </m:r>
+          </m:e>
+          <m:sub>
+            <m:r>
+              <m:t>n</m:t>
+            </m:r>
+          </m:sub>
+        </m:sSub>
+        <m:r>
+          <m:rPr>
+            <m:sty m:val="p"/>
+          </m:rPr>
+          <m:t>)</m:t>
+        </m:r>
+      </m:oMath>
+      <w:r>
+        <w:t xml:space="preserve"> </w:t>
+      </w:r>
+      <w:r>
+        <w:t xml:space="preserve">(</w:t>
+      </w:r>
+      <w:hyperlink w:anchor="def-sequence">
+        <w:r>
+          <w:rPr>
+            <w:rStyle w:val="Hyperlink"/>
+          </w:rPr>
+          <w:t xml:space="preserve">Definition 17</w:t>
+        </w:r>
+      </w:hyperlink>
+      <w:r>
+        <w:t xml:space="preserve">) is called its</w:t>
+      </w:r>
+      <w:r>
+        <w:t xml:space="preserve"> </w:t>
+      </w:r>
+      <m:oMath>
+        <m:r>
+          <m:t>n</m:t>
+        </m:r>
+      </m:oMath>
+      <w:r>
+        <w:t xml:space="preserve">th</w:t>
+      </w:r>
+      <w:r>
+        <w:t xml:space="preserve"> </w:t>
+      </w:r>
+      <w:r>
+        <w:rPr>
+          <w:b/>
+          <w:bCs/>
+        </w:rPr>
+        <w:t xml:space="preserve">term</w:t>
+      </w:r>
+      <w:r>
+        <w:t xml:space="preserve">.</w:t>
+      </w:r>
+    </w:p>
+    <w:bookmarkEnd w:id="52"/>
+    <w:bookmarkStart w:id="53" w:name="exm-sequence"/>
+    <w:p>
+      <w:pPr>
+        <w:pStyle w:val="BodyText"/>
+      </w:pPr>
+      <w:r>
+        <w:rPr>
+          <w:b/>
+          <w:bCs/>
+        </w:rPr>
+        <w:t xml:space="preserve">Example 13 (Sequences)</w:t>
+      </w:r>
+      <w:r>
+        <w:t xml:space="preserve"> </w:t>
+      </w:r>
+      <w:r>
+        <w:t xml:space="preserve"> </w:t>
+      </w:r>
+    </w:p>
+    <w:p>
+      <w:pPr>
+        <w:pStyle w:val="Compact"/>
+        <w:numPr>
+          <w:ilvl w:val="0"/>
+          <w:numId w:val="1010"/>
+        </w:numPr>
+      </w:pPr>
+      <m:oMath>
+        <m:sSub>
+          <m:e>
+            <m:r>
+              <m:t>a</m:t>
+            </m:r>
+          </m:e>
+          <m:sub>
+            <m:r>
+              <m:t>n</m:t>
+            </m:r>
+          </m:sub>
+        </m:sSub>
+        <m:r>
+          <m:rPr>
+            <m:sty m:val="p"/>
+          </m:rPr>
+          <m:t>=</m:t>
+        </m:r>
+        <m:f>
+          <m:fPr>
+            <m:type m:val="bar"/>
+          </m:fPr>
+          <m:num>
+            <m:r>
+              <m:t>1</m:t>
+            </m:r>
+          </m:num>
+          <m:den>
+            <m:r>
+              <m:t>n</m:t>
+            </m:r>
+          </m:den>
+        </m:f>
+      </m:oMath>
+      <w:r>
+        <w:t xml:space="preserve"> </w:t>
+      </w:r>
+      <w:r>
+        <w:t xml:space="preserve">is the sequence</w:t>
+      </w:r>
+      <w:r>
+        <w:t xml:space="preserve"> </w:t>
+      </w:r>
+      <m:oMath>
+        <m:r>
+          <m:t>1</m:t>
+        </m:r>
+        <m:r>
+          <m:rPr>
+            <m:sty m:val="p"/>
+          </m:rPr>
+          <m:t>,</m:t>
+        </m:r>
+        <m:f>
+          <m:fPr>
+            <m:type m:val="bar"/>
+          </m:fPr>
+          <m:num>
+            <m:r>
+              <m:t>1</m:t>
+            </m:r>
+          </m:num>
+          <m:den>
+            <m:r>
+              <m:t>2</m:t>
+            </m:r>
+          </m:den>
+        </m:f>
+        <m:r>
+          <m:rPr>
+            <m:sty m:val="p"/>
+          </m:rPr>
+          <m:t>,</m:t>
+        </m:r>
+        <m:f>
+          <m:fPr>
+            <m:type m:val="bar"/>
+          </m:fPr>
+          <m:num>
+            <m:r>
+              <m:t>1</m:t>
+            </m:r>
+          </m:num>
+          <m:den>
+            <m:r>
+              <m:t>3</m:t>
+            </m:r>
+          </m:den>
+        </m:f>
+        <m:r>
+          <m:rPr>
+            <m:sty m:val="p"/>
+          </m:rPr>
+          <m:t>,</m:t>
+        </m:r>
+        <m:f>
+          <m:fPr>
+            <m:type m:val="bar"/>
+          </m:fPr>
+          <m:num>
+            <m:r>
+              <m:t>1</m:t>
+            </m:r>
+          </m:num>
+          <m:den>
+            <m:r>
+              <m:t>4</m:t>
+            </m:r>
+          </m:den>
+        </m:f>
+        <m:r>
+          <m:rPr>
+            <m:sty m:val="p"/>
+          </m:rPr>
+          <m:t>,</m:t>
+        </m:r>
+        <m:r>
+          <m:rPr>
+            <m:sty m:val="p"/>
+          </m:rPr>
+          <m:t>…</m:t>
+        </m:r>
+      </m:oMath>
+      <w:r>
+        <w:t xml:space="preserve">;</w:t>
+      </w:r>
+      <w:r>
+        <w:t xml:space="preserve"> </w:t>
+      </w:r>
+      <w:r>
+        <w:t xml:space="preserve">its third term is</w:t>
+      </w:r>
+      <w:r>
+        <w:t xml:space="preserve"> </w:t>
+      </w:r>
+      <m:oMath>
+        <m:sSub>
+          <m:e>
+            <m:r>
+              <m:t>a</m:t>
+            </m:r>
+          </m:e>
+          <m:sub>
+            <m:r>
+              <m:t>3</m:t>
+            </m:r>
+          </m:sub>
+        </m:sSub>
+        <m:r>
+          <m:rPr>
+            <m:sty m:val="p"/>
+          </m:rPr>
+          <m:t>=</m:t>
+        </m:r>
+        <m:f>
+          <m:fPr>
+            <m:type m:val="bar"/>
+          </m:fPr>
+          <m:num>
+            <m:r>
+              <m:t>1</m:t>
+            </m:r>
+          </m:num>
+          <m:den>
+            <m:r>
+              <m:t>3</m:t>
+            </m:r>
+          </m:den>
+        </m:f>
+      </m:oMath>
+      <w:r>
+        <w:t xml:space="preserve">.</w:t>
+      </w:r>
+    </w:p>
+    <w:p>
+      <w:pPr>
+        <w:pStyle w:val="Compact"/>
+        <w:numPr>
+          <w:ilvl w:val="0"/>
+          <w:numId w:val="1010"/>
+        </w:numPr>
+      </w:pPr>
+      <m:oMath>
+        <m:sSub>
+          <m:e>
+            <m:r>
+              <m:t>b</m:t>
+            </m:r>
+          </m:e>
+          <m:sub>
+            <m:r>
+              <m:t>n</m:t>
+            </m:r>
+          </m:sub>
+        </m:sSub>
+        <m:r>
+          <m:rPr>
+            <m:sty m:val="p"/>
+          </m:rPr>
+          <m:t>=</m:t>
+        </m:r>
+        <m:r>
+          <m:rPr>
+            <m:sty m:val="p"/>
+          </m:rPr>
+          <m:t>(</m:t>
+        </m:r>
+        <m:r>
+          <m:rPr>
+            <m:sty m:val="p"/>
+          </m:rPr>
+          <m:t>−</m:t>
+        </m:r>
+        <m:r>
+          <m:t>1</m:t>
+        </m:r>
+        <m:sSup>
+          <m:e>
+            <m:r>
+              <m:rPr>
+                <m:sty m:val="p"/>
+              </m:rPr>
+              <m:t>)</m:t>
+            </m:r>
+          </m:e>
+          <m:sup>
+            <m:r>
+              <m:t>n</m:t>
+            </m:r>
+          </m:sup>
+        </m:sSup>
+      </m:oMath>
+      <w:r>
+        <w:t xml:space="preserve"> </w:t>
+      </w:r>
+      <w:r>
+        <w:t xml:space="preserve">is the sequence</w:t>
+      </w:r>
+      <w:r>
+        <w:t xml:space="preserve"> </w:t>
+      </w:r>
+      <m:oMath>
+        <m:r>
+          <m:rPr>
+            <m:sty m:val="p"/>
+          </m:rPr>
+          <m:t>−</m:t>
+        </m:r>
+        <m:r>
+          <m:t>1</m:t>
+        </m:r>
+        <m:r>
+          <m:rPr>
+            <m:sty m:val="p"/>
+          </m:rPr>
+          <m:t>,</m:t>
+        </m:r>
+        <m:r>
+          <m:t>1</m:t>
+        </m:r>
+        <m:r>
+          <m:rPr>
+            <m:sty m:val="p"/>
+          </m:rPr>
+          <m:t>,</m:t>
+        </m:r>
+        <m:r>
+          <m:rPr>
+            <m:sty m:val="p"/>
+          </m:rPr>
+          <m:t>−</m:t>
+        </m:r>
+        <m:r>
+          <m:t>1</m:t>
+        </m:r>
+        <m:r>
+          <m:rPr>
+            <m:sty m:val="p"/>
+          </m:rPr>
+          <m:t>,</m:t>
+        </m:r>
+        <m:r>
+          <m:t>1</m:t>
+        </m:r>
+        <m:r>
+          <m:rPr>
+            <m:sty m:val="p"/>
+          </m:rPr>
+          <m:t>,</m:t>
+        </m:r>
+        <m:r>
+          <m:rPr>
+            <m:sty m:val="p"/>
+          </m:rPr>
+          <m:t>…</m:t>
+        </m:r>
+      </m:oMath>
+      <w:r>
+        <w:t xml:space="preserve">:</w:t>
+      </w:r>
+      <w:r>
+        <w:t xml:space="preserve"> </w:t>
+      </w:r>
+      <w:r>
+        <w:t xml:space="preserve">a sequence can repeat values.</w:t>
+      </w:r>
+    </w:p>
+    <w:p>
+      <w:pPr>
+        <w:pStyle w:val="Compact"/>
+        <w:numPr>
+          <w:ilvl w:val="0"/>
+          <w:numId w:val="1010"/>
+        </w:numPr>
+      </w:pPr>
+      <w:r>
         <w:t xml:space="preserve">The die rolls</w:t>
       </w:r>
       <w:r>
@@ -9743,8 +11583,8 @@
         <w:t xml:space="preserve">but as a sequence, the order and the repeats matter.</w:t>
       </w:r>
     </w:p>
-    <w:bookmarkEnd w:id="40"/>
-    <w:bookmarkStart w:id="41" w:name="def-finite-sequence"/>
+    <w:bookmarkEnd w:id="53"/>
+    <w:bookmarkStart w:id="54" w:name="def-finite-sequence"/>
     <w:p>
       <w:pPr>
         <w:pStyle w:val="FirstParagraph"/>
@@ -9754,7 +11594,7 @@
           <w:b/>
           <w:bCs/>
         </w:rPr>
-        <w:t xml:space="preserve">Definition 14 (Finite sequence)</w:t>
+        <w:t xml:space="preserve">Definition 19 (Finite sequence)</w:t>
       </w:r>
       <w:r>
         <w:t xml:space="preserve"> </w:t>
@@ -9931,9 +11771,9 @@
         <w:t xml:space="preserve">.</w:t>
       </w:r>
     </w:p>
-    <w:bookmarkEnd w:id="41"/>
-    <w:bookmarkEnd w:id="42"/>
-    <w:bookmarkStart w:id="60" w:name="countable-sets"/>
+    <w:bookmarkEnd w:id="54"/>
+    <w:bookmarkEnd w:id="55"/>
+    <w:bookmarkStart w:id="73" w:name="countable-sets"/>
     <w:p>
       <w:pPr>
         <w:pStyle w:val="Heading2"/>
@@ -9942,7 +11782,7 @@
         <w:t xml:space="preserve">2 Countable sets</w:t>
       </w:r>
     </w:p>
-    <w:bookmarkStart w:id="43" w:name="def-finite-set"/>
+    <w:bookmarkStart w:id="56" w:name="def-finite-set"/>
     <w:p>
       <w:pPr>
         <w:pStyle w:val="FirstParagraph"/>
@@ -9952,7 +11792,7 @@
           <w:b/>
           <w:bCs/>
         </w:rPr>
-        <w:t xml:space="preserve">Definition 15 (Finite set)</w:t>
+        <w:t xml:space="preserve">Definition 20 (Finite set)</w:t>
       </w:r>
       <w:r>
         <w:t xml:space="preserve"> </w:t>
@@ -10018,7 +11858,7 @@
           <w:rPr>
             <w:rStyle w:val="Hyperlink"/>
           </w:rPr>
-          <w:t xml:space="preserve">Definition 14</w:t>
+          <w:t xml:space="preserve">Definition 19</w:t>
         </w:r>
       </w:hyperlink>
       <w:r>
@@ -10092,8 +11932,8 @@
         <w:t xml:space="preserve">appears exactly once.</w:t>
       </w:r>
     </w:p>
-    <w:bookmarkEnd w:id="43"/>
-    <w:bookmarkStart w:id="44" w:name="def-cardinality"/>
+    <w:bookmarkEnd w:id="56"/>
+    <w:bookmarkStart w:id="57" w:name="def-cardinality"/>
     <w:p>
       <w:pPr>
         <w:pStyle w:val="BodyText"/>
@@ -10103,7 +11943,7 @@
           <w:b/>
           <w:bCs/>
         </w:rPr>
-        <w:t xml:space="preserve">Definition 16 (Cardinality)</w:t>
+        <w:t xml:space="preserve">Definition 21 (Cardinality)</w:t>
       </w:r>
       <w:r>
         <w:t xml:space="preserve"> </w:t>
@@ -10130,7 +11970,7 @@
           <w:rPr>
             <w:rStyle w:val="Hyperlink"/>
           </w:rPr>
-          <w:t xml:space="preserve">Definition 15</w:t>
+          <w:t xml:space="preserve">Definition 20</w:t>
         </w:r>
       </w:hyperlink>
       <w:r>
@@ -10262,8 +12102,8 @@
         <w:t xml:space="preserve">.</w:t>
       </w:r>
     </w:p>
-    <w:bookmarkEnd w:id="44"/>
-    <w:bookmarkStart w:id="47" w:name="rem-cardinality-bars"/>
+    <w:bookmarkEnd w:id="57"/>
+    <w:bookmarkStart w:id="60" w:name="rem-cardinality-bars"/>
     <w:p>
       <w:pPr>
         <w:pStyle w:val="BodyText"/>
@@ -10273,7 +12113,7 @@
           <w:i/>
           <w:iCs/>
         </w:rPr>
-        <w:t xml:space="preserve">Remark 6</w:t>
+        <w:t xml:space="preserve">Remark 7</w:t>
       </w:r>
       <w:r>
         <w:t xml:space="preserve"> (Two meanings of</w:t>
@@ -10391,7 +12231,7 @@
       <w:r>
         <w:t xml:space="preserve"> </w:t>
       </w:r>
-      <w:hyperlink r:id="rId45">
+      <w:hyperlink r:id="rId58">
         <w:r>
           <w:rPr>
             <w:rStyle w:val="Hyperlink"/>
@@ -10411,7 +12251,7 @@
       <w:r>
         <w:t xml:space="preserve"> </w:t>
       </w:r>
-      <w:hyperlink r:id="rId46">
+      <w:hyperlink r:id="rId59">
         <w:r>
           <w:rPr>
             <w:rStyle w:val="Hyperlink"/>
@@ -10546,8 +12386,8 @@
         <w:t xml:space="preserve">.</w:t>
       </w:r>
     </w:p>
-    <w:bookmarkEnd w:id="47"/>
-    <w:bookmarkStart w:id="48" w:name="exm-finite-set"/>
+    <w:bookmarkEnd w:id="60"/>
+    <w:bookmarkStart w:id="61" w:name="exm-finite-set"/>
     <w:p>
       <w:pPr>
         <w:pStyle w:val="BodyText"/>
@@ -10557,7 +12397,7 @@
           <w:b/>
           <w:bCs/>
         </w:rPr>
-        <w:t xml:space="preserve">Example 9 (Finite and infinite sets)</w:t>
+        <w:t xml:space="preserve">Example 14 (Finite and infinite sets)</w:t>
       </w:r>
       <w:r>
         <w:t xml:space="preserve"> </w:t>
@@ -10571,7 +12411,7 @@
         <w:pStyle w:val="Compact"/>
         <w:numPr>
           <w:ilvl w:val="0"/>
-          <w:numId w:val="1010"/>
+          <w:numId w:val="1011"/>
         </w:numPr>
       </w:pPr>
       <m:oMath>
@@ -10695,7 +12535,7 @@
         <w:pStyle w:val="Compact"/>
         <w:numPr>
           <w:ilvl w:val="0"/>
-          <w:numId w:val="1010"/>
+          <w:numId w:val="1011"/>
         </w:numPr>
       </w:pPr>
       <m:oMath>
@@ -10856,7 +12696,7 @@
         <w:pStyle w:val="Compact"/>
         <w:numPr>
           <w:ilvl w:val="0"/>
-          <w:numId w:val="1010"/>
+          <w:numId w:val="1011"/>
         </w:numPr>
       </w:pPr>
       <m:oMath>
@@ -10911,484 +12751,6 @@
       </m:oMath>
       <w:r>
         <w:t xml:space="preserve">.</w:t>
-      </w:r>
-    </w:p>
-    <w:p>
-      <w:pPr>
-        <w:pStyle w:val="Compact"/>
-        <w:numPr>
-          <w:ilvl w:val="0"/>
-          <w:numId w:val="1010"/>
-        </w:numPr>
-      </w:pPr>
-      <w:r>
-        <w:t xml:space="preserve">The natural numbers</w:t>
-      </w:r>
-      <w:r>
-        <w:t xml:space="preserve"> </w:t>
-      </w:r>
-      <m:oMath>
-        <m:r>
-          <m:rPr>
-            <m:scr m:val="double-struck"/>
-            <m:sty m:val="p"/>
-          </m:rPr>
-          <m:t>N</m:t>
-        </m:r>
-        <m:r>
-          <m:rPr>
-            <m:sty m:val="p"/>
-          </m:rPr>
-          <m:t>=</m:t>
-        </m:r>
-        <m:r>
-          <m:t>​</m:t>
-        </m:r>
-        <m:d>
-          <m:dPr>
-            <m:begChr m:val="{"/>
-            <m:sepChr m:val=""/>
-            <m:endChr m:val="}"/>
-            <m:grow/>
-          </m:dPr>
-          <m:e>
-            <m:r>
-              <m:t>1</m:t>
-            </m:r>
-            <m:r>
-              <m:rPr>
-                <m:sty m:val="p"/>
-              </m:rPr>
-              <m:t>,</m:t>
-            </m:r>
-            <m:r>
-              <m:t>2</m:t>
-            </m:r>
-            <m:r>
-              <m:rPr>
-                <m:sty m:val="p"/>
-              </m:rPr>
-              <m:t>,</m:t>
-            </m:r>
-            <m:r>
-              <m:t>3</m:t>
-            </m:r>
-            <m:r>
-              <m:rPr>
-                <m:sty m:val="p"/>
-              </m:rPr>
-              <m:t>,</m:t>
-            </m:r>
-            <m:r>
-              <m:rPr>
-                <m:sty m:val="p"/>
-              </m:rPr>
-              <m:t>…</m:t>
-            </m:r>
-          </m:e>
-        </m:d>
-        <m:r>
-          <m:t>​</m:t>
-        </m:r>
-      </m:oMath>
-      <w:r>
-        <w:t xml:space="preserve"> </w:t>
-      </w:r>
-      <w:r>
-        <w:t xml:space="preserve">are infinite:</w:t>
-      </w:r>
-      <w:r>
-        <w:t xml:space="preserve"> </w:t>
-      </w:r>
-      <w:r>
-        <w:t xml:space="preserve">for any</w:t>
-      </w:r>
-      <w:r>
-        <w:t xml:space="preserve"> </w:t>
-      </w:r>
-      <m:oMath>
-        <m:r>
-          <m:t>n</m:t>
-        </m:r>
-      </m:oMath>
-      <w:r>
-        <w:t xml:space="preserve">, a list</w:t>
-      </w:r>
-      <w:r>
-        <w:t xml:space="preserve"> </w:t>
-      </w:r>
-      <m:oMath>
-        <m:sSub>
-          <m:e>
-            <m:r>
-              <m:t>a</m:t>
-            </m:r>
-          </m:e>
-          <m:sub>
-            <m:r>
-              <m:t>1</m:t>
-            </m:r>
-          </m:sub>
-        </m:sSub>
-        <m:r>
-          <m:rPr>
-            <m:sty m:val="p"/>
-          </m:rPr>
-          <m:t>,</m:t>
-        </m:r>
-        <m:r>
-          <m:rPr>
-            <m:sty m:val="p"/>
-          </m:rPr>
-          <m:t>…</m:t>
-        </m:r>
-        <m:r>
-          <m:rPr>
-            <m:sty m:val="p"/>
-          </m:rPr>
-          <m:t>,</m:t>
-        </m:r>
-        <m:sSub>
-          <m:e>
-            <m:r>
-              <m:t>a</m:t>
-            </m:r>
-          </m:e>
-          <m:sub>
-            <m:r>
-              <m:t>n</m:t>
-            </m:r>
-          </m:sub>
-        </m:sSub>
-      </m:oMath>
-      <w:r>
-        <w:t xml:space="preserve"> </w:t>
-      </w:r>
-      <w:r>
-        <w:t xml:space="preserve">of natural numbers</w:t>
-      </w:r>
-      <w:r>
-        <w:t xml:space="preserve"> </w:t>
-      </w:r>
-      <w:r>
-        <w:t xml:space="preserve">misses the natural number</w:t>
-      </w:r>
-      <w:r>
-        <w:t xml:space="preserve"> </w:t>
-      </w:r>
-      <m:oMath>
-        <m:sSub>
-          <m:e>
-            <m:r>
-              <m:t>a</m:t>
-            </m:r>
-          </m:e>
-          <m:sub>
-            <m:r>
-              <m:t>1</m:t>
-            </m:r>
-          </m:sub>
-        </m:sSub>
-        <m:r>
-          <m:rPr>
-            <m:sty m:val="p"/>
-          </m:rPr>
-          <m:t>+</m:t>
-        </m:r>
-        <m:r>
-          <m:rPr>
-            <m:sty m:val="p"/>
-          </m:rPr>
-          <m:t>⋯</m:t>
-        </m:r>
-        <m:r>
-          <m:rPr>
-            <m:sty m:val="p"/>
-          </m:rPr>
-          <m:t>+</m:t>
-        </m:r>
-        <m:sSub>
-          <m:e>
-            <m:r>
-              <m:t>a</m:t>
-            </m:r>
-          </m:e>
-          <m:sub>
-            <m:r>
-              <m:t>n</m:t>
-            </m:r>
-          </m:sub>
-        </m:sSub>
-        <m:r>
-          <m:rPr>
-            <m:sty m:val="p"/>
-          </m:rPr>
-          <m:t>+</m:t>
-        </m:r>
-        <m:r>
-          <m:t>1</m:t>
-        </m:r>
-      </m:oMath>
-      <w:r>
-        <w:t xml:space="preserve">,</w:t>
-      </w:r>
-      <w:r>
-        <w:t xml:space="preserve"> </w:t>
-      </w:r>
-      <w:r>
-        <w:t xml:space="preserve">which is larger than every number in the list.</w:t>
-      </w:r>
-    </w:p>
-    <w:bookmarkEnd w:id="48"/>
-    <w:bookmarkStart w:id="49" w:name="def-infinite-set"/>
-    <w:p>
-      <w:pPr>
-        <w:pStyle w:val="FirstParagraph"/>
-      </w:pPr>
-      <w:r>
-        <w:rPr>
-          <w:b/>
-          <w:bCs/>
-        </w:rPr>
-        <w:t xml:space="preserve">Definition 17 (Infinite set)</w:t>
-      </w:r>
-      <w:r>
-        <w:t xml:space="preserve"> </w:t>
-      </w:r>
-      <w:r>
-        <w:t xml:space="preserve">A set that is not finite (</w:t>
-      </w:r>
-      <w:hyperlink w:anchor="def-finite-set">
-        <w:r>
-          <w:rPr>
-            <w:rStyle w:val="Hyperlink"/>
-          </w:rPr>
-          <w:t xml:space="preserve">Definition 15</w:t>
-        </w:r>
-      </w:hyperlink>
-      <w:r>
-        <w:t xml:space="preserve">) is</w:t>
-      </w:r>
-      <w:r>
-        <w:t xml:space="preserve"> </w:t>
-      </w:r>
-      <w:r>
-        <w:rPr>
-          <w:b/>
-          <w:bCs/>
-        </w:rPr>
-        <w:t xml:space="preserve">infinite</w:t>
-      </w:r>
-      <w:r>
-        <w:t xml:space="preserve">.</w:t>
-      </w:r>
-    </w:p>
-    <w:bookmarkEnd w:id="49"/>
-    <w:bookmarkStart w:id="50" w:name="def-countable-set"/>
-    <w:p>
-      <w:pPr>
-        <w:pStyle w:val="BodyText"/>
-      </w:pPr>
-      <w:r>
-        <w:rPr>
-          <w:b/>
-          <w:bCs/>
-        </w:rPr>
-        <w:t xml:space="preserve">Definition 18 (Countable set)</w:t>
-      </w:r>
-      <w:r>
-        <w:t xml:space="preserve"> </w:t>
-      </w:r>
-      <w:r>
-        <w:t xml:space="preserve">A set is</w:t>
-      </w:r>
-      <w:r>
-        <w:t xml:space="preserve"> </w:t>
-      </w:r>
-      <w:r>
-        <w:rPr>
-          <w:b/>
-          <w:bCs/>
-        </w:rPr>
-        <w:t xml:space="preserve">countable</w:t>
-      </w:r>
-      <w:r>
-        <w:t xml:space="preserve"> </w:t>
-      </w:r>
-      <w:r>
-        <w:t xml:space="preserve">if it is finite (</w:t>
-      </w:r>
-      <w:hyperlink w:anchor="def-finite-set">
-        <w:r>
-          <w:rPr>
-            <w:rStyle w:val="Hyperlink"/>
-          </w:rPr>
-          <w:t xml:space="preserve">Definition 15</w:t>
-        </w:r>
-      </w:hyperlink>
-      <w:r>
-        <w:t xml:space="preserve">),</w:t>
-      </w:r>
-      <w:r>
-        <w:t xml:space="preserve"> </w:t>
-      </w:r>
-      <w:r>
-        <w:t xml:space="preserve">or if its elements can be listed as a sequence (</w:t>
-      </w:r>
-      <w:hyperlink w:anchor="def-sequence">
-        <w:r>
-          <w:rPr>
-            <w:rStyle w:val="Hyperlink"/>
-          </w:rPr>
-          <w:t xml:space="preserve">Definition 12</w:t>
-        </w:r>
-      </w:hyperlink>
-      <w:r>
-        <w:t xml:space="preserve">)</w:t>
-      </w:r>
-      <w:r>
-        <w:t xml:space="preserve"> </w:t>
-      </w:r>
-      <m:oMath>
-        <m:sSub>
-          <m:e>
-            <m:r>
-              <m:t>a</m:t>
-            </m:r>
-          </m:e>
-          <m:sub>
-            <m:r>
-              <m:t>1</m:t>
-            </m:r>
-          </m:sub>
-        </m:sSub>
-        <m:r>
-          <m:rPr>
-            <m:sty m:val="p"/>
-          </m:rPr>
-          <m:t>,</m:t>
-        </m:r>
-        <m:sSub>
-          <m:e>
-            <m:r>
-              <m:t>a</m:t>
-            </m:r>
-          </m:e>
-          <m:sub>
-            <m:r>
-              <m:t>2</m:t>
-            </m:r>
-          </m:sub>
-        </m:sSub>
-        <m:r>
-          <m:rPr>
-            <m:sty m:val="p"/>
-          </m:rPr>
-          <m:t>,</m:t>
-        </m:r>
-        <m:sSub>
-          <m:e>
-            <m:r>
-              <m:t>a</m:t>
-            </m:r>
-          </m:e>
-          <m:sub>
-            <m:r>
-              <m:t>3</m:t>
-            </m:r>
-          </m:sub>
-        </m:sSub>
-        <m:r>
-          <m:rPr>
-            <m:sty m:val="p"/>
-          </m:rPr>
-          <m:t>,</m:t>
-        </m:r>
-        <m:r>
-          <m:rPr>
-            <m:sty m:val="p"/>
-          </m:rPr>
-          <m:t>…</m:t>
-        </m:r>
-      </m:oMath>
-      <w:r>
-        <w:t xml:space="preserve"> </w:t>
-      </w:r>
-      <w:r>
-        <w:t xml:space="preserve">in which every element appears.</w:t>
-      </w:r>
-    </w:p>
-    <w:bookmarkEnd w:id="50"/>
-    <w:bookmarkStart w:id="51" w:name="def-countably-infinite"/>
-    <w:p>
-      <w:pPr>
-        <w:pStyle w:val="BodyText"/>
-      </w:pPr>
-      <w:r>
-        <w:rPr>
-          <w:b/>
-          <w:bCs/>
-        </w:rPr>
-        <w:t xml:space="preserve">Definition 19 (Countably infinite set)</w:t>
-      </w:r>
-      <w:r>
-        <w:t xml:space="preserve"> </w:t>
-      </w:r>
-      <w:r>
-        <w:t xml:space="preserve">A set is</w:t>
-      </w:r>
-      <w:r>
-        <w:t xml:space="preserve"> </w:t>
-      </w:r>
-      <w:r>
-        <w:rPr>
-          <w:b/>
-          <w:bCs/>
-        </w:rPr>
-        <w:t xml:space="preserve">countably infinite</w:t>
-      </w:r>
-      <w:r>
-        <w:t xml:space="preserve"> </w:t>
-      </w:r>
-      <w:r>
-        <w:t xml:space="preserve">if it is</w:t>
-      </w:r>
-      <w:r>
-        <w:t xml:space="preserve"> </w:t>
-      </w:r>
-      <w:hyperlink w:anchor="def-countable-set">
-        <w:r>
-          <w:rPr>
-            <w:rStyle w:val="Hyperlink"/>
-          </w:rPr>
-          <w:t xml:space="preserve">countable</w:t>
-        </w:r>
-      </w:hyperlink>
-      <w:r>
-        <w:t xml:space="preserve"> </w:t>
-      </w:r>
-      <w:r>
-        <w:t xml:space="preserve">and not finite.</w:t>
-      </w:r>
-    </w:p>
-    <w:bookmarkEnd w:id="51"/>
-    <w:bookmarkStart w:id="54" w:name="exm-countable-set"/>
-    <w:p>
-      <w:pPr>
-        <w:pStyle w:val="BodyText"/>
-      </w:pPr>
-      <w:r>
-        <w:rPr>
-          <w:b/>
-          <w:bCs/>
-        </w:rPr>
-        <w:t xml:space="preserve">Example 10 (Countable and uncountable sets)</w:t>
-      </w:r>
-      <w:r>
-        <w:t xml:space="preserve"> </w:t>
-      </w:r>
-      <w:r>
-        <w:t xml:space="preserve"> </w:t>
       </w:r>
     </w:p>
     <w:p>
@@ -11399,7 +12761,26 @@
           <w:numId w:val="1011"/>
         </w:numPr>
       </w:pPr>
-      <m:oMath>
+      <w:r>
+        <w:t xml:space="preserve">The natural numbers</w:t>
+      </w:r>
+      <w:r>
+        <w:t xml:space="preserve"> </w:t>
+      </w:r>
+      <m:oMath>
+        <m:r>
+          <m:rPr>
+            <m:scr m:val="double-struck"/>
+            <m:sty m:val="p"/>
+          </m:rPr>
+          <m:t>N</m:t>
+        </m:r>
+        <m:r>
+          <m:rPr>
+            <m:sty m:val="p"/>
+          </m:rPr>
+          <m:t>=</m:t>
+        </m:r>
         <m:r>
           <m:t>​</m:t>
         </m:r>
@@ -11439,25 +12820,10 @@
               <m:t>,</m:t>
             </m:r>
             <m:r>
-              <m:t>4</m:t>
-            </m:r>
-            <m:r>
               <m:rPr>
                 <m:sty m:val="p"/>
               </m:rPr>
-              <m:t>,</m:t>
-            </m:r>
-            <m:r>
-              <m:t>5</m:t>
-            </m:r>
-            <m:r>
-              <m:rPr>
-                <m:sty m:val="p"/>
-              </m:rPr>
-              <m:t>,</m:t>
-            </m:r>
-            <m:r>
-              <m:t>6</m:t>
+              <m:t>…</m:t>
             </m:r>
           </m:e>
         </m:d>
@@ -11469,7 +12835,400 @@
         <w:t xml:space="preserve"> </w:t>
       </w:r>
       <w:r>
-        <w:t xml:space="preserve">is countable, because it is finite.</w:t>
+        <w:t xml:space="preserve">are infinite:</w:t>
+      </w:r>
+      <w:r>
+        <w:t xml:space="preserve"> </w:t>
+      </w:r>
+      <w:r>
+        <w:t xml:space="preserve">for any</w:t>
+      </w:r>
+      <w:r>
+        <w:t xml:space="preserve"> </w:t>
+      </w:r>
+      <m:oMath>
+        <m:r>
+          <m:t>n</m:t>
+        </m:r>
+      </m:oMath>
+      <w:r>
+        <w:t xml:space="preserve">, a list</w:t>
+      </w:r>
+      <w:r>
+        <w:t xml:space="preserve"> </w:t>
+      </w:r>
+      <m:oMath>
+        <m:sSub>
+          <m:e>
+            <m:r>
+              <m:t>a</m:t>
+            </m:r>
+          </m:e>
+          <m:sub>
+            <m:r>
+              <m:t>1</m:t>
+            </m:r>
+          </m:sub>
+        </m:sSub>
+        <m:r>
+          <m:rPr>
+            <m:sty m:val="p"/>
+          </m:rPr>
+          <m:t>,</m:t>
+        </m:r>
+        <m:r>
+          <m:rPr>
+            <m:sty m:val="p"/>
+          </m:rPr>
+          <m:t>…</m:t>
+        </m:r>
+        <m:r>
+          <m:rPr>
+            <m:sty m:val="p"/>
+          </m:rPr>
+          <m:t>,</m:t>
+        </m:r>
+        <m:sSub>
+          <m:e>
+            <m:r>
+              <m:t>a</m:t>
+            </m:r>
+          </m:e>
+          <m:sub>
+            <m:r>
+              <m:t>n</m:t>
+            </m:r>
+          </m:sub>
+        </m:sSub>
+      </m:oMath>
+      <w:r>
+        <w:t xml:space="preserve"> </w:t>
+      </w:r>
+      <w:r>
+        <w:t xml:space="preserve">of natural numbers</w:t>
+      </w:r>
+      <w:r>
+        <w:t xml:space="preserve"> </w:t>
+      </w:r>
+      <w:r>
+        <w:t xml:space="preserve">misses the natural number</w:t>
+      </w:r>
+      <w:r>
+        <w:t xml:space="preserve"> </w:t>
+      </w:r>
+      <m:oMath>
+        <m:sSub>
+          <m:e>
+            <m:r>
+              <m:t>a</m:t>
+            </m:r>
+          </m:e>
+          <m:sub>
+            <m:r>
+              <m:t>1</m:t>
+            </m:r>
+          </m:sub>
+        </m:sSub>
+        <m:r>
+          <m:rPr>
+            <m:sty m:val="p"/>
+          </m:rPr>
+          <m:t>+</m:t>
+        </m:r>
+        <m:r>
+          <m:rPr>
+            <m:sty m:val="p"/>
+          </m:rPr>
+          <m:t>⋯</m:t>
+        </m:r>
+        <m:r>
+          <m:rPr>
+            <m:sty m:val="p"/>
+          </m:rPr>
+          <m:t>+</m:t>
+        </m:r>
+        <m:sSub>
+          <m:e>
+            <m:r>
+              <m:t>a</m:t>
+            </m:r>
+          </m:e>
+          <m:sub>
+            <m:r>
+              <m:t>n</m:t>
+            </m:r>
+          </m:sub>
+        </m:sSub>
+        <m:r>
+          <m:rPr>
+            <m:sty m:val="p"/>
+          </m:rPr>
+          <m:t>+</m:t>
+        </m:r>
+        <m:r>
+          <m:t>1</m:t>
+        </m:r>
+      </m:oMath>
+      <w:r>
+        <w:t xml:space="preserve">,</w:t>
+      </w:r>
+      <w:r>
+        <w:t xml:space="preserve"> </w:t>
+      </w:r>
+      <w:r>
+        <w:t xml:space="preserve">which is larger than every number in the list.</w:t>
+      </w:r>
+    </w:p>
+    <w:bookmarkEnd w:id="61"/>
+    <w:bookmarkStart w:id="62" w:name="def-infinite-set"/>
+    <w:p>
+      <w:pPr>
+        <w:pStyle w:val="FirstParagraph"/>
+      </w:pPr>
+      <w:r>
+        <w:rPr>
+          <w:b/>
+          <w:bCs/>
+        </w:rPr>
+        <w:t xml:space="preserve">Definition 22 (Infinite set)</w:t>
+      </w:r>
+      <w:r>
+        <w:t xml:space="preserve"> </w:t>
+      </w:r>
+      <w:r>
+        <w:t xml:space="preserve">A set that is not finite (</w:t>
+      </w:r>
+      <w:hyperlink w:anchor="def-finite-set">
+        <w:r>
+          <w:rPr>
+            <w:rStyle w:val="Hyperlink"/>
+          </w:rPr>
+          <w:t xml:space="preserve">Definition 20</w:t>
+        </w:r>
+      </w:hyperlink>
+      <w:r>
+        <w:t xml:space="preserve">) is</w:t>
+      </w:r>
+      <w:r>
+        <w:t xml:space="preserve"> </w:t>
+      </w:r>
+      <w:r>
+        <w:rPr>
+          <w:b/>
+          <w:bCs/>
+        </w:rPr>
+        <w:t xml:space="preserve">infinite</w:t>
+      </w:r>
+      <w:r>
+        <w:t xml:space="preserve">.</w:t>
+      </w:r>
+    </w:p>
+    <w:bookmarkEnd w:id="62"/>
+    <w:bookmarkStart w:id="63" w:name="def-countable-set"/>
+    <w:p>
+      <w:pPr>
+        <w:pStyle w:val="BodyText"/>
+      </w:pPr>
+      <w:r>
+        <w:rPr>
+          <w:b/>
+          <w:bCs/>
+        </w:rPr>
+        <w:t xml:space="preserve">Definition 23 (Countable set)</w:t>
+      </w:r>
+      <w:r>
+        <w:t xml:space="preserve"> </w:t>
+      </w:r>
+      <w:r>
+        <w:t xml:space="preserve">A set is</w:t>
+      </w:r>
+      <w:r>
+        <w:t xml:space="preserve"> </w:t>
+      </w:r>
+      <w:r>
+        <w:rPr>
+          <w:b/>
+          <w:bCs/>
+        </w:rPr>
+        <w:t xml:space="preserve">countable</w:t>
+      </w:r>
+      <w:r>
+        <w:t xml:space="preserve"> </w:t>
+      </w:r>
+      <w:r>
+        <w:t xml:space="preserve">if it is finite (</w:t>
+      </w:r>
+      <w:hyperlink w:anchor="def-finite-set">
+        <w:r>
+          <w:rPr>
+            <w:rStyle w:val="Hyperlink"/>
+          </w:rPr>
+          <w:t xml:space="preserve">Definition 20</w:t>
+        </w:r>
+      </w:hyperlink>
+      <w:r>
+        <w:t xml:space="preserve">),</w:t>
+      </w:r>
+      <w:r>
+        <w:t xml:space="preserve"> </w:t>
+      </w:r>
+      <w:r>
+        <w:t xml:space="preserve">or if its elements can be listed as a sequence (</w:t>
+      </w:r>
+      <w:hyperlink w:anchor="def-sequence">
+        <w:r>
+          <w:rPr>
+            <w:rStyle w:val="Hyperlink"/>
+          </w:rPr>
+          <w:t xml:space="preserve">Definition 17</w:t>
+        </w:r>
+      </w:hyperlink>
+      <w:r>
+        <w:t xml:space="preserve">)</w:t>
+      </w:r>
+      <w:r>
+        <w:t xml:space="preserve"> </w:t>
+      </w:r>
+      <m:oMath>
+        <m:sSub>
+          <m:e>
+            <m:r>
+              <m:t>a</m:t>
+            </m:r>
+          </m:e>
+          <m:sub>
+            <m:r>
+              <m:t>1</m:t>
+            </m:r>
+          </m:sub>
+        </m:sSub>
+        <m:r>
+          <m:rPr>
+            <m:sty m:val="p"/>
+          </m:rPr>
+          <m:t>,</m:t>
+        </m:r>
+        <m:sSub>
+          <m:e>
+            <m:r>
+              <m:t>a</m:t>
+            </m:r>
+          </m:e>
+          <m:sub>
+            <m:r>
+              <m:t>2</m:t>
+            </m:r>
+          </m:sub>
+        </m:sSub>
+        <m:r>
+          <m:rPr>
+            <m:sty m:val="p"/>
+          </m:rPr>
+          <m:t>,</m:t>
+        </m:r>
+        <m:sSub>
+          <m:e>
+            <m:r>
+              <m:t>a</m:t>
+            </m:r>
+          </m:e>
+          <m:sub>
+            <m:r>
+              <m:t>3</m:t>
+            </m:r>
+          </m:sub>
+        </m:sSub>
+        <m:r>
+          <m:rPr>
+            <m:sty m:val="p"/>
+          </m:rPr>
+          <m:t>,</m:t>
+        </m:r>
+        <m:r>
+          <m:rPr>
+            <m:sty m:val="p"/>
+          </m:rPr>
+          <m:t>…</m:t>
+        </m:r>
+      </m:oMath>
+      <w:r>
+        <w:t xml:space="preserve"> </w:t>
+      </w:r>
+      <w:r>
+        <w:t xml:space="preserve">in which every element appears.</w:t>
+      </w:r>
+    </w:p>
+    <w:bookmarkEnd w:id="63"/>
+    <w:bookmarkStart w:id="64" w:name="def-countably-infinite"/>
+    <w:p>
+      <w:pPr>
+        <w:pStyle w:val="BodyText"/>
+      </w:pPr>
+      <w:r>
+        <w:rPr>
+          <w:b/>
+          <w:bCs/>
+        </w:rPr>
+        <w:t xml:space="preserve">Definition 24 (Countably infinite set)</w:t>
+      </w:r>
+      <w:r>
+        <w:t xml:space="preserve"> </w:t>
+      </w:r>
+      <w:r>
+        <w:t xml:space="preserve">A set is</w:t>
+      </w:r>
+      <w:r>
+        <w:t xml:space="preserve"> </w:t>
+      </w:r>
+      <w:r>
+        <w:rPr>
+          <w:b/>
+          <w:bCs/>
+        </w:rPr>
+        <w:t xml:space="preserve">countably infinite</w:t>
+      </w:r>
+      <w:r>
+        <w:t xml:space="preserve"> </w:t>
+      </w:r>
+      <w:r>
+        <w:t xml:space="preserve">if it is</w:t>
+      </w:r>
+      <w:r>
+        <w:t xml:space="preserve"> </w:t>
+      </w:r>
+      <w:hyperlink w:anchor="def-countable-set">
+        <w:r>
+          <w:rPr>
+            <w:rStyle w:val="Hyperlink"/>
+          </w:rPr>
+          <w:t xml:space="preserve">countable</w:t>
+        </w:r>
+      </w:hyperlink>
+      <w:r>
+        <w:t xml:space="preserve"> </w:t>
+      </w:r>
+      <w:r>
+        <w:t xml:space="preserve">and not finite.</w:t>
+      </w:r>
+    </w:p>
+    <w:bookmarkEnd w:id="64"/>
+    <w:bookmarkStart w:id="67" w:name="exm-countable-set"/>
+    <w:p>
+      <w:pPr>
+        <w:pStyle w:val="BodyText"/>
+      </w:pPr>
+      <w:r>
+        <w:rPr>
+          <w:b/>
+          <w:bCs/>
+        </w:rPr>
+        <w:t xml:space="preserve">Example 15 (Countable and uncountable sets)</w:t>
+      </w:r>
+      <w:r>
+        <w:t xml:space="preserve"> </w:t>
+      </w:r>
+      <w:r>
+        <w:t xml:space="preserve"> </w:t>
       </w:r>
     </w:p>
     <w:p>
@@ -11477,26 +13236,9 @@
         <w:pStyle w:val="Compact"/>
         <w:numPr>
           <w:ilvl w:val="0"/>
-          <w:numId w:val="1011"/>
+          <w:numId w:val="1012"/>
         </w:numPr>
       </w:pPr>
-      <w:r>
-        <w:t xml:space="preserve">The</w:t>
-      </w:r>
-      <w:r>
-        <w:t xml:space="preserve"> </w:t>
-      </w:r>
-      <w:hyperlink r:id="rId52">
-        <w:r>
-          <w:rPr>
-            <w:rStyle w:val="Hyperlink"/>
-          </w:rPr>
-          <w:t xml:space="preserve">non-negative integers</w:t>
-        </w:r>
-      </w:hyperlink>
-      <w:r>
-        <w:t xml:space="preserve"> </w:t>
-      </w:r>
       <m:oMath>
         <m:r>
           <m:t>​</m:t>
@@ -11510,7 +13252,7 @@
           </m:dPr>
           <m:e>
             <m:r>
-              <m:t>0</m:t>
+              <m:t>1</m:t>
             </m:r>
             <m:r>
               <m:rPr>
@@ -11519,7 +13261,7 @@
               <m:t>,</m:t>
             </m:r>
             <m:r>
-              <m:t>1</m:t>
+              <m:t>2</m:t>
             </m:r>
             <m:r>
               <m:rPr>
@@ -11528,7 +13270,7 @@
               <m:t>,</m:t>
             </m:r>
             <m:r>
-              <m:t>2</m:t>
+              <m:t>3</m:t>
             </m:r>
             <m:r>
               <m:rPr>
@@ -11537,10 +13279,25 @@
               <m:t>,</m:t>
             </m:r>
             <m:r>
+              <m:t>4</m:t>
+            </m:r>
+            <m:r>
               <m:rPr>
                 <m:sty m:val="p"/>
               </m:rPr>
-              <m:t>…</m:t>
+              <m:t>,</m:t>
+            </m:r>
+            <m:r>
+              <m:t>5</m:t>
+            </m:r>
+            <m:r>
+              <m:rPr>
+                <m:sty m:val="p"/>
+              </m:rPr>
+              <m:t>,</m:t>
+            </m:r>
+            <m:r>
+              <m:t>6</m:t>
             </m:r>
           </m:e>
         </m:d>
@@ -11552,57 +13309,7 @@
         <w:t xml:space="preserve"> </w:t>
       </w:r>
       <w:r>
-        <w:t xml:space="preserve">are countably infinite:</w:t>
-      </w:r>
-      <w:r>
-        <w:t xml:space="preserve"> </w:t>
-      </w:r>
-      <w:r>
-        <w:t xml:space="preserve">the sequence</w:t>
-      </w:r>
-      <w:r>
-        <w:t xml:space="preserve"> </w:t>
-      </w:r>
-      <m:oMath>
-        <m:r>
-          <m:t>0</m:t>
-        </m:r>
-        <m:r>
-          <m:rPr>
-            <m:sty m:val="p"/>
-          </m:rPr>
-          <m:t>,</m:t>
-        </m:r>
-        <m:r>
-          <m:t>1</m:t>
-        </m:r>
-        <m:r>
-          <m:rPr>
-            <m:sty m:val="p"/>
-          </m:rPr>
-          <m:t>,</m:t>
-        </m:r>
-        <m:r>
-          <m:t>2</m:t>
-        </m:r>
-        <m:r>
-          <m:rPr>
-            <m:sty m:val="p"/>
-          </m:rPr>
-          <m:t>,</m:t>
-        </m:r>
-        <m:r>
-          <m:rPr>
-            <m:sty m:val="p"/>
-          </m:rPr>
-          <m:t>…</m:t>
-        </m:r>
-      </m:oMath>
-      <w:r>
-        <w:t xml:space="preserve"> </w:t>
-      </w:r>
-      <w:r>
-        <w:t xml:space="preserve">lists them.</w:t>
+        <w:t xml:space="preserve">is countable, because it is finite.</w:t>
       </w:r>
     </w:p>
     <w:p>
@@ -11610,7 +13317,7 @@
         <w:pStyle w:val="Compact"/>
         <w:numPr>
           <w:ilvl w:val="0"/>
-          <w:numId w:val="1011"/>
+          <w:numId w:val="1012"/>
         </w:numPr>
       </w:pPr>
       <w:r>
@@ -11619,7 +13326,140 @@
       <w:r>
         <w:t xml:space="preserve"> </w:t>
       </w:r>
-      <w:hyperlink r:id="rId53">
+      <w:hyperlink r:id="rId65">
+        <w:r>
+          <w:rPr>
+            <w:rStyle w:val="Hyperlink"/>
+          </w:rPr>
+          <w:t xml:space="preserve">non-negative integers</w:t>
+        </w:r>
+      </w:hyperlink>
+      <w:r>
+        <w:t xml:space="preserve"> </w:t>
+      </w:r>
+      <m:oMath>
+        <m:r>
+          <m:t>​</m:t>
+        </m:r>
+        <m:d>
+          <m:dPr>
+            <m:begChr m:val="{"/>
+            <m:sepChr m:val=""/>
+            <m:endChr m:val="}"/>
+            <m:grow/>
+          </m:dPr>
+          <m:e>
+            <m:r>
+              <m:t>0</m:t>
+            </m:r>
+            <m:r>
+              <m:rPr>
+                <m:sty m:val="p"/>
+              </m:rPr>
+              <m:t>,</m:t>
+            </m:r>
+            <m:r>
+              <m:t>1</m:t>
+            </m:r>
+            <m:r>
+              <m:rPr>
+                <m:sty m:val="p"/>
+              </m:rPr>
+              <m:t>,</m:t>
+            </m:r>
+            <m:r>
+              <m:t>2</m:t>
+            </m:r>
+            <m:r>
+              <m:rPr>
+                <m:sty m:val="p"/>
+              </m:rPr>
+              <m:t>,</m:t>
+            </m:r>
+            <m:r>
+              <m:rPr>
+                <m:sty m:val="p"/>
+              </m:rPr>
+              <m:t>…</m:t>
+            </m:r>
+          </m:e>
+        </m:d>
+        <m:r>
+          <m:t>​</m:t>
+        </m:r>
+      </m:oMath>
+      <w:r>
+        <w:t xml:space="preserve"> </w:t>
+      </w:r>
+      <w:r>
+        <w:t xml:space="preserve">are countably infinite:</w:t>
+      </w:r>
+      <w:r>
+        <w:t xml:space="preserve"> </w:t>
+      </w:r>
+      <w:r>
+        <w:t xml:space="preserve">the sequence</w:t>
+      </w:r>
+      <w:r>
+        <w:t xml:space="preserve"> </w:t>
+      </w:r>
+      <m:oMath>
+        <m:r>
+          <m:t>0</m:t>
+        </m:r>
+        <m:r>
+          <m:rPr>
+            <m:sty m:val="p"/>
+          </m:rPr>
+          <m:t>,</m:t>
+        </m:r>
+        <m:r>
+          <m:t>1</m:t>
+        </m:r>
+        <m:r>
+          <m:rPr>
+            <m:sty m:val="p"/>
+          </m:rPr>
+          <m:t>,</m:t>
+        </m:r>
+        <m:r>
+          <m:t>2</m:t>
+        </m:r>
+        <m:r>
+          <m:rPr>
+            <m:sty m:val="p"/>
+          </m:rPr>
+          <m:t>,</m:t>
+        </m:r>
+        <m:r>
+          <m:rPr>
+            <m:sty m:val="p"/>
+          </m:rPr>
+          <m:t>…</m:t>
+        </m:r>
+      </m:oMath>
+      <w:r>
+        <w:t xml:space="preserve"> </w:t>
+      </w:r>
+      <w:r>
+        <w:t xml:space="preserve">lists them.</w:t>
+      </w:r>
+    </w:p>
+    <w:p>
+      <w:pPr>
+        <w:pStyle w:val="Compact"/>
+        <w:numPr>
+          <w:ilvl w:val="0"/>
+          <w:numId w:val="1012"/>
+        </w:numPr>
+      </w:pPr>
+      <w:r>
+        <w:t xml:space="preserve">The</w:t>
+      </w:r>
+      <w:r>
+        <w:t xml:space="preserve"> </w:t>
+      </w:r>
+      <w:hyperlink r:id="rId66">
         <w:r>
           <w:rPr>
             <w:rStyle w:val="Hyperlink"/>
@@ -11738,8 +13578,8 @@
         <w:t xml:space="preserve">lists every one of them.</w:t>
       </w:r>
     </w:p>
-    <w:bookmarkEnd w:id="54"/>
-    <w:bookmarkStart w:id="55" w:name="thm-interval-uncountable"/>
+    <w:bookmarkEnd w:id="67"/>
+    <w:bookmarkStart w:id="68" w:name="thm-interval-uncountable"/>
     <w:p>
       <w:pPr>
         <w:pStyle w:val="FirstParagraph"/>
@@ -11807,8 +13647,8 @@
         <w:t xml:space="preserve">.</w:t>
       </w:r>
     </w:p>
-    <w:bookmarkEnd w:id="55"/>
-    <w:bookmarkStart w:id="59" w:name="rem-cantor-diagonal"/>
+    <w:bookmarkEnd w:id="68"/>
+    <w:bookmarkStart w:id="72" w:name="rem-cantor-diagonal"/>
     <w:p>
       <w:pPr>
         <w:pStyle w:val="BodyText"/>
@@ -11818,7 +13658,7 @@
           <w:i/>
           <w:iCs/>
         </w:rPr>
-        <w:t xml:space="preserve">Remark 7</w:t>
+        <w:t xml:space="preserve">Remark 8</w:t>
       </w:r>
       <w:r>
         <w:t xml:space="preserve"> (Cantor’s diagonal argument). </w:t>
@@ -11829,7 +13669,7 @@
       <w:r>
         <w:t xml:space="preserve"> </w:t>
       </w:r>
-      <w:hyperlink r:id="rId56">
+      <w:hyperlink r:id="rId69">
         <w:r>
           <w:rPr>
             <w:rStyle w:val="Hyperlink"/>
@@ -11925,7 +13765,7 @@
       <w:r>
         <w:t xml:space="preserve"> </w:t>
       </w:r>
-      <w:hyperlink r:id="rId57">
+      <w:hyperlink r:id="rId70">
         <w:r>
           <w:rPr>
             <w:rStyle w:val="Hyperlink"/>
@@ -12034,7 +13874,7 @@
       <w:r>
         <w:t xml:space="preserve"> </w:t>
       </w:r>
-      <w:hyperlink r:id="rId58">
+      <w:hyperlink r:id="rId71">
         <w:r>
           <w:rPr>
             <w:rStyle w:val="Hyperlink"/>
@@ -12261,9 +14101,9 @@
         <w:t xml:space="preserve">and from the third in the third digit.</w:t>
       </w:r>
     </w:p>
-    <w:bookmarkEnd w:id="59"/>
-    <w:bookmarkEnd w:id="60"/>
-    <w:bookmarkStart w:id="64" w:name="references"/>
+    <w:bookmarkEnd w:id="72"/>
+    <w:bookmarkEnd w:id="73"/>
+    <w:bookmarkStart w:id="77" w:name="references"/>
     <w:p>
       <w:pPr>
         <w:pStyle w:val="Heading2"/>
@@ -12272,8 +14112,8 @@
         <w:t xml:space="preserve">References</w:t>
       </w:r>
     </w:p>
-    <w:bookmarkStart w:id="63" w:name="refs"/>
-    <w:bookmarkStart w:id="62" w:name="ref-halmos1974naive"/>
+    <w:bookmarkStart w:id="76" w:name="refs"/>
+    <w:bookmarkStart w:id="75" w:name="ref-halmos1974naive"/>
     <w:p>
       <w:pPr>
         <w:pStyle w:val="Bibliography"/>
@@ -12297,7 +14137,7 @@
       <w:r>
         <w:t xml:space="preserve"> </w:t>
       </w:r>
-      <w:hyperlink r:id="rId61">
+      <w:hyperlink r:id="rId74">
         <w:r>
           <w:rPr>
             <w:rStyle w:val="Hyperlink"/>
@@ -12309,9 +14149,9 @@
         <w:t xml:space="preserve">.</w:t>
       </w:r>
     </w:p>
-    <w:bookmarkEnd w:id="62"/>
-    <w:bookmarkEnd w:id="63"/>
-    <w:bookmarkEnd w:id="64"/>
+    <w:bookmarkEnd w:id="75"/>
+    <w:bookmarkEnd w:id="76"/>
+    <w:bookmarkEnd w:id="77"/>
     <w:sectPr>
       <w:footnotePr>
         <w:numRestart w:val="eachSect"/>
@@ -12671,6 +14511,9 @@
     <w:abstractNumId w:val="991"/>
   </w:num>
   <w:num w:numId="1011">
+    <w:abstractNumId w:val="991"/>
+  </w:num>
+  <w:num w:numId="1012">
     <w:abstractNumId w:val="991"/>
   </w:num>
 </w:numbering>

--- a/pr-preview/pr-334/functions.docx
+++ b/pr-preview/pr-334/functions.docx
@@ -15,7 +15,7 @@
         <w:pStyle w:val="Date"/>
       </w:pPr>
       <w:r>
-        <w:t xml:space="preserve">Last modified: 2026-10-16 22:37:53 (PDT)</w:t>
+        <w:t xml:space="preserve">Last modified: 2026-10-17 00:42:20 (PDT)</w:t>
       </w:r>
     </w:p>
     <w:p>

--- a/pr-preview/pr-334/functions.docx
+++ b/pr-preview/pr-334/functions.docx
@@ -15,7 +15,7 @@
         <w:pStyle w:val="Date"/>
       </w:pPr>
       <w:r>
-        <w:t xml:space="preserve">Last modified: 2026-10-17 00:42:20 (PDT)</w:t>
+        <w:t xml:space="preserve">Last modified: 2026-10-17 02:08:29 (PDT)</w:t>
       </w:r>
     </w:p>
     <w:p>
